--- a/courts/seventh-circuit/court-of-appeals/reply-brief/usage/OUTPUT-reply-brief.docx
+++ b/courts/seventh-circuit/court-of-appeals/reply-brief/usage/OUTPUT-reply-brief.docx
@@ -412,25 +412,52 @@
               <w:br/>
             </w:r>
             <w:r>
-              <w:t xml:space="preserve">(application</w:t>
-            </w:r>
-            <w:r>
-              <w:t xml:space="preserve"> </w:t>
-            </w:r>
-            <w:r>
+              <w:t xml:space="preserve">(</w:t>
+            </w:r>
+            <w:r>
+              <w:rPr>
+                <w:i/>
+              </w:rPr>
+              <w:t xml:space="preserve">application</w:t>
+            </w:r>
+            <w:r>
+              <w:rPr>
+                <w:i/>
+              </w:rPr>
+              <w:t xml:space="preserve"> </w:t>
+            </w:r>
+            <w:r>
+              <w:rPr>
+                <w:i/>
+              </w:rPr>
               <w:t xml:space="preserve">for</w:t>
             </w:r>
             <w:r>
-              <w:t xml:space="preserve"> </w:t>
-            </w:r>
-            <w:r>
+              <w:rPr>
+                <w:i/>
+              </w:rPr>
+              <w:t xml:space="preserve"> </w:t>
+            </w:r>
+            <w:r>
+              <w:rPr>
+                <w:i/>
+              </w:rPr>
               <w:t xml:space="preserve">admission</w:t>
             </w:r>
             <w:r>
-              <w:t xml:space="preserve"> </w:t>
-            </w:r>
-            <w:r>
-              <w:t xml:space="preserve">pending)</w:t>
+              <w:rPr>
+                <w:i/>
+              </w:rPr>
+              <w:t xml:space="preserve"> </w:t>
+            </w:r>
+            <w:r>
+              <w:rPr>
+                <w:i/>
+              </w:rPr>
+              <w:t xml:space="preserve">pending</w:t>
+            </w:r>
+            <w:r>
+              <w:t xml:space="preserve">)</w:t>
             </w:r>
             <w:r>
               <w:br/>
@@ -454,25 +481,52 @@
               <w:br/>
             </w:r>
             <w:r>
-              <w:t xml:space="preserve">(admission</w:t>
-            </w:r>
-            <w:r>
-              <w:t xml:space="preserve"> </w:t>
-            </w:r>
-            <w:r>
+              <w:t xml:space="preserve">(</w:t>
+            </w:r>
+            <w:r>
+              <w:rPr>
+                <w:i/>
+              </w:rPr>
+              <w:t xml:space="preserve">admission</w:t>
+            </w:r>
+            <w:r>
+              <w:rPr>
+                <w:i/>
+              </w:rPr>
+              <w:t xml:space="preserve"> </w:t>
+            </w:r>
+            <w:r>
+              <w:rPr>
+                <w:i/>
+              </w:rPr>
               <w:t xml:space="preserve">for</w:t>
             </w:r>
             <w:r>
-              <w:t xml:space="preserve"> </w:t>
-            </w:r>
-            <w:r>
+              <w:rPr>
+                <w:i/>
+              </w:rPr>
+              <w:t xml:space="preserve"> </w:t>
+            </w:r>
+            <w:r>
+              <w:rPr>
+                <w:i/>
+              </w:rPr>
               <w:t xml:space="preserve">application</w:t>
             </w:r>
             <w:r>
-              <w:t xml:space="preserve"> </w:t>
-            </w:r>
-            <w:r>
-              <w:t xml:space="preserve">pending)</w:t>
+              <w:rPr>
+                <w:i/>
+              </w:rPr>
+              <w:t xml:space="preserve"> </w:t>
+            </w:r>
+            <w:r>
+              <w:rPr>
+                <w:i/>
+              </w:rPr>
+              <w:t xml:space="preserve">pending</w:t>
+            </w:r>
+            <w:r>
+              <w:t xml:space="preserve">)</w:t>
             </w:r>
             <w:r>
               <w:br/>
@@ -1379,7 +1433,10 @@
     </w:p>
     <w:p>
       <w:pPr>
+        <w:spacing w:before="0" w:after="0" w:line="20" w:lineRule="exact"/>
         <w:sectPr>
+          <w:footerReference w:type="default" r:id="rIdFtrNone"/>
+          <w:type w:val="nextPage"/>
           <w:pgSz w:w="12240" w:h="15840"/>
           <w:pgMar w:top="1440" w:right="1440" w:bottom="1440" w:left="1440" w:header="720" w:footer="720" w:gutter="0"/>
           <w:pgNumType w:fmt="lowerRoman" w:start="1"/>
@@ -1818,10 +1875,304 @@
     </w:p>
     <w:p>
       <w:pPr>
+        <w:pStyle w:val="CATocS2"/>
+      </w:pPr>
+      <w:r>
+        <w:t xml:space="preserve">B.</w:t>
+      </w:r>
+      <w:r>
+        <w:tab/>
+      </w:r>
+      <w:r>
+        <w:t xml:space="preserve">Even</w:t>
+      </w:r>
+      <w:r>
+        <w:t xml:space="preserve"> </w:t>
+      </w:r>
+      <w:r>
+        <w:t xml:space="preserve">if</w:t>
+      </w:r>
+      <w:r>
+        <w:t xml:space="preserve"> </w:t>
+      </w:r>
+      <w:r>
+        <w:t xml:space="preserve">the</w:t>
+      </w:r>
+      <w:r>
+        <w:t xml:space="preserve"> </w:t>
+      </w:r>
+      <w:r>
+        <w:t xml:space="preserve">Department</w:t>
+      </w:r>
+      <w:r>
+        <w:t xml:space="preserve"> </w:t>
+      </w:r>
+      <w:r>
+        <w:t xml:space="preserve">Was</w:t>
+      </w:r>
+      <w:r>
+        <w:t xml:space="preserve"> </w:t>
+      </w:r>
+      <w:r>
+        <w:t xml:space="preserve">Enforcing</w:t>
+      </w:r>
+      <w:r>
+        <w:t xml:space="preserve"> </w:t>
+      </w:r>
+      <w:r>
+        <w:t xml:space="preserve">a</w:t>
+      </w:r>
+      <w:r>
+        <w:t xml:space="preserve"> </w:t>
+      </w:r>
+      <w:r>
+        <w:t xml:space="preserve">Funding</w:t>
+      </w:r>
+      <w:r>
+        <w:t xml:space="preserve"> </w:t>
+      </w:r>
+      <w:r>
+        <w:t xml:space="preserve">Condition</w:t>
+      </w:r>
+      <w:r>
+        <w:t xml:space="preserve"> </w:t>
+      </w:r>
+      <w:r>
+        <w:t xml:space="preserve">Imposed</w:t>
+      </w:r>
+      <w:r>
+        <w:t xml:space="preserve"> </w:t>
+      </w:r>
+      <w:r>
+        <w:t xml:space="preserve">by</w:t>
+      </w:r>
+      <w:r>
+        <w:t xml:space="preserve"> </w:t>
+      </w:r>
+      <w:r>
+        <w:t xml:space="preserve">Congress,</w:t>
+      </w:r>
+      <w:r>
+        <w:t xml:space="preserve"> </w:t>
+      </w:r>
+      <w:r>
+        <w:t xml:space="preserve">Such</w:t>
+      </w:r>
+      <w:r>
+        <w:t xml:space="preserve"> </w:t>
+      </w:r>
+      <w:r>
+        <w:t xml:space="preserve">a</w:t>
+      </w:r>
+      <w:r>
+        <w:t xml:space="preserve"> </w:t>
+      </w:r>
+      <w:r>
+        <w:t xml:space="preserve">Funding</w:t>
+      </w:r>
+      <w:r>
+        <w:t xml:space="preserve"> </w:t>
+      </w:r>
+      <w:r>
+        <w:t xml:space="preserve">Condition</w:t>
+      </w:r>
+      <w:r>
+        <w:t xml:space="preserve"> </w:t>
+      </w:r>
+      <w:r>
+        <w:t xml:space="preserve">Is</w:t>
+      </w:r>
+      <w:r>
+        <w:t xml:space="preserve"> </w:t>
+      </w:r>
+      <w:r>
+        <w:t xml:space="preserve">Viewpoint</w:t>
+      </w:r>
+      <w:r>
+        <w:t xml:space="preserve"> </w:t>
+      </w:r>
+      <w:r>
+        <w:t xml:space="preserve">Discrimination</w:t>
+      </w:r>
+      <w:r>
+        <w:t xml:space="preserve"> </w:t>
+      </w:r>
+      <w:r>
+        <w:t xml:space="preserve">Prohibited</w:t>
+      </w:r>
+      <w:r>
+        <w:t xml:space="preserve"> </w:t>
+      </w:r>
+      <w:r>
+        <w:t xml:space="preserve">Under</w:t>
+      </w:r>
+      <w:r>
+        <w:t xml:space="preserve"> </w:t>
+      </w:r>
+      <w:r>
+        <w:t xml:space="preserve">the</w:t>
+      </w:r>
+      <w:r>
+        <w:t xml:space="preserve"> </w:t>
+      </w:r>
+      <w:r>
+        <w:t xml:space="preserve">Selective-Subsidy</w:t>
+      </w:r>
+      <w:r>
+        <w:t xml:space="preserve"> </w:t>
+      </w:r>
+      <w:r>
+        <w:t xml:space="preserve">Cases.</w:t>
+      </w:r>
+      <w:r>
+        <w:tab/>
+      </w:r>
+      <w:r>
+        <w:t xml:space="preserve">7</w:t>
+      </w:r>
+    </w:p>
+    <w:p>
+      <w:pPr>
+        <w:pStyle w:val="CATocS2"/>
+      </w:pPr>
+      <w:r>
+        <w:t xml:space="preserve">C.</w:t>
+      </w:r>
+      <w:r>
+        <w:tab/>
+      </w:r>
+      <w:r>
+        <w:t xml:space="preserve">Plaintiffs</w:t>
+      </w:r>
+      <w:r>
+        <w:t xml:space="preserve"> </w:t>
+      </w:r>
+      <w:r>
+        <w:t xml:space="preserve">Did</w:t>
+      </w:r>
+      <w:r>
+        <w:t xml:space="preserve"> </w:t>
+      </w:r>
+      <w:r>
+        <w:t xml:space="preserve">Not</w:t>
+      </w:r>
+      <w:r>
+        <w:t xml:space="preserve"> </w:t>
+      </w:r>
+      <w:r>
+        <w:t xml:space="preserve">Waive</w:t>
+      </w:r>
+      <w:r>
+        <w:t xml:space="preserve"> </w:t>
+      </w:r>
+      <w:r>
+        <w:t xml:space="preserve">Their</w:t>
+      </w:r>
+      <w:r>
+        <w:t xml:space="preserve"> </w:t>
+      </w:r>
+      <w:r>
+        <w:t xml:space="preserve">Argument.</w:t>
+      </w:r>
+      <w:r>
+        <w:tab/>
+      </w:r>
+      <w:r>
+        <w:t xml:space="preserve">7</w:t>
+      </w:r>
+    </w:p>
+    <w:p>
+      <w:pPr>
         <w:pStyle w:val="CATocS1"/>
       </w:pPr>
       <w:r>
         <w:t xml:space="preserve">III.</w:t>
+      </w:r>
+      <w:r>
+        <w:tab/>
+      </w:r>
+      <w:r>
+        <w:t xml:space="preserve">The</w:t>
+      </w:r>
+      <w:r>
+        <w:t xml:space="preserve"> </w:t>
+      </w:r>
+      <w:r>
+        <w:t xml:space="preserve">Court</w:t>
+      </w:r>
+      <w:r>
+        <w:t xml:space="preserve"> </w:t>
+      </w:r>
+      <w:r>
+        <w:t xml:space="preserve">Erred</w:t>
+      </w:r>
+      <w:r>
+        <w:t xml:space="preserve"> </w:t>
+      </w:r>
+      <w:r>
+        <w:t xml:space="preserve">in</w:t>
+      </w:r>
+      <w:r>
+        <w:t xml:space="preserve"> </w:t>
+      </w:r>
+      <w:r>
+        <w:t xml:space="preserve">Failing</w:t>
+      </w:r>
+      <w:r>
+        <w:t xml:space="preserve"> </w:t>
+      </w:r>
+      <w:r>
+        <w:t xml:space="preserve">to</w:t>
+      </w:r>
+      <w:r>
+        <w:t xml:space="preserve"> </w:t>
+      </w:r>
+      <w:r>
+        <w:t xml:space="preserve">Make</w:t>
+      </w:r>
+      <w:r>
+        <w:t xml:space="preserve"> </w:t>
+      </w:r>
+      <w:r>
+        <w:t xml:space="preserve">any</w:t>
+      </w:r>
+      <w:r>
+        <w:t xml:space="preserve"> </w:t>
+      </w:r>
+      <w:r>
+        <w:t xml:space="preserve">Findings</w:t>
+      </w:r>
+      <w:r>
+        <w:t xml:space="preserve"> </w:t>
+      </w:r>
+      <w:r>
+        <w:t xml:space="preserve">of</w:t>
+      </w:r>
+      <w:r>
+        <w:t xml:space="preserve"> </w:t>
+      </w:r>
+      <w:r>
+        <w:t xml:space="preserve">Irreparable</w:t>
+      </w:r>
+      <w:r>
+        <w:t xml:space="preserve"> </w:t>
+      </w:r>
+      <w:r>
+        <w:t xml:space="preserve">Harm.</w:t>
+      </w:r>
+      <w:r>
+        <w:tab/>
+      </w:r>
+      <w:r>
+        <w:t xml:space="preserve">7</w:t>
+      </w:r>
+    </w:p>
+    <w:p>
+      <w:pPr>
+        <w:pStyle w:val="CATocS1"/>
+      </w:pPr>
+      <w:r>
+        <w:t xml:space="preserve">IV.</w:t>
       </w:r>
       <w:r>
         <w:tab/>
@@ -2023,521 +2374,523 @@
         <w:tab/>
       </w:r>
       <w:r>
+        <w:t xml:space="preserve">6, 7</w:t>
+      </w:r>
+    </w:p>
+    <w:p>
+      <w:pPr>
+        <w:pStyle w:val="CAToaEntry"/>
+      </w:pPr>
+      <w:r>
+        <w:rPr>
+          <w:i/>
+        </w:rPr>
+        <w:t xml:space="preserve">Argyropoulos</w:t>
+      </w:r>
+      <w:r>
+        <w:rPr>
+          <w:i/>
+        </w:rPr>
+        <w:t xml:space="preserve"> </w:t>
+      </w:r>
+      <w:r>
+        <w:rPr>
+          <w:i/>
+        </w:rPr>
+        <w:t xml:space="preserve">v.</w:t>
+      </w:r>
+      <w:r>
+        <w:rPr>
+          <w:i/>
+        </w:rPr>
+        <w:t xml:space="preserve"> </w:t>
+      </w:r>
+      <w:r>
+        <w:rPr>
+          <w:i/>
+        </w:rPr>
+        <w:t xml:space="preserve">City</w:t>
+      </w:r>
+      <w:r>
+        <w:rPr>
+          <w:i/>
+        </w:rPr>
+        <w:t xml:space="preserve"> </w:t>
+      </w:r>
+      <w:r>
+        <w:rPr>
+          <w:i/>
+        </w:rPr>
+        <w:t xml:space="preserve">of</w:t>
+      </w:r>
+      <w:r>
+        <w:rPr>
+          <w:i/>
+        </w:rPr>
+        <w:t xml:space="preserve"> </w:t>
+      </w:r>
+      <w:r>
+        <w:rPr>
+          <w:i/>
+        </w:rPr>
+        <w:t xml:space="preserve">Alton</w:t>
+      </w:r>
+      <w:r>
+        <w:t xml:space="preserve">,</w:t>
+      </w:r>
+      <w:r>
+        <w:br/>
+      </w:r>
+      <w:r>
+        <w:t xml:space="preserve">539</w:t>
+      </w:r>
+      <w:r>
+        <w:t xml:space="preserve"> </w:t>
+      </w:r>
+      <w:r>
+        <w:t xml:space="preserve">F.3d</w:t>
+      </w:r>
+      <w:r>
+        <w:t xml:space="preserve"> </w:t>
+      </w:r>
+      <w:r>
+        <w:t xml:space="preserve">724</w:t>
+      </w:r>
+      <w:r>
+        <w:t xml:space="preserve"> </w:t>
+      </w:r>
+      <w:r>
+        <w:t xml:space="preserve">(7th</w:t>
+      </w:r>
+      <w:r>
+        <w:t xml:space="preserve"> </w:t>
+      </w:r>
+      <w:r>
+        <w:t xml:space="preserve">Cir.</w:t>
+      </w:r>
+      <w:r>
+        <w:t xml:space="preserve"> </w:t>
+      </w:r>
+      <w:r>
+        <w:t xml:space="preserve">2008)</w:t>
+      </w:r>
+      <w:r>
+        <w:tab/>
+      </w:r>
+      <w:r>
+        <w:t xml:space="preserve">4</w:t>
+      </w:r>
+    </w:p>
+    <w:p>
+      <w:pPr>
+        <w:pStyle w:val="CAToaEntry"/>
+      </w:pPr>
+      <w:r>
+        <w:rPr>
+          <w:i/>
+        </w:rPr>
+        <w:t xml:space="preserve">California,</w:t>
+      </w:r>
+      <w:r>
+        <w:rPr>
+          <w:i/>
+        </w:rPr>
+        <w:t xml:space="preserve"> </w:t>
+      </w:r>
+      <w:r>
+        <w:rPr>
+          <w:i/>
+        </w:rPr>
+        <w:t xml:space="preserve">et</w:t>
+      </w:r>
+      <w:r>
+        <w:rPr>
+          <w:i/>
+        </w:rPr>
+        <w:t xml:space="preserve"> </w:t>
+      </w:r>
+      <w:r>
+        <w:rPr>
+          <w:i/>
+        </w:rPr>
+        <w:t xml:space="preserve">al. v.</w:t>
+      </w:r>
+      <w:r>
+        <w:rPr>
+          <w:i/>
+        </w:rPr>
+        <w:t xml:space="preserve"> </w:t>
+      </w:r>
+      <w:r>
+        <w:rPr>
+          <w:i/>
+        </w:rPr>
+        <w:t xml:space="preserve">Dep’t</w:t>
+      </w:r>
+      <w:r>
+        <w:rPr>
+          <w:i/>
+        </w:rPr>
+        <w:t xml:space="preserve"> </w:t>
+      </w:r>
+      <w:r>
+        <w:rPr>
+          <w:i/>
+        </w:rPr>
+        <w:t xml:space="preserve">of</w:t>
+      </w:r>
+      <w:r>
+        <w:rPr>
+          <w:i/>
+        </w:rPr>
+        <w:t xml:space="preserve"> </w:t>
+      </w:r>
+      <w:r>
+        <w:rPr>
+          <w:i/>
+        </w:rPr>
+        <w:t xml:space="preserve">Ed.,</w:t>
+      </w:r>
+      <w:r>
+        <w:rPr>
+          <w:i/>
+        </w:rPr>
+        <w:t xml:space="preserve"> </w:t>
+      </w:r>
+      <w:r>
+        <w:rPr>
+          <w:i/>
+        </w:rPr>
+        <w:t xml:space="preserve">et</w:t>
+      </w:r>
+      <w:r>
+        <w:rPr>
+          <w:i/>
+        </w:rPr>
+        <w:t xml:space="preserve"> </w:t>
+      </w:r>
+      <w:r>
+        <w:rPr>
+          <w:i/>
+        </w:rPr>
+        <w:t xml:space="preserve">al.</w:t>
+      </w:r>
+      <w:r>
+        <w:t xml:space="preserve">,</w:t>
+      </w:r>
+      <w:r>
+        <w:br/>
+      </w:r>
+      <w:r>
+        <w:t xml:space="preserve">No. 25-CV-10548,</w:t>
+      </w:r>
+      <w:r>
+        <w:t xml:space="preserve"> </w:t>
+      </w:r>
+      <w:r>
+        <w:t xml:space="preserve">Mem.</w:t>
+      </w:r>
+      <w:r>
+        <w:t xml:space="preserve"> </w:t>
+      </w:r>
+      <w:r>
+        <w:t xml:space="preserve">and</w:t>
+      </w:r>
+      <w:r>
+        <w:t xml:space="preserve"> </w:t>
+      </w:r>
+      <w:r>
+        <w:t xml:space="preserve">Order,</w:t>
+      </w:r>
+      <w:r>
+        <w:t xml:space="preserve"> </w:t>
+      </w:r>
+      <w:r>
+        <w:t xml:space="preserve">ECF</w:t>
+      </w:r>
+      <w:r>
+        <w:t xml:space="preserve"> </w:t>
+      </w:r>
+      <w:r>
+        <w:t xml:space="preserve">No. 176</w:t>
+      </w:r>
+      <w:r>
+        <w:t xml:space="preserve"> </w:t>
+      </w:r>
+      <w:r>
+        <w:t xml:space="preserve">(D.</w:t>
+      </w:r>
+      <w:r>
+        <w:t xml:space="preserve"> </w:t>
+      </w:r>
+      <w:r>
+        <w:t xml:space="preserve">Mass.</w:t>
+      </w:r>
+      <w:r>
+        <w:t xml:space="preserve"> </w:t>
+      </w:r>
+      <w:r>
+        <w:t xml:space="preserve">Sept. 17,</w:t>
+      </w:r>
+      <w:r>
+        <w:t xml:space="preserve"> </w:t>
+      </w:r>
+      <w:r>
+        <w:t xml:space="preserve">2026)</w:t>
+      </w:r>
+      <w:r>
+        <w:tab/>
+      </w:r>
+      <w:r>
+        <w:t xml:space="preserve">2</w:t>
+      </w:r>
+    </w:p>
+    <w:p>
+      <w:pPr>
+        <w:pStyle w:val="CAToaEntry"/>
+      </w:pPr>
+      <w:r>
+        <w:rPr>
+          <w:i/>
+        </w:rPr>
+        <w:t xml:space="preserve">FKFJ,</w:t>
+      </w:r>
+      <w:r>
+        <w:rPr>
+          <w:i/>
+        </w:rPr>
+        <w:t xml:space="preserve"> </w:t>
+      </w:r>
+      <w:r>
+        <w:rPr>
+          <w:i/>
+        </w:rPr>
+        <w:t xml:space="preserve">Inc. v.</w:t>
+      </w:r>
+      <w:r>
+        <w:rPr>
+          <w:i/>
+        </w:rPr>
+        <w:t xml:space="preserve"> </w:t>
+      </w:r>
+      <w:r>
+        <w:rPr>
+          <w:i/>
+        </w:rPr>
+        <w:t xml:space="preserve">Village</w:t>
+      </w:r>
+      <w:r>
+        <w:rPr>
+          <w:i/>
+        </w:rPr>
+        <w:t xml:space="preserve"> </w:t>
+      </w:r>
+      <w:r>
+        <w:rPr>
+          <w:i/>
+        </w:rPr>
+        <w:t xml:space="preserve">of</w:t>
+      </w:r>
+      <w:r>
+        <w:rPr>
+          <w:i/>
+        </w:rPr>
+        <w:t xml:space="preserve"> </w:t>
+      </w:r>
+      <w:r>
+        <w:rPr>
+          <w:i/>
+        </w:rPr>
+        <w:t xml:space="preserve">Worth</w:t>
+      </w:r>
+      <w:r>
+        <w:t xml:space="preserve">,</w:t>
+      </w:r>
+      <w:r>
+        <w:br/>
+      </w:r>
+      <w:r>
+        <w:t xml:space="preserve">11</w:t>
+      </w:r>
+      <w:r>
+        <w:t xml:space="preserve"> </w:t>
+      </w:r>
+      <w:r>
+        <w:t xml:space="preserve">F.4th</w:t>
+      </w:r>
+      <w:r>
+        <w:t xml:space="preserve"> </w:t>
+      </w:r>
+      <w:r>
+        <w:t xml:space="preserve">574</w:t>
+      </w:r>
+      <w:r>
+        <w:t xml:space="preserve"> </w:t>
+      </w:r>
+      <w:r>
+        <w:t xml:space="preserve">(7th</w:t>
+      </w:r>
+      <w:r>
+        <w:t xml:space="preserve"> </w:t>
+      </w:r>
+      <w:r>
+        <w:t xml:space="preserve">Cir.</w:t>
+      </w:r>
+      <w:r>
+        <w:t xml:space="preserve"> </w:t>
+      </w:r>
+      <w:r>
+        <w:t xml:space="preserve">2021)</w:t>
+      </w:r>
+      <w:r>
+        <w:tab/>
+      </w:r>
+      <w:r>
+        <w:t xml:space="preserve">5</w:t>
+      </w:r>
+    </w:p>
+    <w:p>
+      <w:pPr>
+        <w:pStyle w:val="CAToaEntry"/>
+      </w:pPr>
+      <w:r>
+        <w:rPr>
+          <w:i/>
+        </w:rPr>
+        <w:t xml:space="preserve">Nieves</w:t>
+      </w:r>
+      <w:r>
+        <w:rPr>
+          <w:i/>
+        </w:rPr>
+        <w:t xml:space="preserve"> </w:t>
+      </w:r>
+      <w:r>
+        <w:rPr>
+          <w:i/>
+        </w:rPr>
+        <w:t xml:space="preserve">v.</w:t>
+      </w:r>
+      <w:r>
+        <w:rPr>
+          <w:i/>
+        </w:rPr>
+        <w:t xml:space="preserve"> </w:t>
+      </w:r>
+      <w:r>
+        <w:rPr>
+          <w:i/>
+        </w:rPr>
+        <w:t xml:space="preserve">Bartlett</w:t>
+      </w:r>
+      <w:r>
+        <w:t xml:space="preserve">,</w:t>
+      </w:r>
+      <w:r>
+        <w:br/>
+      </w:r>
+      <w:r>
+        <w:t xml:space="preserve">587</w:t>
+      </w:r>
+      <w:r>
+        <w:t xml:space="preserve"> </w:t>
+      </w:r>
+      <w:r>
+        <w:t xml:space="preserve">U.S.</w:t>
+      </w:r>
+      <w:r>
+        <w:t xml:space="preserve"> </w:t>
+      </w:r>
+      <w:r>
+        <w:t xml:space="preserve">391</w:t>
+      </w:r>
+      <w:r>
+        <w:t xml:space="preserve"> </w:t>
+      </w:r>
+      <w:r>
+        <w:t xml:space="preserve">(2019)</w:t>
+      </w:r>
+      <w:r>
+        <w:tab/>
+      </w:r>
+      <w:r>
+        <w:t xml:space="preserve">5</w:t>
+      </w:r>
+    </w:p>
+    <w:p>
+      <w:pPr>
+        <w:pStyle w:val="CAToaEntry"/>
+      </w:pPr>
+      <w:r>
+        <w:rPr>
+          <w:i/>
+        </w:rPr>
+        <w:t xml:space="preserve">Rust</w:t>
+      </w:r>
+      <w:r>
+        <w:rPr>
+          <w:i/>
+        </w:rPr>
+        <w:t xml:space="preserve"> </w:t>
+      </w:r>
+      <w:r>
+        <w:rPr>
+          <w:i/>
+        </w:rPr>
+        <w:t xml:space="preserve">v.</w:t>
+      </w:r>
+      <w:r>
+        <w:rPr>
+          <w:i/>
+        </w:rPr>
+        <w:t xml:space="preserve"> </w:t>
+      </w:r>
+      <w:r>
+        <w:rPr>
+          <w:i/>
+        </w:rPr>
+        <w:t xml:space="preserve">Sullivan</w:t>
+      </w:r>
+      <w:r>
+        <w:t xml:space="preserve">,</w:t>
+      </w:r>
+      <w:r>
+        <w:br/>
+      </w:r>
+      <w:r>
+        <w:t xml:space="preserve">500</w:t>
+      </w:r>
+      <w:r>
+        <w:t xml:space="preserve"> </w:t>
+      </w:r>
+      <w:r>
+        <w:t xml:space="preserve">U.S.</w:t>
+      </w:r>
+      <w:r>
+        <w:t xml:space="preserve"> </w:t>
+      </w:r>
+      <w:r>
+        <w:t xml:space="preserve">173</w:t>
+      </w:r>
+      <w:r>
+        <w:t xml:space="preserve"> </w:t>
+      </w:r>
+      <w:r>
+        <w:t xml:space="preserve">(1991)</w:t>
+      </w:r>
+      <w:r>
+        <w:tab/>
+      </w:r>
+      <w:r>
         <w:t xml:space="preserve">6</w:t>
       </w:r>
     </w:p>
     <w:p>
       <w:pPr>
-        <w:pStyle w:val="CAToaEntry"/>
-      </w:pPr>
-      <w:r>
-        <w:rPr>
-          <w:i/>
-        </w:rPr>
-        <w:t xml:space="preserve">Argyropoulos</w:t>
-      </w:r>
-      <w:r>
-        <w:rPr>
-          <w:i/>
-        </w:rPr>
-        <w:t xml:space="preserve"> </w:t>
-      </w:r>
-      <w:r>
-        <w:rPr>
-          <w:i/>
-        </w:rPr>
-        <w:t xml:space="preserve">v.</w:t>
-      </w:r>
-      <w:r>
-        <w:rPr>
-          <w:i/>
-        </w:rPr>
-        <w:t xml:space="preserve"> </w:t>
-      </w:r>
-      <w:r>
-        <w:rPr>
-          <w:i/>
-        </w:rPr>
-        <w:t xml:space="preserve">City</w:t>
-      </w:r>
-      <w:r>
-        <w:rPr>
-          <w:i/>
-        </w:rPr>
-        <w:t xml:space="preserve"> </w:t>
-      </w:r>
-      <w:r>
-        <w:rPr>
-          <w:i/>
-        </w:rPr>
-        <w:t xml:space="preserve">of</w:t>
-      </w:r>
-      <w:r>
-        <w:rPr>
-          <w:i/>
-        </w:rPr>
-        <w:t xml:space="preserve"> </w:t>
-      </w:r>
-      <w:r>
-        <w:rPr>
-          <w:i/>
-        </w:rPr>
-        <w:t xml:space="preserve">Alton</w:t>
-      </w:r>
-      <w:r>
-        <w:t xml:space="preserve">,</w:t>
-      </w:r>
-      <w:r>
-        <w:br/>
-      </w:r>
-      <w:r>
-        <w:t xml:space="preserve">539</w:t>
-      </w:r>
-      <w:r>
-        <w:t xml:space="preserve"> </w:t>
-      </w:r>
-      <w:r>
-        <w:t xml:space="preserve">F.3d</w:t>
-      </w:r>
-      <w:r>
-        <w:t xml:space="preserve"> </w:t>
-      </w:r>
-      <w:r>
-        <w:t xml:space="preserve">724</w:t>
-      </w:r>
-      <w:r>
-        <w:t xml:space="preserve"> </w:t>
-      </w:r>
-      <w:r>
-        <w:t xml:space="preserve">(7th</w:t>
-      </w:r>
-      <w:r>
-        <w:t xml:space="preserve"> </w:t>
-      </w:r>
-      <w:r>
-        <w:t xml:space="preserve">Cir.</w:t>
-      </w:r>
-      <w:r>
-        <w:t xml:space="preserve"> </w:t>
-      </w:r>
-      <w:r>
-        <w:t xml:space="preserve">2008)</w:t>
-      </w:r>
-      <w:r>
-        <w:tab/>
-      </w:r>
-      <w:r>
-        <w:t xml:space="preserve">4</w:t>
-      </w:r>
-    </w:p>
-    <w:p>
-      <w:pPr>
-        <w:pStyle w:val="CAToaEntry"/>
-      </w:pPr>
-      <w:r>
-        <w:rPr>
-          <w:i/>
-        </w:rPr>
-        <w:t xml:space="preserve">California,</w:t>
-      </w:r>
-      <w:r>
-        <w:rPr>
-          <w:i/>
-        </w:rPr>
-        <w:t xml:space="preserve"> </w:t>
-      </w:r>
-      <w:r>
-        <w:rPr>
-          <w:i/>
-        </w:rPr>
-        <w:t xml:space="preserve">et</w:t>
-      </w:r>
-      <w:r>
-        <w:rPr>
-          <w:i/>
-        </w:rPr>
-        <w:t xml:space="preserve"> </w:t>
-      </w:r>
-      <w:r>
-        <w:rPr>
-          <w:i/>
-        </w:rPr>
-        <w:t xml:space="preserve">al. v.</w:t>
-      </w:r>
-      <w:r>
-        <w:rPr>
-          <w:i/>
-        </w:rPr>
-        <w:t xml:space="preserve"> </w:t>
-      </w:r>
-      <w:r>
-        <w:rPr>
-          <w:i/>
-        </w:rPr>
-        <w:t xml:space="preserve">Dep’t</w:t>
-      </w:r>
-      <w:r>
-        <w:rPr>
-          <w:i/>
-        </w:rPr>
-        <w:t xml:space="preserve"> </w:t>
-      </w:r>
-      <w:r>
-        <w:rPr>
-          <w:i/>
-        </w:rPr>
-        <w:t xml:space="preserve">of</w:t>
-      </w:r>
-      <w:r>
-        <w:rPr>
-          <w:i/>
-        </w:rPr>
-        <w:t xml:space="preserve"> </w:t>
-      </w:r>
-      <w:r>
-        <w:rPr>
-          <w:i/>
-        </w:rPr>
-        <w:t xml:space="preserve">Ed.,</w:t>
-      </w:r>
-      <w:r>
-        <w:rPr>
-          <w:i/>
-        </w:rPr>
-        <w:t xml:space="preserve"> </w:t>
-      </w:r>
-      <w:r>
-        <w:rPr>
-          <w:i/>
-        </w:rPr>
-        <w:t xml:space="preserve">et</w:t>
-      </w:r>
-      <w:r>
-        <w:rPr>
-          <w:i/>
-        </w:rPr>
-        <w:t xml:space="preserve"> </w:t>
-      </w:r>
-      <w:r>
-        <w:rPr>
-          <w:i/>
-        </w:rPr>
-        <w:t xml:space="preserve">al.</w:t>
-      </w:r>
-      <w:r>
-        <w:t xml:space="preserve">,</w:t>
-      </w:r>
-      <w:r>
-        <w:br/>
-      </w:r>
-      <w:r>
-        <w:t xml:space="preserve">No. 25-CV-10548,</w:t>
-      </w:r>
-      <w:r>
-        <w:t xml:space="preserve"> </w:t>
-      </w:r>
-      <w:r>
-        <w:t xml:space="preserve">Mem.</w:t>
-      </w:r>
-      <w:r>
-        <w:t xml:space="preserve"> </w:t>
-      </w:r>
-      <w:r>
-        <w:t xml:space="preserve">and</w:t>
-      </w:r>
-      <w:r>
-        <w:t xml:space="preserve"> </w:t>
-      </w:r>
-      <w:r>
-        <w:t xml:space="preserve">Order,</w:t>
-      </w:r>
-      <w:r>
-        <w:t xml:space="preserve"> </w:t>
-      </w:r>
-      <w:r>
-        <w:t xml:space="preserve">ECF</w:t>
-      </w:r>
-      <w:r>
-        <w:t xml:space="preserve"> </w:t>
-      </w:r>
-      <w:r>
-        <w:t xml:space="preserve">No. 176</w:t>
-      </w:r>
-      <w:r>
-        <w:t xml:space="preserve"> </w:t>
-      </w:r>
-      <w:r>
-        <w:t xml:space="preserve">(D.</w:t>
-      </w:r>
-      <w:r>
-        <w:t xml:space="preserve"> </w:t>
-      </w:r>
-      <w:r>
-        <w:t xml:space="preserve">Mass.</w:t>
-      </w:r>
-      <w:r>
-        <w:t xml:space="preserve"> </w:t>
-      </w:r>
-      <w:r>
-        <w:t xml:space="preserve">Sept. 17,</w:t>
-      </w:r>
-      <w:r>
-        <w:t xml:space="preserve"> </w:t>
-      </w:r>
-      <w:r>
-        <w:t xml:space="preserve">2026)</w:t>
-      </w:r>
-      <w:r>
-        <w:tab/>
-      </w:r>
-      <w:r>
-        <w:t xml:space="preserve">2</w:t>
-      </w:r>
-    </w:p>
-    <w:p>
-      <w:pPr>
-        <w:pStyle w:val="CAToaEntry"/>
-      </w:pPr>
-      <w:r>
-        <w:rPr>
-          <w:i/>
-        </w:rPr>
-        <w:t xml:space="preserve">FKFJ,</w:t>
-      </w:r>
-      <w:r>
-        <w:rPr>
-          <w:i/>
-        </w:rPr>
-        <w:t xml:space="preserve"> </w:t>
-      </w:r>
-      <w:r>
-        <w:rPr>
-          <w:i/>
-        </w:rPr>
-        <w:t xml:space="preserve">Inc. v.</w:t>
-      </w:r>
-      <w:r>
-        <w:rPr>
-          <w:i/>
-        </w:rPr>
-        <w:t xml:space="preserve"> </w:t>
-      </w:r>
-      <w:r>
-        <w:rPr>
-          <w:i/>
-        </w:rPr>
-        <w:t xml:space="preserve">Village</w:t>
-      </w:r>
-      <w:r>
-        <w:rPr>
-          <w:i/>
-        </w:rPr>
-        <w:t xml:space="preserve"> </w:t>
-      </w:r>
-      <w:r>
-        <w:rPr>
-          <w:i/>
-        </w:rPr>
-        <w:t xml:space="preserve">of</w:t>
-      </w:r>
-      <w:r>
-        <w:rPr>
-          <w:i/>
-        </w:rPr>
-        <w:t xml:space="preserve"> </w:t>
-      </w:r>
-      <w:r>
-        <w:rPr>
-          <w:i/>
-        </w:rPr>
-        <w:t xml:space="preserve">Worth</w:t>
-      </w:r>
-      <w:r>
-        <w:t xml:space="preserve">,</w:t>
-      </w:r>
-      <w:r>
-        <w:br/>
-      </w:r>
-      <w:r>
-        <w:t xml:space="preserve">11</w:t>
-      </w:r>
-      <w:r>
-        <w:t xml:space="preserve"> </w:t>
-      </w:r>
-      <w:r>
-        <w:t xml:space="preserve">F.4th</w:t>
-      </w:r>
-      <w:r>
-        <w:t xml:space="preserve"> </w:t>
-      </w:r>
-      <w:r>
-        <w:t xml:space="preserve">574</w:t>
-      </w:r>
-      <w:r>
-        <w:t xml:space="preserve"> </w:t>
-      </w:r>
-      <w:r>
-        <w:t xml:space="preserve">(7th</w:t>
-      </w:r>
-      <w:r>
-        <w:t xml:space="preserve"> </w:t>
-      </w:r>
-      <w:r>
-        <w:t xml:space="preserve">Cir.</w:t>
-      </w:r>
-      <w:r>
-        <w:t xml:space="preserve"> </w:t>
-      </w:r>
-      <w:r>
-        <w:t xml:space="preserve">2021)</w:t>
-      </w:r>
-      <w:r>
-        <w:tab/>
-      </w:r>
-      <w:r>
-        <w:t xml:space="preserve">5</w:t>
-      </w:r>
-    </w:p>
-    <w:p>
-      <w:pPr>
-        <w:pStyle w:val="CAToaEntry"/>
-      </w:pPr>
-      <w:r>
-        <w:rPr>
-          <w:i/>
-        </w:rPr>
-        <w:t xml:space="preserve">Nieves</w:t>
-      </w:r>
-      <w:r>
-        <w:rPr>
-          <w:i/>
-        </w:rPr>
-        <w:t xml:space="preserve"> </w:t>
-      </w:r>
-      <w:r>
-        <w:rPr>
-          <w:i/>
-        </w:rPr>
-        <w:t xml:space="preserve">v.</w:t>
-      </w:r>
-      <w:r>
-        <w:rPr>
-          <w:i/>
-        </w:rPr>
-        <w:t xml:space="preserve"> </w:t>
-      </w:r>
-      <w:r>
-        <w:rPr>
-          <w:i/>
-        </w:rPr>
-        <w:t xml:space="preserve">Bartlett</w:t>
-      </w:r>
-      <w:r>
-        <w:t xml:space="preserve">,</w:t>
-      </w:r>
-      <w:r>
-        <w:br/>
-      </w:r>
-      <w:r>
-        <w:t xml:space="preserve">587</w:t>
-      </w:r>
-      <w:r>
-        <w:t xml:space="preserve"> </w:t>
-      </w:r>
-      <w:r>
-        <w:t xml:space="preserve">U.S.</w:t>
-      </w:r>
-      <w:r>
-        <w:t xml:space="preserve"> </w:t>
-      </w:r>
-      <w:r>
-        <w:t xml:space="preserve">391</w:t>
-      </w:r>
-      <w:r>
-        <w:t xml:space="preserve"> </w:t>
-      </w:r>
-      <w:r>
-        <w:t xml:space="preserve">(2019)</w:t>
-      </w:r>
-      <w:r>
-        <w:tab/>
-      </w:r>
-      <w:r>
-        <w:t xml:space="preserve">5</w:t>
-      </w:r>
-    </w:p>
-    <w:p>
-      <w:pPr>
-        <w:pStyle w:val="CAToaEntry"/>
-      </w:pPr>
-      <w:r>
-        <w:rPr>
-          <w:i/>
-        </w:rPr>
-        <w:t xml:space="preserve">Rust</w:t>
-      </w:r>
-      <w:r>
-        <w:rPr>
-          <w:i/>
-        </w:rPr>
-        <w:t xml:space="preserve"> </w:t>
-      </w:r>
-      <w:r>
-        <w:rPr>
-          <w:i/>
-        </w:rPr>
-        <w:t xml:space="preserve">v.</w:t>
-      </w:r>
-      <w:r>
-        <w:rPr>
-          <w:i/>
-        </w:rPr>
-        <w:t xml:space="preserve"> </w:t>
-      </w:r>
-      <w:r>
-        <w:rPr>
-          <w:i/>
-        </w:rPr>
-        <w:t xml:space="preserve">Sullivan</w:t>
-      </w:r>
-      <w:r>
-        <w:t xml:space="preserve">,</w:t>
-      </w:r>
-      <w:r>
-        <w:br/>
-      </w:r>
-      <w:r>
-        <w:t xml:space="preserve">500</w:t>
-      </w:r>
-      <w:r>
-        <w:t xml:space="preserve"> </w:t>
-      </w:r>
-      <w:r>
-        <w:t xml:space="preserve">U.S.</w:t>
-      </w:r>
-      <w:r>
-        <w:t xml:space="preserve"> </w:t>
-      </w:r>
-      <w:r>
-        <w:t xml:space="preserve">173</w:t>
-      </w:r>
-      <w:r>
-        <w:t xml:space="preserve"> </w:t>
-      </w:r>
-      <w:r>
-        <w:t xml:space="preserve">(1991)</w:t>
-      </w:r>
-      <w:r>
-        <w:tab/>
-      </w:r>
-      <w:r>
-        <w:t xml:space="preserve">5</w:t>
-      </w:r>
-    </w:p>
-    <w:p>
-      <w:pPr>
+        <w:spacing w:before="0" w:after="0" w:line="20" w:lineRule="exact"/>
         <w:sectPr>
-          <w:footerReference w:type="default" r:id="rIdRomanFtr"/>
+          <w:footerReference w:type="default" r:id="rIdFtrPage"/>
+          <w:type w:val="nextPage"/>
           <w:pgSz w:w="12240" w:h="15840"/>
           <w:pgMar w:top="1440" w:right="1440" w:bottom="1440" w:left="1440" w:header="720" w:footer="720" w:gutter="0"/>
           <w:pgNumType w:fmt="lowerRoman"/>
@@ -3367,6 +3720,228 @@
     </w:p>
     <w:p>
       <w:pPr>
+        <w:pStyle w:val="CAHeadL3S2"/>
+        <w:keepNext/>
+      </w:pPr>
+      <w:r>
+        <w:t xml:space="preserve">B.</w:t>
+      </w:r>
+      <w:r>
+        <w:tab/>
+      </w:r>
+      <w:r>
+        <w:t xml:space="preserve">Even</w:t>
+      </w:r>
+      <w:r>
+        <w:t xml:space="preserve"> </w:t>
+      </w:r>
+      <w:r>
+        <w:t xml:space="preserve">if</w:t>
+      </w:r>
+      <w:r>
+        <w:t xml:space="preserve"> </w:t>
+      </w:r>
+      <w:r>
+        <w:t xml:space="preserve">the</w:t>
+      </w:r>
+      <w:r>
+        <w:t xml:space="preserve"> </w:t>
+      </w:r>
+      <w:r>
+        <w:t xml:space="preserve">Department</w:t>
+      </w:r>
+      <w:r>
+        <w:t xml:space="preserve"> </w:t>
+      </w:r>
+      <w:r>
+        <w:t xml:space="preserve">Was</w:t>
+      </w:r>
+      <w:r>
+        <w:t xml:space="preserve"> </w:t>
+      </w:r>
+      <w:r>
+        <w:t xml:space="preserve">Enforcing</w:t>
+      </w:r>
+      <w:r>
+        <w:t xml:space="preserve"> </w:t>
+      </w:r>
+      <w:r>
+        <w:t xml:space="preserve">a</w:t>
+      </w:r>
+      <w:r>
+        <w:t xml:space="preserve"> </w:t>
+      </w:r>
+      <w:r>
+        <w:t xml:space="preserve">Funding</w:t>
+      </w:r>
+      <w:r>
+        <w:t xml:space="preserve"> </w:t>
+      </w:r>
+      <w:r>
+        <w:t xml:space="preserve">Condition</w:t>
+      </w:r>
+      <w:r>
+        <w:t xml:space="preserve"> </w:t>
+      </w:r>
+      <w:r>
+        <w:t xml:space="preserve">Imposed</w:t>
+      </w:r>
+      <w:r>
+        <w:t xml:space="preserve"> </w:t>
+      </w:r>
+      <w:r>
+        <w:t xml:space="preserve">by</w:t>
+      </w:r>
+      <w:r>
+        <w:t xml:space="preserve"> </w:t>
+      </w:r>
+      <w:r>
+        <w:t xml:space="preserve">Congress,</w:t>
+      </w:r>
+      <w:r>
+        <w:t xml:space="preserve"> </w:t>
+      </w:r>
+      <w:r>
+        <w:t xml:space="preserve">Such</w:t>
+      </w:r>
+      <w:r>
+        <w:t xml:space="preserve"> </w:t>
+      </w:r>
+      <w:r>
+        <w:t xml:space="preserve">a</w:t>
+      </w:r>
+      <w:r>
+        <w:t xml:space="preserve"> </w:t>
+      </w:r>
+      <w:r>
+        <w:t xml:space="preserve">Funding</w:t>
+      </w:r>
+      <w:r>
+        <w:t xml:space="preserve"> </w:t>
+      </w:r>
+      <w:r>
+        <w:t xml:space="preserve">Condition</w:t>
+      </w:r>
+      <w:r>
+        <w:t xml:space="preserve"> </w:t>
+      </w:r>
+      <w:r>
+        <w:t xml:space="preserve">Is</w:t>
+      </w:r>
+      <w:r>
+        <w:t xml:space="preserve"> </w:t>
+      </w:r>
+      <w:r>
+        <w:t xml:space="preserve">Viewpoint</w:t>
+      </w:r>
+      <w:r>
+        <w:t xml:space="preserve"> </w:t>
+      </w:r>
+      <w:r>
+        <w:t xml:space="preserve">Discrimination</w:t>
+      </w:r>
+      <w:r>
+        <w:t xml:space="preserve"> </w:t>
+      </w:r>
+      <w:r>
+        <w:t xml:space="preserve">Prohibited</w:t>
+      </w:r>
+      <w:r>
+        <w:t xml:space="preserve"> </w:t>
+      </w:r>
+      <w:r>
+        <w:t xml:space="preserve">Under</w:t>
+      </w:r>
+      <w:r>
+        <w:t xml:space="preserve"> </w:t>
+      </w:r>
+      <w:r>
+        <w:t xml:space="preserve">the</w:t>
+      </w:r>
+      <w:r>
+        <w:t xml:space="preserve"> </w:t>
+      </w:r>
+      <w:r>
+        <w:t xml:space="preserve">Selective-Subsidy</w:t>
+      </w:r>
+      <w:r>
+        <w:t xml:space="preserve"> </w:t>
+      </w:r>
+      <w:r>
+        <w:t xml:space="preserve">Cases.</w:t>
+      </w:r>
+    </w:p>
+    <w:p>
+      <w:pPr>
+        <w:pStyle w:val="BodyText"/>
+      </w:pPr>
+      <w:r>
+        <w:rPr>
+          <w:i/>
+          <w:iCs/>
+        </w:rPr>
+        <w:t xml:space="preserve">[Transcription note: the text of Point II.B is not transcribed here.]</w:t>
+      </w:r>
+    </w:p>
+    <w:p>
+      <w:pPr>
+        <w:pStyle w:val="CAHeadL3S2"/>
+        <w:keepNext/>
+      </w:pPr>
+      <w:r>
+        <w:t xml:space="preserve">C.</w:t>
+      </w:r>
+      <w:r>
+        <w:tab/>
+      </w:r>
+      <w:r>
+        <w:t xml:space="preserve">Plaintiffs</w:t>
+      </w:r>
+      <w:r>
+        <w:t xml:space="preserve"> </w:t>
+      </w:r>
+      <w:r>
+        <w:t xml:space="preserve">Did</w:t>
+      </w:r>
+      <w:r>
+        <w:t xml:space="preserve"> </w:t>
+      </w:r>
+      <w:r>
+        <w:t xml:space="preserve">Not</w:t>
+      </w:r>
+      <w:r>
+        <w:t xml:space="preserve"> </w:t>
+      </w:r>
+      <w:r>
+        <w:t xml:space="preserve">Waive</w:t>
+      </w:r>
+      <w:r>
+        <w:t xml:space="preserve"> </w:t>
+      </w:r>
+      <w:r>
+        <w:t xml:space="preserve">Their</w:t>
+      </w:r>
+      <w:r>
+        <w:t xml:space="preserve"> </w:t>
+      </w:r>
+      <w:r>
+        <w:t xml:space="preserve">Argument.</w:t>
+      </w:r>
+    </w:p>
+    <w:p>
+      <w:pPr>
+        <w:pStyle w:val="BodyText"/>
+      </w:pPr>
+      <w:r>
+        <w:rPr>
+          <w:i/>
+          <w:iCs/>
+        </w:rPr>
+        <w:t xml:space="preserve">[Transcription note: the text of Point II.C is not transcribed here.]</w:t>
+      </w:r>
+    </w:p>
+    <w:p>
+      <w:pPr>
         <w:pStyle w:val="CAHeadL2S1"/>
         <w:keepNext/>
       </w:pPr>
@@ -3377,6 +3952,99 @@
         <w:tab/>
       </w:r>
       <w:r>
+        <w:t xml:space="preserve">The</w:t>
+      </w:r>
+      <w:r>
+        <w:t xml:space="preserve"> </w:t>
+      </w:r>
+      <w:r>
+        <w:t xml:space="preserve">Court</w:t>
+      </w:r>
+      <w:r>
+        <w:t xml:space="preserve"> </w:t>
+      </w:r>
+      <w:r>
+        <w:t xml:space="preserve">Erred</w:t>
+      </w:r>
+      <w:r>
+        <w:t xml:space="preserve"> </w:t>
+      </w:r>
+      <w:r>
+        <w:t xml:space="preserve">in</w:t>
+      </w:r>
+      <w:r>
+        <w:t xml:space="preserve"> </w:t>
+      </w:r>
+      <w:r>
+        <w:t xml:space="preserve">Failing</w:t>
+      </w:r>
+      <w:r>
+        <w:t xml:space="preserve"> </w:t>
+      </w:r>
+      <w:r>
+        <w:t xml:space="preserve">to</w:t>
+      </w:r>
+      <w:r>
+        <w:t xml:space="preserve"> </w:t>
+      </w:r>
+      <w:r>
+        <w:t xml:space="preserve">Make</w:t>
+      </w:r>
+      <w:r>
+        <w:t xml:space="preserve"> </w:t>
+      </w:r>
+      <w:r>
+        <w:t xml:space="preserve">any</w:t>
+      </w:r>
+      <w:r>
+        <w:t xml:space="preserve"> </w:t>
+      </w:r>
+      <w:r>
+        <w:t xml:space="preserve">Findings</w:t>
+      </w:r>
+      <w:r>
+        <w:t xml:space="preserve"> </w:t>
+      </w:r>
+      <w:r>
+        <w:t xml:space="preserve">of</w:t>
+      </w:r>
+      <w:r>
+        <w:t xml:space="preserve"> </w:t>
+      </w:r>
+      <w:r>
+        <w:t xml:space="preserve">Irreparable</w:t>
+      </w:r>
+      <w:r>
+        <w:t xml:space="preserve"> </w:t>
+      </w:r>
+      <w:r>
+        <w:t xml:space="preserve">Harm.</w:t>
+      </w:r>
+    </w:p>
+    <w:p>
+      <w:pPr>
+        <w:pStyle w:val="BodyText"/>
+      </w:pPr>
+      <w:r>
+        <w:rPr>
+          <w:i/>
+          <w:iCs/>
+        </w:rPr>
+        <w:t xml:space="preserve">[Transcription note: the text of Point III is not transcribed here.]</w:t>
+      </w:r>
+    </w:p>
+    <w:p>
+      <w:pPr>
+        <w:pStyle w:val="CAHeadL2S1"/>
+        <w:keepNext/>
+      </w:pPr>
+      <w:r>
+        <w:t xml:space="preserve">IV.</w:t>
+      </w:r>
+      <w:r>
+        <w:tab/>
+      </w:r>
+      <w:r>
         <w:t xml:space="preserve">Conclusion</w:t>
       </w:r>
     </w:p>
@@ -3617,7 +4285,7 @@
         <w:pStyle w:val="CACertificate"/>
       </w:pPr>
       <w:r>
-        <w:t xml:space="preserve">I certify that this brief complies with the type-volume limit of Fed. R. App. P. 32(a)(7)(B), as modified by Cir. R. 32(c). Excluding the parts of the brief exempted by Fed. R. App. P. 32(f), this brief contains 2,085 words.</w:t>
+        <w:t xml:space="preserve">I certify that this brief complies with the type-volume limit of Fed. R. App. P. 32(a)(7)(B), as modified by Cir. R. 32(c). Excluding the parts of the brief exempted by Fed. R. App. P. 32(f), this brief contains 2,160 words.</w:t>
       </w:r>
     </w:p>
     <w:p>
@@ -3625,7 +4293,7 @@
         <w:pStyle w:val="CACertificate"/>
       </w:pPr>
       <w:r>
-        <w:t xml:space="preserve">I further certify that this brief complies with the typeface requirements of Fed. R. App. P. 32(a)(5) and the type-style requirements of Fed. R. App. P. 32(a)(6), as modified by Cir. R. 32(b). This brief has been prepared in a proportionally spaced typeface, EB Garamond, in 12-point type for the body text and 11-point type for the footnotes.</w:t>
+        <w:t xml:space="preserve">I further certify that this brief complies with the typeface requirements of Fed. R. App. P. 32(a)(5) and the type-style requirements of Fed. R. App. P. 32(a)(6), as modified by Cir. R. 32(b). This brief has been prepared in a proportionally spaced typeface using Microsoft Word in 12-point Times New Roman for the body text and 11-point Times New Roman for the footnotes.</w:t>
       </w:r>
     </w:p>
     <w:p>
@@ -3842,7 +4510,8 @@
       </w:tr>
     </w:tbl>
     <w:sectPr>
-      <w:footerReference w:type="default" r:id="rIdArabicFtr"/>
+      <w:footerReference w:type="default" r:id="rIdFtrPage"/>
+      <w:type w:val="nextPage"/>
       <w:pgSz w:w="12240" w:h="15840"/>
       <w:pgMar w:top="1440" w:right="1440" w:bottom="1440" w:left="1440" w:header="720" w:footer="720" w:gutter="0"/>
       <w:pgNumType w:fmt="decimal" w:start="1"/>
@@ -3855,14 +4524,211 @@
 <w:comments xmlns:w="http://schemas.openxmlformats.org/wordprocessingml/2006/main" xmlns:m="http://schemas.openxmlformats.org/officeDocument/2006/math" xmlns:r="http://schemas.openxmlformats.org/officeDocument/2006/relationships" xmlns:o="urn:schemas-microsoft-com:office:office" xmlns:v="urn:schemas-microsoft-com:vml" xmlns:w10="urn:schemas-microsoft-com:office:word" xmlns:a="http://schemas.openxmlformats.org/drawingml/2006/main" xmlns:pic="http://schemas.openxmlformats.org/drawingml/2006/picture" xmlns:wp="http://schemas.openxmlformats.org/drawingml/2006/wordprocessingDrawing"/>
 </file>
 
-<file path=word/footer-arabic.xml><?xml version="1.0" encoding="utf-8"?>
+<file path=word/footnotes.xml><?xml version="1.0" encoding="utf-8"?>
+<w:footnotes xmlns:w="http://schemas.openxmlformats.org/wordprocessingml/2006/main" xmlns:m="http://schemas.openxmlformats.org/officeDocument/2006/math" xmlns:r="http://schemas.openxmlformats.org/officeDocument/2006/relationships" xmlns:o="urn:schemas-microsoft-com:office:office" xmlns:v="urn:schemas-microsoft-com:vml" xmlns:w10="urn:schemas-microsoft-com:office:word" xmlns:a="http://schemas.openxmlformats.org/drawingml/2006/main" xmlns:pic="http://schemas.openxmlformats.org/drawingml/2006/picture" xmlns:wp="http://schemas.openxmlformats.org/drawingml/2006/wordprocessingDrawing">
+  <w:footnote w:type="continuationSeparator" w:id="0">
+    <w:p>
+      <w:r>
+        <w:continuationSeparator/>
+      </w:r>
+    </w:p>
+  </w:footnote>
+  <w:footnote w:type="separator" w:id="-1">
+    <w:p>
+      <w:r>
+        <w:separator/>
+      </w:r>
+    </w:p>
+  </w:footnote>
+  <w:footnote w:id="9">
+    <w:p>
+      <w:pPr>
+        <w:pStyle w:val="FootnoteText"/>
+      </w:pPr>
+      <w:r>
+        <w:rPr>
+          <w:rStyle w:val="FootnoteReference"/>
+        </w:rPr>
+        <w:footnoteRef/>
+      </w:r>
+      <w:r>
+        <w:t xml:space="preserve"> </w:t>
+      </w:r>
+      <w:r>
+        <w:t xml:space="preserve">This is consistent with the Department’s February 2025 Directive prioritizing viewpoint-driven review of “organizations that support diversity, equity, and inclusion . . .” (Dkt. 49-22 at 2.) Last week, a district court granted summary judgment to plaintiffs challenging that Directive, vacating it and declaring it substantively unlawful under the APA.</w:t>
+      </w:r>
+      <w:r>
+        <w:t xml:space="preserve"> </w:t>
+      </w:r>
+      <w:r>
+        <w:rPr>
+          <w:i/>
+          <w:iCs/>
+        </w:rPr>
+        <w:t xml:space="preserve">California, et al. v. Dep’t of Ed., et al.</w:t>
+      </w:r>
+      <w:r>
+        <w:t xml:space="preserve">, No. 25-CV-10548, Mem. and Order, ECF No. 176 (D. Mass. Sept. 17, 2026).</w:t>
+      </w:r>
+    </w:p>
+  </w:footnote>
+  <w:footnote w:id="10">
+    <w:p>
+      <w:pPr>
+        <w:pStyle w:val="FootnoteText"/>
+      </w:pPr>
+      <w:r>
+        <w:rPr>
+          <w:rStyle w:val="FootnoteReference"/>
+        </w:rPr>
+        <w:footnoteRef/>
+      </w:r>
+      <w:r>
+        <w:t xml:space="preserve"> </w:t>
+      </w:r>
+      <w:r>
+        <w:t xml:space="preserve">That truncated mission statement—“[E]quity is intentionally and sustainably integrated into all that we do[.]”—was the district court’s only record cite with regard to ACT Now’s rural grant. (Br. 21 (citing Dkt. 62 at 2).)</w:t>
+      </w:r>
+    </w:p>
+  </w:footnote>
+  <w:footnote w:id="11">
+    <w:p>
+      <w:pPr>
+        <w:pStyle w:val="FootnoteText"/>
+      </w:pPr>
+      <w:r>
+        <w:rPr>
+          <w:rStyle w:val="FootnoteReference"/>
+        </w:rPr>
+        <w:footnoteRef/>
+      </w:r>
+      <w:r>
+        <w:t xml:space="preserve"> </w:t>
+      </w:r>
+      <w:r>
+        <w:t xml:space="preserve">Defendants attempt to collapse Plaintiffs’ affirmative arguments into a factual dispute subject to clear-error review. (Resp. Br. 22–28.) But the district court did not err only in the facts; it erred in failing to apply the relevant constitutional law at all. (Br. 13–14 (describing how the court’s “false premise” regarding “DEI-related projects” led it to apply the selective-subsidy cases and reach the wrong conclusion.).) The district court never mentioned in its memorandum denying ACT Now’s preliminary injunction, let alone analyzed, ACT Now’s likelihood of success under the three-part test that governs retaliation claims:</w:t>
+      </w:r>
+      <w:r>
+        <w:t xml:space="preserve"> </w:t>
+      </w:r>
+      <w:r>
+        <w:rPr>
+          <w:i/>
+          <w:iCs/>
+        </w:rPr>
+        <w:t xml:space="preserve">Nieves v. Bartlett</w:t>
+      </w:r>
+      <w:r>
+        <w:t xml:space="preserve">, 587 U.S. 391 (2019) and</w:t>
+      </w:r>
+      <w:r>
+        <w:t xml:space="preserve"> </w:t>
+      </w:r>
+      <w:r>
+        <w:rPr>
+          <w:i/>
+          <w:iCs/>
+        </w:rPr>
+        <w:t xml:space="preserve">FKFJ, Inc. v. Village of Worth</w:t>
+      </w:r>
+      <w:r>
+        <w:t xml:space="preserve">, 11 F.4th 574 (7th Cir. 2021) do not appear in its opinion. That is an error of law that requires reversal.</w:t>
+      </w:r>
+    </w:p>
+  </w:footnote>
+  <w:footnote w:id="12">
+    <w:p>
+      <w:pPr>
+        <w:pStyle w:val="FootnoteText"/>
+      </w:pPr>
+      <w:r>
+        <w:rPr>
+          <w:rStyle w:val="FootnoteReference"/>
+        </w:rPr>
+        <w:footnoteRef/>
+      </w:r>
+      <w:r>
+        <w:t xml:space="preserve"> </w:t>
+      </w:r>
+      <w:r>
+        <w:t xml:space="preserve">Resp. Br. 16 (“In Rust, . . . [t]he Supreme Court upheld the implementing regulations because they reflected Congress’s prerogative to define the program’s contours….”) (emphasis added);</w:t>
+      </w:r>
+      <w:r>
+        <w:t xml:space="preserve"> </w:t>
+      </w:r>
+      <w:r>
+        <w:rPr>
+          <w:i/>
+          <w:iCs/>
+        </w:rPr>
+        <w:t xml:space="preserve">id.</w:t>
+      </w:r>
+      <w:r>
+        <w:t xml:space="preserve"> </w:t>
+      </w:r>
+      <w:r>
+        <w:t xml:space="preserve">at 17 (quoting</w:t>
+      </w:r>
+      <w:r>
+        <w:t xml:space="preserve"> </w:t>
+      </w:r>
+      <w:r>
+        <w:rPr>
+          <w:i/>
+          <w:iCs/>
+        </w:rPr>
+        <w:t xml:space="preserve">Finley</w:t>
+      </w:r>
+      <w:r>
+        <w:t xml:space="preserve">, 524 U.S. at 587–88) (“So long as legislation does not infringe on other constitutionally protected rights, Congress has wide latitude to set spending priorities.”) (emphasized added);</w:t>
+      </w:r>
+      <w:r>
+        <w:t xml:space="preserve"> </w:t>
+      </w:r>
+      <w:r>
+        <w:rPr>
+          <w:i/>
+          <w:iCs/>
+        </w:rPr>
+        <w:t xml:space="preserve">id.</w:t>
+      </w:r>
+      <w:r>
+        <w:t xml:space="preserve"> </w:t>
+      </w:r>
+      <w:r>
+        <w:t xml:space="preserve">at 20 (“The Supreme Court [in Rust] upheld the regulations as valid interpretations of statutory authority…”) (emphasis added);</w:t>
+      </w:r>
+      <w:r>
+        <w:t xml:space="preserve"> </w:t>
+      </w:r>
+      <w:r>
+        <w:rPr>
+          <w:i/>
+          <w:iCs/>
+        </w:rPr>
+        <w:t xml:space="preserve">id</w:t>
+      </w:r>
+      <w:r>
+        <w:t xml:space="preserve"> </w:t>
+      </w:r>
+      <w:r>
+        <w:t xml:space="preserve">at 21 (“In [Finley], the National Endowment for the Arts was directed by Congress to consider ‘general standards of decency and respect’ in issuing grants. . . . [T]he Supreme Court held [that] the agency could constitutionally exercise ‘substantial discretion’ in applying those broad statutory criteria.”) (emphasis added)).</w:t>
+      </w:r>
+    </w:p>
+  </w:footnote>
+</w:footnotes>
+</file>
+
+<file path=word/ftr-add.xml><?xml version="1.0" encoding="utf-8"?>
 <w:ftr xmlns:w="http://schemas.openxmlformats.org/wordprocessingml/2006/main" xmlns:r="http://schemas.openxmlformats.org/officeDocument/2006/relationships">
   <w:p>
     <w:pPr>
-      <w:spacing w:before="0" w:after="0" w:line="240" w:lineRule="auto"/>
-      <w:ind w:firstLine="0"/>
+      <w:spacing w:before="0" w:after="0"/>
       <w:jc w:val="center"/>
     </w:pPr>
+    <w:r>
+      <w:t>Add-</w:t>
+    </w:r>
     <w:r>
       <w:fldChar w:fldCharType="begin"/>
     </w:r>
@@ -3882,12 +4748,22 @@
 </w:ftr>
 </file>
 
-<file path=word/footer-roman.xml><?xml version="1.0" encoding="utf-8"?>
+<file path=word/ftr-none.xml><?xml version="1.0" encoding="utf-8"?>
 <w:ftr xmlns:w="http://schemas.openxmlformats.org/wordprocessingml/2006/main" xmlns:r="http://schemas.openxmlformats.org/officeDocument/2006/relationships">
   <w:p>
     <w:pPr>
-      <w:spacing w:before="0" w:after="0" w:line="240" w:lineRule="auto"/>
-      <w:ind w:firstLine="0"/>
+      <w:spacing w:before="0" w:after="0"/>
+      <w:jc w:val="center"/>
+    </w:pPr>
+  </w:p>
+</w:ftr>
+</file>
+
+<file path=word/ftr-page.xml><?xml version="1.0" encoding="utf-8"?>
+<w:ftr xmlns:w="http://schemas.openxmlformats.org/wordprocessingml/2006/main" xmlns:r="http://schemas.openxmlformats.org/officeDocument/2006/relationships">
+  <w:p>
+    <w:pPr>
+      <w:spacing w:before="0" w:after="0"/>
       <w:jc w:val="center"/>
     </w:pPr>
     <w:r>
@@ -3909,201 +4785,6 @@
 </w:ftr>
 </file>
 
-<file path=word/footnotes.xml><?xml version="1.0" encoding="utf-8"?>
-<w:footnotes xmlns:w="http://schemas.openxmlformats.org/wordprocessingml/2006/main" xmlns:m="http://schemas.openxmlformats.org/officeDocument/2006/math" xmlns:r="http://schemas.openxmlformats.org/officeDocument/2006/relationships" xmlns:o="urn:schemas-microsoft-com:office:office" xmlns:v="urn:schemas-microsoft-com:vml" xmlns:w10="urn:schemas-microsoft-com:office:word" xmlns:a="http://schemas.openxmlformats.org/drawingml/2006/main" xmlns:pic="http://schemas.openxmlformats.org/drawingml/2006/picture" xmlns:wp="http://schemas.openxmlformats.org/drawingml/2006/wordprocessingDrawing">
-  <w:footnote w:type="continuationSeparator" w:id="0">
-    <w:p>
-      <w:r>
-        <w:continuationSeparator/>
-      </w:r>
-    </w:p>
-  </w:footnote>
-  <w:footnote w:type="separator" w:id="-1">
-    <w:p>
-      <w:r>
-        <w:separator/>
-      </w:r>
-    </w:p>
-  </w:footnote>
-  <w:footnote w:id="9">
-    <w:p>
-      <w:pPr>
-        <w:pStyle w:val="FootnoteText"/>
-      </w:pPr>
-      <w:r>
-        <w:rPr>
-          <w:rStyle w:val="FootnoteReference"/>
-        </w:rPr>
-        <w:footnoteRef/>
-      </w:r>
-      <w:r>
-        <w:t xml:space="preserve"> </w:t>
-      </w:r>
-      <w:r>
-        <w:t xml:space="preserve">This is consistent with the Department’s February 2025 Directive prioritizing viewpoint-driven review of “organizations that support diversity, equity, and inclusion . . .” (Dkt. 49-22 at 2.) Last week, a district court granted summary judgment to plaintiffs challenging that Directive, vacating it and declaring it substantively unlawful under the APA.</w:t>
-      </w:r>
-      <w:r>
-        <w:t xml:space="preserve"> </w:t>
-      </w:r>
-      <w:r>
-        <w:rPr>
-          <w:i/>
-          <w:iCs/>
-        </w:rPr>
-        <w:t xml:space="preserve">California, et al. v. Dep’t of Ed., et al.</w:t>
-      </w:r>
-      <w:r>
-        <w:t xml:space="preserve">, No. 25-CV-10548, Mem. and Order, ECF No. 176 (D. Mass. Sept. 17, 2026).</w:t>
-      </w:r>
-    </w:p>
-  </w:footnote>
-  <w:footnote w:id="10">
-    <w:p>
-      <w:pPr>
-        <w:pStyle w:val="FootnoteText"/>
-      </w:pPr>
-      <w:r>
-        <w:rPr>
-          <w:rStyle w:val="FootnoteReference"/>
-        </w:rPr>
-        <w:footnoteRef/>
-      </w:r>
-      <w:r>
-        <w:t xml:space="preserve"> </w:t>
-      </w:r>
-      <w:r>
-        <w:t xml:space="preserve">That truncated mission statement—“[E]quity is intentionally and sustainably integrated into all that we do[.]”—was the district court’s only record cite with regard to ACT Now’s rural grant. (Br. 21 (citing Dkt. 62 at 2).)</w:t>
-      </w:r>
-    </w:p>
-  </w:footnote>
-  <w:footnote w:id="11">
-    <w:p>
-      <w:pPr>
-        <w:pStyle w:val="FootnoteText"/>
-      </w:pPr>
-      <w:r>
-        <w:rPr>
-          <w:rStyle w:val="FootnoteReference"/>
-        </w:rPr>
-        <w:footnoteRef/>
-      </w:r>
-      <w:r>
-        <w:t xml:space="preserve"> </w:t>
-      </w:r>
-      <w:r>
-        <w:t xml:space="preserve">Defendants attempt to collapse Plaintiffs’ affirmative arguments into a factual dispute subject to clear-error review. (Resp. Br. 22–28.) But the district court did not err only in the facts; it erred in failing to apply the relevant constitutional law at all. (Br. 13–14 (describing how the court’s “false premise” regarding “DEI-related projects” led it to apply the selective-subsidy cases and reach the wrong conclusion.).) The district court never mentioned in its memorandum denying ACT Now’s preliminary injunction, let alone analyzed, ACT Now’s likelihood of success under the three-part test that governs retaliation claims:</w:t>
-      </w:r>
-      <w:r>
-        <w:t xml:space="preserve"> </w:t>
-      </w:r>
-      <w:r>
-        <w:rPr>
-          <w:i/>
-          <w:iCs/>
-        </w:rPr>
-        <w:t xml:space="preserve">Nieves v. Bartlett</w:t>
-      </w:r>
-      <w:r>
-        <w:t xml:space="preserve">, 587 U.S. 391 (2019) and</w:t>
-      </w:r>
-      <w:r>
-        <w:t xml:space="preserve"> </w:t>
-      </w:r>
-      <w:r>
-        <w:rPr>
-          <w:i/>
-          <w:iCs/>
-        </w:rPr>
-        <w:t xml:space="preserve">FKFJ, Inc. v. Village of Worth</w:t>
-      </w:r>
-      <w:r>
-        <w:t xml:space="preserve">, 11 F.4th 574 (7th Cir. 2021) do not appear in its opinion. That is an error of law that requires reversal.</w:t>
-      </w:r>
-    </w:p>
-  </w:footnote>
-  <w:footnote w:id="12">
-    <w:p>
-      <w:pPr>
-        <w:pStyle w:val="FootnoteText"/>
-      </w:pPr>
-      <w:r>
-        <w:rPr>
-          <w:rStyle w:val="FootnoteReference"/>
-        </w:rPr>
-        <w:footnoteRef/>
-      </w:r>
-      <w:r>
-        <w:t xml:space="preserve"> </w:t>
-      </w:r>
-      <w:r>
-        <w:t xml:space="preserve">Resp. Br. 16 (“In Rust, . . . [t]he Supreme Court upheld the implementing regulations because they reflected Congress’s prerogative to define the program’s contours….”) (emphasis added);</w:t>
-      </w:r>
-      <w:r>
-        <w:t xml:space="preserve"> </w:t>
-      </w:r>
-      <w:r>
-        <w:rPr>
-          <w:i/>
-          <w:iCs/>
-        </w:rPr>
-        <w:t xml:space="preserve">id.</w:t>
-      </w:r>
-      <w:r>
-        <w:t xml:space="preserve"> </w:t>
-      </w:r>
-      <w:r>
-        <w:t xml:space="preserve">at 17 (quoting</w:t>
-      </w:r>
-      <w:r>
-        <w:t xml:space="preserve"> </w:t>
-      </w:r>
-      <w:r>
-        <w:rPr>
-          <w:i/>
-          <w:iCs/>
-        </w:rPr>
-        <w:t xml:space="preserve">Finley</w:t>
-      </w:r>
-      <w:r>
-        <w:t xml:space="preserve">, 524 U.S. at 587–88) (“So long as legislation does not infringe on other constitutionally protected rights, Congress has wide latitude to set spending priorities.”) (emphasized added);</w:t>
-      </w:r>
-      <w:r>
-        <w:t xml:space="preserve"> </w:t>
-      </w:r>
-      <w:r>
-        <w:rPr>
-          <w:i/>
-          <w:iCs/>
-        </w:rPr>
-        <w:t xml:space="preserve">id.</w:t>
-      </w:r>
-      <w:r>
-        <w:t xml:space="preserve"> </w:t>
-      </w:r>
-      <w:r>
-        <w:t xml:space="preserve">at 20 (“The Supreme Court [in Rust] upheld the regulations as valid interpretations of statutory authority…”) (emphasis added);</w:t>
-      </w:r>
-      <w:r>
-        <w:t xml:space="preserve"> </w:t>
-      </w:r>
-      <w:r>
-        <w:rPr>
-          <w:i/>
-          <w:iCs/>
-        </w:rPr>
-        <w:t xml:space="preserve">id</w:t>
-      </w:r>
-      <w:r>
-        <w:t xml:space="preserve"> </w:t>
-      </w:r>
-      <w:r>
-        <w:t xml:space="preserve">at 21 (“In [Finley], the National Endowment for the Arts was directed by Congress to consider ‘general standards of decency and respect’ in issuing grants. . . . [T]he Supreme Court held [that] the agency could constitutionally exercise ‘substantial discretion’ in applying those broad statutory criteria.”) (emphasis added)).</w:t>
-      </w:r>
-    </w:p>
-  </w:footnote>
-</w:footnotes>
-</file>
-
 <file path=word/numbering.xml><?xml version="1.0" encoding="utf-8"?>
 <w:numbering xmlns:w="http://schemas.openxmlformats.org/wordprocessingml/2006/main">
   <w:abstractNum w:abstractNumId="990">
@@ -4193,7 +4874,7 @@
   <w:docDefaults>
     <w:rPrDefault>
       <w:rPr>
-        <w:rFonts w:ascii="EB Garamond" w:hAnsi="EB Garamond" w:eastAsia="EB Garamond" w:cs="EB Garamond"/>
+        <w:rFonts w:ascii="Times New Roman" w:hAnsi="Times New Roman" w:eastAsia="Times New Roman" w:cs="Times New Roman"/>
         <w:sz w:val="24"/>
         <w:szCs w:val="24"/>
         <w:lang w:val="en-US" w:eastAsia="en-US" w:bidi="ar-SA"/>
@@ -4207,6 +4888,45 @@
     </w:pPrDefault>
   </w:docDefaults>
   <w:latentStyles w:defLockedState="0" w:defUIPriority="0" w:defSemiHidden="0" w:defUnhideWhenUsed="0" w:defQFormat="0" w:count="276"/>
+  <w:style w:type="paragraph" w:styleId="Normal">
+    <w:name w:val="Normal"/>
+    <w:qFormat/>
+    <w:pPr>
+      <w:widowControl/>
+      <w:spacing w:before="0" w:after="0" w:line="240" w:lineRule="auto"/>
+      <w:ind w:firstLine="0"/>
+    </w:pPr>
+    <w:rPr/>
+  </w:style>
+  <w:style w:type="paragraph" w:styleId="BodyText">
+    <w:name w:val="Body Text"/>
+    <w:basedOn w:val="Normal"/>
+    <w:qFormat/>
+    <w:pPr>
+      <w:widowControl/>
+      <w:spacing w:before="0" w:after="0" w:line="553" w:lineRule="exact"/>
+      <w:ind w:firstLine="720"/>
+      <w:jc w:val="left"/>
+    </w:pPr>
+    <w:rPr/>
+  </w:style>
+  <w:style w:type="paragraph" w:styleId="FirstParagraph">
+    <w:name w:val="First Paragraph"/>
+    <w:basedOn w:val="BodyText"/>
+    <w:qFormat/>
+    <w:pPr/>
+    <w:rPr/>
+  </w:style>
+  <w:style w:type="paragraph" w:styleId="Compact">
+    <w:name w:val="Compact"/>
+    <w:basedOn w:val="Normal"/>
+    <w:qFormat/>
+    <w:pPr>
+      <w:spacing w:before="0" w:after="0" w:line="240" w:lineRule="auto"/>
+      <w:ind w:firstLine="0"/>
+    </w:pPr>
+    <w:rPr/>
+  </w:style>
   <w:style w:type="paragraph" w:styleId="Title">
     <w:name w:val="Title"/>
     <w:basedOn w:val="Normal"/>
@@ -4221,7 +4941,7 @@
       <w:jc w:val="center"/>
     </w:pPr>
     <w:rPr>
-      <w:rFonts w:asciiTheme="majorHAnsi" w:eastAsiaTheme="majorEastAsia" w:hAnsiTheme="majorHAnsi" w:cstheme="majorBidi"/>
+      <w:rFonts w:cstheme="majorBidi"/>
       <w:sz w:val="56"/>
       <w:szCs w:val="56"/>
     </w:rPr>
@@ -4233,7 +4953,7 @@
     <w:uiPriority w:val="10"/>
     <w:rsid w:val="00A10FD9"/>
     <w:rPr>
-      <w:rFonts w:asciiTheme="majorHAnsi" w:eastAsiaTheme="majorEastAsia" w:hAnsiTheme="majorHAnsi" w:cstheme="majorBidi"/>
+      <w:rFonts w:cstheme="majorBidi"/>
       <w:sz w:val="56"/>
       <w:szCs w:val="56"/>
     </w:rPr>
@@ -4252,7 +4972,7 @@
       </w:numPr>
     </w:pPr>
     <w:rPr>
-      <w:rFonts w:eastAsiaTheme="majorEastAsia" w:cstheme="majorBidi"/>
+      <w:rFonts w:cstheme="majorBidi"/>
       <w:spacing w:val="15"/>
       <w:sz w:val="28"/>
       <w:szCs w:val="28"/>
@@ -4265,7 +4985,7 @@
     <w:uiPriority w:val="11"/>
     <w:rsid w:val="00A10FD9"/>
     <w:rPr>
-      <w:rFonts w:eastAsiaTheme="majorEastAsia" w:cstheme="majorBidi"/>
+      <w:rFonts w:cstheme="majorBidi"/>
       <w:color w:val="595959" w:themeColor="text1" w:themeTint="A6"/>
       <w:spacing w:val="15"/>
       <w:sz w:val="28"/>
@@ -4339,6 +5059,83 @@
     <w:qFormat/>
     <w:pPr/>
     <w:rPr/>
+  </w:style>
+  <w:style w:type="paragraph" w:styleId="Heading1">
+    <w:name w:val="heading 1"/>
+    <w:basedOn w:val="Normal"/>
+    <w:qFormat/>
+    <w:pPr>
+      <w:keepNext/>
+      <w:keepLines/>
+      <w:spacing w:before="300" w:after="200" w:line="240" w:lineRule="auto"/>
+      <w:ind w:firstLine="0"/>
+      <w:jc w:val="center"/>
+      <w:outlineLvl w:val="0"/>
+    </w:pPr>
+    <w:rPr>
+      <w:b/>
+      <w:caps/>
+    </w:rPr>
+  </w:style>
+  <w:style w:type="paragraph" w:styleId="Heading2">
+    <w:name w:val="heading 2"/>
+    <w:basedOn w:val="Normal"/>
+    <w:qFormat/>
+    <w:pPr>
+      <w:keepNext/>
+      <w:keepLines/>
+      <w:spacing w:before="240" w:after="200" w:line="240" w:lineRule="auto"/>
+      <w:ind w:firstLine="0"/>
+      <w:outlineLvl w:val="1"/>
+    </w:pPr>
+    <w:rPr>
+      <w:b/>
+    </w:rPr>
+  </w:style>
+  <w:style w:type="paragraph" w:styleId="Heading3">
+    <w:name w:val="heading 3"/>
+    <w:basedOn w:val="Normal"/>
+    <w:qFormat/>
+    <w:pPr>
+      <w:keepNext/>
+      <w:keepLines/>
+      <w:spacing w:before="240" w:after="200" w:line="240" w:lineRule="auto"/>
+      <w:ind w:firstLine="0"/>
+      <w:outlineLvl w:val="2"/>
+    </w:pPr>
+    <w:rPr>
+      <w:b/>
+    </w:rPr>
+  </w:style>
+  <w:style w:type="paragraph" w:styleId="Heading4">
+    <w:name w:val="heading 4"/>
+    <w:basedOn w:val="Normal"/>
+    <w:qFormat/>
+    <w:pPr>
+      <w:keepNext/>
+      <w:keepLines/>
+      <w:spacing w:before="240" w:after="200" w:line="240" w:lineRule="auto"/>
+      <w:ind w:firstLine="0"/>
+      <w:outlineLvl w:val="3"/>
+    </w:pPr>
+    <w:rPr>
+      <w:b/>
+    </w:rPr>
+  </w:style>
+  <w:style w:type="paragraph" w:styleId="Heading5">
+    <w:name w:val="heading 5"/>
+    <w:basedOn w:val="Normal"/>
+    <w:qFormat/>
+    <w:pPr>
+      <w:keepNext/>
+      <w:keepLines/>
+      <w:spacing w:before="240" w:after="200" w:line="240" w:lineRule="auto"/>
+      <w:ind w:firstLine="0"/>
+      <w:outlineLvl w:val="4"/>
+    </w:pPr>
+    <w:rPr>
+      <w:b/>
+    </w:rPr>
   </w:style>
   <w:style w:type="paragraph" w:styleId="Heading6">
     <w:name w:val="heading 6"/>
@@ -4357,7 +5154,7 @@
       <w:outlineLvl w:val="5"/>
     </w:pPr>
     <w:rPr>
-      <w:rFonts w:eastAsiaTheme="majorEastAsia" w:cstheme="majorBidi"/>
+      <w:rFonts w:cstheme="majorBidi"/>
       <w:i/>
       <w:iCs/>
       <w:color w:val="595959" w:themeColor="text1" w:themeTint="A6"/>
@@ -4380,7 +5177,7 @@
       <w:outlineLvl w:val="6"/>
     </w:pPr>
     <w:rPr>
-      <w:rFonts w:eastAsiaTheme="majorEastAsia" w:cstheme="majorBidi"/>
+      <w:rFonts w:cstheme="majorBidi"/>
       <w:color w:val="595959" w:themeColor="text1" w:themeTint="A6"/>
     </w:rPr>
   </w:style>
@@ -4401,7 +5198,7 @@
       <w:outlineLvl w:val="7"/>
     </w:pPr>
     <w:rPr>
-      <w:rFonts w:eastAsiaTheme="majorEastAsia" w:cstheme="majorBidi"/>
+      <w:rFonts w:cstheme="majorBidi"/>
       <w:i/>
       <w:iCs/>
       <w:color w:val="272727" w:themeColor="text1" w:themeTint="D8"/>
@@ -4424,7 +5221,7 @@
       <w:outlineLvl w:val="8"/>
     </w:pPr>
     <w:rPr>
-      <w:rFonts w:eastAsiaTheme="majorEastAsia" w:cstheme="majorBidi"/>
+      <w:rFonts w:cstheme="majorBidi"/>
       <w:color w:val="272727" w:themeColor="text1" w:themeTint="D8"/>
     </w:rPr>
   </w:style>
@@ -4435,7 +5232,7 @@
     <w:uiPriority w:val="9"/>
     <w:rsid w:val="00A10FD9"/>
     <w:rPr>
-      <w:rFonts w:asciiTheme="majorHAnsi" w:eastAsiaTheme="majorEastAsia" w:hAnsiTheme="majorHAnsi" w:cstheme="majorBidi"/>
+      <w:rFonts w:cstheme="majorBidi"/>
       <w:color w:val="0F4761" w:themeColor="accent1" w:themeShade="BF"/>
       <w:sz w:val="40"/>
       <w:szCs w:val="40"/>
@@ -4449,7 +5246,7 @@
     <w:semiHidden/>
     <w:rsid w:val="00A10FD9"/>
     <w:rPr>
-      <w:rFonts w:asciiTheme="majorHAnsi" w:eastAsiaTheme="majorEastAsia" w:hAnsiTheme="majorHAnsi" w:cstheme="majorBidi"/>
+      <w:rFonts w:cstheme="majorBidi"/>
       <w:color w:val="0F4761" w:themeColor="accent1" w:themeShade="BF"/>
       <w:sz w:val="32"/>
       <w:szCs w:val="32"/>
@@ -4463,7 +5260,7 @@
     <w:semiHidden/>
     <w:rsid w:val="00A10FD9"/>
     <w:rPr>
-      <w:rFonts w:eastAsiaTheme="majorEastAsia" w:cstheme="majorBidi"/>
+      <w:rFonts w:cstheme="majorBidi"/>
       <w:color w:val="0F4761" w:themeColor="accent1" w:themeShade="BF"/>
       <w:sz w:val="28"/>
       <w:szCs w:val="28"/>
@@ -4477,7 +5274,7 @@
     <w:semiHidden/>
     <w:rsid w:val="00A10FD9"/>
     <w:rPr>
-      <w:rFonts w:eastAsiaTheme="majorEastAsia" w:cstheme="majorBidi"/>
+      <w:rFonts w:cstheme="majorBidi"/>
       <w:i/>
       <w:iCs/>
       <w:color w:val="0F4761" w:themeColor="accent1" w:themeShade="BF"/>
@@ -4491,7 +5288,7 @@
     <w:semiHidden/>
     <w:rsid w:val="00A10FD9"/>
     <w:rPr>
-      <w:rFonts w:eastAsiaTheme="majorEastAsia" w:cstheme="majorBidi"/>
+      <w:rFonts w:cstheme="majorBidi"/>
       <w:color w:val="0F4761" w:themeColor="accent1" w:themeShade="BF"/>
     </w:rPr>
   </w:style>
@@ -4503,7 +5300,7 @@
     <w:semiHidden/>
     <w:rsid w:val="00A10FD9"/>
     <w:rPr>
-      <w:rFonts w:eastAsiaTheme="majorEastAsia" w:cstheme="majorBidi"/>
+      <w:rFonts w:cstheme="majorBidi"/>
       <w:i/>
       <w:iCs/>
       <w:color w:val="595959" w:themeColor="text1" w:themeTint="A6"/>
@@ -4517,7 +5314,7 @@
     <w:semiHidden/>
     <w:rsid w:val="00A10FD9"/>
     <w:rPr>
-      <w:rFonts w:eastAsiaTheme="majorEastAsia" w:cstheme="majorBidi"/>
+      <w:rFonts w:cstheme="majorBidi"/>
       <w:color w:val="595959" w:themeColor="text1" w:themeTint="A6"/>
     </w:rPr>
   </w:style>
@@ -4529,7 +5326,7 @@
     <w:semiHidden/>
     <w:rsid w:val="00A10FD9"/>
     <w:rPr>
-      <w:rFonts w:eastAsiaTheme="majorEastAsia" w:cstheme="majorBidi"/>
+      <w:rFonts w:cstheme="majorBidi"/>
       <w:i/>
       <w:iCs/>
       <w:color w:val="272727" w:themeColor="text1" w:themeTint="D8"/>
@@ -4543,8 +5340,31 @@
     <w:semiHidden/>
     <w:rsid w:val="00A10FD9"/>
     <w:rPr>
-      <w:rFonts w:eastAsiaTheme="majorEastAsia" w:cstheme="majorBidi"/>
+      <w:rFonts w:cstheme="majorBidi"/>
       <w:color w:val="272727" w:themeColor="text1" w:themeTint="D8"/>
+    </w:rPr>
+  </w:style>
+  <w:style w:type="paragraph" w:styleId="BlockText">
+    <w:name w:val="Block Text"/>
+    <w:basedOn w:val="Normal"/>
+    <w:qFormat/>
+    <w:pPr>
+      <w:spacing w:before="240" w:after="240" w:line="240" w:lineRule="auto"/>
+      <w:ind w:left="720" w:right="720" w:firstLine="0"/>
+    </w:pPr>
+    <w:rPr/>
+  </w:style>
+  <w:style w:type="paragraph" w:styleId="FootnoteText">
+    <w:name w:val="footnote text"/>
+    <w:basedOn w:val="Normal"/>
+    <w:qFormat/>
+    <w:pPr>
+      <w:spacing w:before="0" w:after="120" w:line="240" w:lineRule="auto"/>
+      <w:ind w:firstLine="0"/>
+    </w:pPr>
+    <w:rPr>
+      <w:sz w:val="22"/>
+      <w:szCs w:val="22"/>
     </w:rPr>
   </w:style>
   <w:style w:type="paragraph" w:styleId="FootnoteBlockText">
@@ -4664,7 +5484,7 @@
     <w:name w:val="Hyperlink"/>
     <w:basedOn w:val="BodyTextChar"/>
     <w:rPr>
-      <w:color w:val="4F81BD" w:themeColor="accent1"/>
+      <w:color w:val="000000"/>
     </w:rPr>
   </w:style>
   <w:style w:type="paragraph" w:styleId="TOCHeading">
@@ -4679,40 +5499,11 @@
       <w:outlineLvl w:val="9"/>
     </w:pPr>
     <w:rPr>
-      <w:rFonts w:asciiTheme="majorHAnsi" w:eastAsiaTheme="majorEastAsia" w:hAnsiTheme="majorHAnsi" w:cstheme="majorBidi"/>
+      <w:rFonts w:cstheme="majorBidi"/>
       <w:b w:val="0"/>
       <w:bCs w:val="0"/>
       <w:color w:val="365F91" w:themeColor="accent1" w:themeShade="BF"/>
     </w:rPr>
-  </w:style>
-  <w:style w:type="paragraph" w:styleId="Normal">
-    <w:name w:val="Normal"/>
-    <w:qFormat/>
-    <w:pPr>
-      <w:widowControl/>
-      <w:spacing w:before="0" w:after="0" w:line="240" w:lineRule="auto"/>
-      <w:ind w:firstLine="0"/>
-    </w:pPr>
-    <w:rPr/>
-  </w:style>
-  <w:style w:type="paragraph" w:styleId="BodyText">
-    <w:name w:val="Body Text"/>
-    <w:basedOn w:val="Normal"/>
-    <w:qFormat/>
-    <w:pPr>
-      <w:widowControl/>
-      <w:spacing w:before="0" w:after="0" w:line="553" w:lineRule="exact"/>
-      <w:ind w:firstLine="720"/>
-      <w:jc w:val="left"/>
-    </w:pPr>
-    <w:rPr/>
-  </w:style>
-  <w:style w:type="paragraph" w:styleId="FirstParagraph">
-    <w:name w:val="First Paragraph"/>
-    <w:basedOn w:val="BodyText"/>
-    <w:qFormat/>
-    <w:pPr/>
-    <w:rPr/>
   </w:style>
   <w:style w:type="paragraph" w:customStyle="1" w:styleId="CABodyLast">
     <w:name w:val="CA Body Last"/>
@@ -4722,116 +5513,6 @@
       <w:keepNext/>
     </w:pPr>
     <w:rPr/>
-  </w:style>
-  <w:style w:type="paragraph" w:styleId="Compact">
-    <w:name w:val="Compact"/>
-    <w:basedOn w:val="Normal"/>
-    <w:qFormat/>
-    <w:pPr>
-      <w:spacing w:before="0" w:after="0" w:line="240" w:lineRule="auto"/>
-      <w:ind w:firstLine="0"/>
-    </w:pPr>
-    <w:rPr/>
-  </w:style>
-  <w:style w:type="paragraph" w:styleId="BlockText">
-    <w:name w:val="Block Text"/>
-    <w:basedOn w:val="Normal"/>
-    <w:qFormat/>
-    <w:pPr>
-      <w:spacing w:before="240" w:after="240" w:line="240" w:lineRule="auto"/>
-      <w:ind w:left="720" w:right="720" w:firstLine="0"/>
-    </w:pPr>
-    <w:rPr/>
-  </w:style>
-  <w:style w:type="paragraph" w:styleId="FootnoteText">
-    <w:name w:val="footnote text"/>
-    <w:basedOn w:val="Normal"/>
-    <w:qFormat/>
-    <w:pPr>
-      <w:spacing w:before="0" w:after="120" w:line="240" w:lineRule="auto"/>
-      <w:ind w:firstLine="0"/>
-    </w:pPr>
-    <w:rPr>
-      <w:sz w:val="22"/>
-      <w:szCs w:val="22"/>
-    </w:rPr>
-  </w:style>
-  <w:style w:type="paragraph" w:styleId="Heading1">
-    <w:name w:val="heading 1"/>
-    <w:basedOn w:val="Normal"/>
-    <w:qFormat/>
-    <w:pPr>
-      <w:keepNext/>
-      <w:keepLines/>
-      <w:spacing w:before="300" w:after="200" w:line="240" w:lineRule="auto"/>
-      <w:ind w:firstLine="0"/>
-      <w:jc w:val="center"/>
-      <w:outlineLvl w:val="0"/>
-    </w:pPr>
-    <w:rPr>
-      <w:b/>
-      <w:caps/>
-    </w:rPr>
-  </w:style>
-  <w:style w:type="paragraph" w:styleId="Heading2">
-    <w:name w:val="heading 2"/>
-    <w:basedOn w:val="Normal"/>
-    <w:qFormat/>
-    <w:pPr>
-      <w:keepNext/>
-      <w:keepLines/>
-      <w:spacing w:before="240" w:after="200" w:line="240" w:lineRule="auto"/>
-      <w:ind w:firstLine="0"/>
-      <w:outlineLvl w:val="1"/>
-    </w:pPr>
-    <w:rPr>
-      <w:b/>
-    </w:rPr>
-  </w:style>
-  <w:style w:type="paragraph" w:styleId="Heading3">
-    <w:name w:val="heading 3"/>
-    <w:basedOn w:val="Normal"/>
-    <w:qFormat/>
-    <w:pPr>
-      <w:keepNext/>
-      <w:keepLines/>
-      <w:spacing w:before="240" w:after="200" w:line="240" w:lineRule="auto"/>
-      <w:ind w:firstLine="0"/>
-      <w:outlineLvl w:val="2"/>
-    </w:pPr>
-    <w:rPr>
-      <w:b/>
-    </w:rPr>
-  </w:style>
-  <w:style w:type="paragraph" w:styleId="Heading4">
-    <w:name w:val="heading 4"/>
-    <w:basedOn w:val="Normal"/>
-    <w:qFormat/>
-    <w:pPr>
-      <w:keepNext/>
-      <w:keepLines/>
-      <w:spacing w:before="240" w:after="200" w:line="240" w:lineRule="auto"/>
-      <w:ind w:firstLine="0"/>
-      <w:outlineLvl w:val="3"/>
-    </w:pPr>
-    <w:rPr>
-      <w:b/>
-    </w:rPr>
-  </w:style>
-  <w:style w:type="paragraph" w:styleId="Heading5">
-    <w:name w:val="heading 5"/>
-    <w:basedOn w:val="Normal"/>
-    <w:qFormat/>
-    <w:pPr>
-      <w:keepNext/>
-      <w:keepLines/>
-      <w:spacing w:before="240" w:after="200" w:line="240" w:lineRule="auto"/>
-      <w:ind w:firstLine="0"/>
-      <w:outlineLvl w:val="4"/>
-    </w:pPr>
-    <w:rPr>
-      <w:b/>
-    </w:rPr>
   </w:style>
   <w:style w:type="paragraph" w:customStyle="1" w:styleId="CASection">
     <w:name w:val="CA Section"/>
@@ -5773,7 +6454,7 @@
     </a:clrScheme>
     <a:fontScheme name="Office">
       <a:majorFont>
-        <a:latin typeface="Aptos Display" panose="02110004020202020204"/>
+        <a:latin typeface="Times New Roman" panose="02110004020202020204"/>
         <a:ea typeface=""/>
         <a:cs typeface=""/>
         <a:font script="Jpan" typeface="游ゴシック Light"/>
@@ -5825,7 +6506,7 @@
         <a:font script="Tfng" typeface="Ebrima"/>
       </a:majorFont>
       <a:minorFont>
-        <a:latin typeface="Aptos" panose="02110004020202020204"/>
+        <a:latin typeface="Times New Roman" panose="02110004020202020204"/>
         <a:ea typeface=""/>
         <a:cs typeface=""/>
         <a:font script="Jpan" typeface="游明朝"/>

--- a/courts/seventh-circuit/court-of-appeals/reply-brief/usage/OUTPUT-reply-brief.docx
+++ b/courts/seventh-circuit/court-of-appeals/reply-brief/usage/OUTPUT-reply-brief.docx
@@ -7,12 +7,19 @@
         <w:pStyle w:val="CACentered"/>
       </w:pPr>
       <w:r>
-        <w:t xml:space="preserve">26-2473</w:t>
-      </w:r>
-    </w:p>
-    <w:p>
-      <w:pPr>
-        <w:pStyle w:val="CACoverCourt"/>
+        <w:t xml:space="preserve">26</w:t>
+      </w:r>
+      <w:r>
+        <w:noBreakHyphen/>
+      </w:r>
+      <w:r>
+        <w:t xml:space="preserve">2473</w:t>
+      </w:r>
+    </w:p>
+    <w:p>
+      <w:pPr>
+        <w:pStyle w:val="CACentered"/>
+        <w:keepNext/>
       </w:pPr>
       <w:r>
         <w:t xml:space="preserve">In the United States Court of Appeals</w:t>
@@ -20,7 +27,8 @@
     </w:p>
     <w:p>
       <w:pPr>
-        <w:pStyle w:val="CACoverCourt"/>
+        <w:pStyle w:val="CACentered"/>
+        <w:keepNext/>
       </w:pPr>
       <w:r>
         <w:rPr>
@@ -270,7 +278,13 @@
         <w:t xml:space="preserve">No. </w:t>
       </w:r>
       <w:r>
-        <w:t xml:space="preserve">1:25-cv-15704</w:t>
+        <w:t xml:space="preserve">1:25-cv</w:t>
+      </w:r>
+      <w:r>
+        <w:noBreakHyphen/>
+      </w:r>
+      <w:r>
+        <w:t xml:space="preserve">15704</w:t>
       </w:r>
       <w:r>
         <w:t xml:space="preserve"> </w:t>
@@ -367,12 +381,12 @@
         <w:tblLayout w:type="fixed"/>
         <w:tblCellMar>
           <w:left w:w="0" w:type="dxa"/>
-          <w:right w:w="115" w:type="dxa"/>
+          <w:right w:w="0" w:type="dxa"/>
         </w:tblCellMar>
       </w:tblPr>
       <w:tblGrid>
-        <w:gridCol w:w="4680"/>
-        <w:gridCol w:w="4680"/>
+        <w:gridCol w:w="4896"/>
+        <w:gridCol w:w="4464"/>
       </w:tblGrid>
       <w:tr>
         <w:trPr>
@@ -380,7 +394,10 @@
         </w:trPr>
         <w:tc>
           <w:tcPr>
-            <w:tcW w:w="4680" w:type="dxa"/>
+            <w:tcW w:w="4896" w:type="dxa"/>
+            <w:tcMar>
+              <w:right w:w="432" w:type="dxa"/>
+            </w:tcMar>
           </w:tcPr>
           <w:p>
             <w:pPr>
@@ -408,9 +425,12 @@
             <w:r>
               <w:t xml:space="preserve">Skinner</w:t>
             </w:r>
-            <w:r>
-              <w:br/>
-            </w:r>
+          </w:p>
+          <w:p>
+            <w:pPr>
+              <w:pStyle w:val="CACounsel"/>
+              <w:keepNext/>
+            </w:pPr>
             <w:r>
               <w:t xml:space="preserve">(</w:t>
             </w:r>
@@ -459,9 +479,12 @@
             <w:r>
               <w:t xml:space="preserve">)</w:t>
             </w:r>
-            <w:r>
-              <w:br/>
-            </w:r>
+          </w:p>
+          <w:p>
+            <w:pPr>
+              <w:pStyle w:val="CACounsel"/>
+              <w:keepNext/>
+            </w:pPr>
             <w:r>
               <w:t xml:space="preserve">Emily</w:t>
             </w:r>
@@ -477,9 +500,12 @@
             <w:r>
               <w:t xml:space="preserve">Merolli</w:t>
             </w:r>
-            <w:r>
-              <w:br/>
-            </w:r>
+          </w:p>
+          <w:p>
+            <w:pPr>
+              <w:pStyle w:val="CACounsel"/>
+              <w:keepNext/>
+            </w:pPr>
             <w:r>
               <w:t xml:space="preserve">(</w:t>
             </w:r>
@@ -528,179 +554,330 @@
             <w:r>
               <w:t xml:space="preserve">)</w:t>
             </w:r>
-            <w:r>
-              <w:br/>
-            </w:r>
-            <w:r>
-              <w:rPr>
-                <w:i/>
-              </w:rPr>
+          </w:p>
+          <w:p>
+            <w:pPr>
+              <w:pStyle w:val="CACounsel"/>
+              <w:keepNext/>
+            </w:pPr>
+            <w:r>
               <w:t xml:space="preserve">SLIGO</w:t>
             </w:r>
             <w:r>
-              <w:rPr>
-                <w:i/>
-              </w:rPr>
-              <w:t xml:space="preserve"> </w:t>
-            </w:r>
-            <w:r>
-              <w:rPr>
-                <w:i/>
-              </w:rPr>
+              <w:t xml:space="preserve"> </w:t>
+            </w:r>
+            <w:r>
               <w:t xml:space="preserve">LAW</w:t>
             </w:r>
             <w:r>
-              <w:rPr>
-                <w:i/>
-              </w:rPr>
-              <w:t xml:space="preserve"> </w:t>
-            </w:r>
-            <w:r>
-              <w:rPr>
-                <w:i/>
-              </w:rPr>
+              <w:t xml:space="preserve"> </w:t>
+            </w:r>
+            <w:r>
               <w:t xml:space="preserve">GROUP,</w:t>
             </w:r>
             <w:r>
-              <w:rPr>
-                <w:i/>
-              </w:rPr>
-              <w:t xml:space="preserve"> </w:t>
-            </w:r>
-            <w:r>
-              <w:rPr>
-                <w:i/>
-              </w:rPr>
+              <w:t xml:space="preserve"> </w:t>
+            </w:r>
+            <w:r>
               <w:t xml:space="preserve">PLLC</w:t>
             </w:r>
-            <w:r>
-              <w:br/>
-            </w:r>
-            <w:r>
-              <w:rPr>
-                <w:i/>
-              </w:rPr>
+          </w:p>
+          <w:p>
+            <w:pPr>
+              <w:pStyle w:val="CACounsel"/>
+              <w:keepNext/>
+            </w:pPr>
+            <w:r>
               <w:t xml:space="preserve">1717</w:t>
             </w:r>
             <w:r>
-              <w:rPr>
-                <w:i/>
-              </w:rPr>
-              <w:t xml:space="preserve"> </w:t>
-            </w:r>
-            <w:r>
-              <w:rPr>
-                <w:i/>
-              </w:rPr>
+              <w:t xml:space="preserve"> </w:t>
+            </w:r>
+            <w:r>
               <w:t xml:space="preserve">K</w:t>
             </w:r>
             <w:r>
-              <w:rPr>
-                <w:i/>
-              </w:rPr>
-              <w:t xml:space="preserve"> </w:t>
-            </w:r>
-            <w:r>
-              <w:rPr>
-                <w:i/>
-              </w:rPr>
-              <w:t xml:space="preserve">St. NW,</w:t>
-            </w:r>
-            <w:r>
-              <w:rPr>
-                <w:i/>
-              </w:rPr>
-              <w:t xml:space="preserve"> </w:t>
-            </w:r>
-            <w:r>
-              <w:rPr>
-                <w:i/>
-              </w:rPr>
+              <w:t xml:space="preserve"> </w:t>
+            </w:r>
+            <w:r>
+              <w:t xml:space="preserve">St.</w:t>
+            </w:r>
+            <w:r>
+              <w:t xml:space="preserve"> </w:t>
+            </w:r>
+            <w:r>
+              <w:t xml:space="preserve">NW,</w:t>
+            </w:r>
+            <w:r>
+              <w:t xml:space="preserve"> </w:t>
+            </w:r>
+            <w:r>
               <w:t xml:space="preserve">Suite</w:t>
             </w:r>
             <w:r>
-              <w:rPr>
-                <w:i/>
-              </w:rPr>
-              <w:t xml:space="preserve"> </w:t>
-            </w:r>
-            <w:r>
-              <w:rPr>
-                <w:i/>
-              </w:rPr>
+              <w:t xml:space="preserve"> </w:t>
+            </w:r>
+            <w:r>
               <w:t xml:space="preserve">900</w:t>
             </w:r>
-            <w:r>
-              <w:br/>
-            </w:r>
-            <w:r>
-              <w:rPr>
-                <w:i/>
-              </w:rPr>
+          </w:p>
+          <w:p>
+            <w:pPr>
+              <w:pStyle w:val="CACounsel"/>
+              <w:keepNext/>
+            </w:pPr>
+            <w:r>
               <w:t xml:space="preserve">Washington,</w:t>
             </w:r>
             <w:r>
-              <w:rPr>
-                <w:i/>
-              </w:rPr>
-              <w:t xml:space="preserve"> </w:t>
-            </w:r>
-            <w:r>
-              <w:rPr>
-                <w:i/>
-              </w:rPr>
+              <w:t xml:space="preserve"> </w:t>
+            </w:r>
+            <w:r>
               <w:t xml:space="preserve">DC</w:t>
             </w:r>
             <w:r>
-              <w:rPr>
-                <w:i/>
-              </w:rPr>
-              <w:t xml:space="preserve"> </w:t>
-            </w:r>
-            <w:r>
-              <w:rPr>
-                <w:i/>
-              </w:rPr>
+              <w:t xml:space="preserve"> </w:t>
+            </w:r>
+            <w:r>
               <w:t xml:space="preserve">20006</w:t>
             </w:r>
-            <w:r>
-              <w:br/>
-            </w:r>
-            <w:r>
-              <w:rPr>
-                <w:i/>
-              </w:rPr>
+          </w:p>
+          <w:p>
+            <w:pPr>
+              <w:pStyle w:val="CACounsel"/>
+              <w:keepNext/>
+            </w:pPr>
+            <w:r>
               <w:t xml:space="preserve">Telephone:</w:t>
             </w:r>
             <w:r>
-              <w:rPr>
-                <w:i/>
-              </w:rPr>
-              <w:t xml:space="preserve"> </w:t>
-            </w:r>
-            <w:r>
-              <w:rPr>
-                <w:i/>
-              </w:rPr>
+              <w:t xml:space="preserve"> </w:t>
+            </w:r>
+            <w:r>
               <w:t xml:space="preserve">(202)</w:t>
             </w:r>
             <w:r>
-              <w:rPr>
-                <w:i/>
-              </w:rPr>
-              <w:t xml:space="preserve"> </w:t>
-            </w:r>
-            <w:r>
-              <w:rPr>
-                <w:i/>
-              </w:rPr>
-              <w:t xml:space="preserve">888-2084</w:t>
+              <w:t xml:space="preserve"> </w:t>
+            </w:r>
+            <w:r>
+              <w:t xml:space="preserve">888</w:t>
+            </w:r>
+            <w:r>
+              <w:noBreakHyphen/>
+            </w:r>
+            <w:r>
+              <w:t xml:space="preserve">2084</w:t>
+            </w:r>
+          </w:p>
+          <w:p>
+            <w:pPr>
+              <w:pStyle w:val="CACounsel"/>
+              <w:keepNext/>
+              <w:spacing w:before="168" w:after="0" w:line="340" w:lineRule="exact"/>
+            </w:pPr>
+            <w:r>
+              <w:t xml:space="preserve">Scott</w:t>
+            </w:r>
+            <w:r>
+              <w:t xml:space="preserve"> </w:t>
+            </w:r>
+            <w:r>
+              <w:t xml:space="preserve">C.</w:t>
+            </w:r>
+            <w:r>
+              <w:t xml:space="preserve"> </w:t>
+            </w:r>
+            <w:r>
+              <w:t xml:space="preserve">Solberg</w:t>
+            </w:r>
+            <w:r>
+              <w:t xml:space="preserve"> </w:t>
+            </w:r>
+            <w:r>
+              <w:t xml:space="preserve">(No.</w:t>
+            </w:r>
+            <w:r>
+              <w:t xml:space="preserve"> </w:t>
+            </w:r>
+            <w:r>
+              <w:t xml:space="preserve">6204487)</w:t>
+            </w:r>
+          </w:p>
+          <w:p>
+            <w:pPr>
+              <w:pStyle w:val="CACounsel"/>
+              <w:keepNext/>
+            </w:pPr>
+            <w:r>
+              <w:t xml:space="preserve">Elizabeth</w:t>
+            </w:r>
+            <w:r>
+              <w:t xml:space="preserve"> </w:t>
+            </w:r>
+            <w:r>
+              <w:t xml:space="preserve">M.</w:t>
+            </w:r>
+            <w:r>
+              <w:t xml:space="preserve"> </w:t>
+            </w:r>
+            <w:r>
+              <w:t xml:space="preserve">Hady</w:t>
+            </w:r>
+            <w:r>
+              <w:t xml:space="preserve"> </w:t>
+            </w:r>
+            <w:r>
+              <w:t xml:space="preserve">(No.</w:t>
+            </w:r>
+            <w:r>
+              <w:t xml:space="preserve"> </w:t>
+            </w:r>
+            <w:r>
+              <w:t xml:space="preserve">6316542)</w:t>
+            </w:r>
+          </w:p>
+          <w:p>
+            <w:pPr>
+              <w:pStyle w:val="CACounsel"/>
+              <w:keepNext/>
+            </w:pPr>
+            <w:r>
+              <w:t xml:space="preserve">EIMER</w:t>
+            </w:r>
+            <w:r>
+              <w:t xml:space="preserve"> </w:t>
+            </w:r>
+            <w:r>
+              <w:t xml:space="preserve">STAHL</w:t>
+            </w:r>
+            <w:r>
+              <w:t xml:space="preserve"> </w:t>
+            </w:r>
+            <w:r>
+              <w:t xml:space="preserve">LLP</w:t>
+            </w:r>
+          </w:p>
+          <w:p>
+            <w:pPr>
+              <w:pStyle w:val="CACounsel"/>
+              <w:keepNext/>
+            </w:pPr>
+            <w:r>
+              <w:t xml:space="preserve">224</w:t>
+            </w:r>
+            <w:r>
+              <w:t xml:space="preserve"> </w:t>
+            </w:r>
+            <w:r>
+              <w:t xml:space="preserve">S.</w:t>
+            </w:r>
+            <w:r>
+              <w:t xml:space="preserve"> </w:t>
+            </w:r>
+            <w:r>
+              <w:t xml:space="preserve">Michigan</w:t>
+            </w:r>
+            <w:r>
+              <w:t xml:space="preserve"> </w:t>
+            </w:r>
+            <w:r>
+              <w:t xml:space="preserve">Ave.,</w:t>
+            </w:r>
+            <w:r>
+              <w:t xml:space="preserve"> </w:t>
+            </w:r>
+            <w:r>
+              <w:t xml:space="preserve">Suite</w:t>
+            </w:r>
+            <w:r>
+              <w:t xml:space="preserve"> </w:t>
+            </w:r>
+            <w:r>
+              <w:t xml:space="preserve">1100</w:t>
+            </w:r>
+          </w:p>
+          <w:p>
+            <w:pPr>
+              <w:pStyle w:val="CACounsel"/>
+              <w:keepNext/>
+            </w:pPr>
+            <w:r>
+              <w:t xml:space="preserve">Chicago,</w:t>
+            </w:r>
+            <w:r>
+              <w:t xml:space="preserve"> </w:t>
+            </w:r>
+            <w:r>
+              <w:t xml:space="preserve">IL</w:t>
+            </w:r>
+            <w:r>
+              <w:t xml:space="preserve"> </w:t>
+            </w:r>
+            <w:r>
+              <w:t xml:space="preserve">60604</w:t>
+            </w:r>
+          </w:p>
+          <w:p>
+            <w:pPr>
+              <w:pStyle w:val="CACounsel"/>
+              <w:keepNext/>
+            </w:pPr>
+            <w:r>
+              <w:t xml:space="preserve">Telephone:</w:t>
+            </w:r>
+            <w:r>
+              <w:t xml:space="preserve"> </w:t>
+            </w:r>
+            <w:r>
+              <w:t xml:space="preserve">(312)</w:t>
+            </w:r>
+            <w:r>
+              <w:t xml:space="preserve"> </w:t>
+            </w:r>
+            <w:r>
+              <w:t xml:space="preserve">660</w:t>
+            </w:r>
+            <w:r>
+              <w:noBreakHyphen/>
+            </w:r>
+            <w:r>
+              <w:t xml:space="preserve">7600</w:t>
+            </w:r>
+          </w:p>
+          <w:p>
+            <w:pPr>
+              <w:pStyle w:val="CACounsel"/>
+              <w:keepNext/>
+            </w:pPr>
+            <w:r>
+              <w:t xml:space="preserve">Fax:</w:t>
+            </w:r>
+            <w:r>
+              <w:t xml:space="preserve"> </w:t>
+            </w:r>
+            <w:r>
+              <w:t xml:space="preserve">(312)</w:t>
+            </w:r>
+            <w:r>
+              <w:t xml:space="preserve"> </w:t>
+            </w:r>
+            <w:r>
+              <w:t xml:space="preserve">692</w:t>
+            </w:r>
+            <w:r>
+              <w:noBreakHyphen/>
+            </w:r>
+            <w:r>
+              <w:t xml:space="preserve">1718</w:t>
             </w:r>
           </w:p>
         </w:tc>
         <w:tc>
           <w:tcPr>
-            <w:tcW w:w="4680" w:type="dxa"/>
+            <w:tcW w:w="4464" w:type="dxa"/>
+            <w:tcMar>
+              <w:right w:w="0" w:type="dxa"/>
+            </w:tcMar>
           </w:tcPr>
           <w:p>
             <w:pPr>
@@ -726,503 +903,212 @@
               <w:t xml:space="preserve"> </w:t>
             </w:r>
             <w:r>
-              <w:t xml:space="preserve">(No. 6242658)</w:t>
-            </w:r>
-            <w:r>
-              <w:br/>
-            </w:r>
-            <w:r>
-              <w:t xml:space="preserve">Michael</w:t>
-            </w:r>
-            <w:r>
-              <w:t xml:space="preserve"> </w:t>
-            </w:r>
-            <w:r>
-              <w:t xml:space="preserve">R.</w:t>
-            </w:r>
-            <w:r>
-              <w:t xml:space="preserve"> </w:t>
-            </w:r>
-            <w:r>
-              <w:t xml:space="preserve">Ortega</w:t>
-            </w:r>
-            <w:r>
-              <w:t xml:space="preserve"> </w:t>
-            </w:r>
-            <w:r>
-              <w:t xml:space="preserve">(No. 6339469)</w:t>
-            </w:r>
-            <w:r>
-              <w:br/>
-            </w:r>
-            <w:r>
-              <w:rPr>
-                <w:i/>
-              </w:rPr>
-              <w:t xml:space="preserve">CHICAGO</w:t>
-            </w:r>
-            <w:r>
-              <w:rPr>
-                <w:i/>
-              </w:rPr>
-              <w:t xml:space="preserve"> </w:t>
-            </w:r>
-            <w:r>
-              <w:rPr>
-                <w:i/>
-              </w:rPr>
-              <w:t xml:space="preserve">LAWYERS’</w:t>
-            </w:r>
-            <w:r>
-              <w:rPr>
-                <w:i/>
-              </w:rPr>
-              <w:t xml:space="preserve"> </w:t>
-            </w:r>
-            <w:r>
-              <w:rPr>
-                <w:i/>
-              </w:rPr>
-              <w:t xml:space="preserve">COMMITTEE</w:t>
-            </w:r>
-            <w:r>
-              <w:rPr>
-                <w:i/>
-              </w:rPr>
-              <w:t xml:space="preserve"> </w:t>
-            </w:r>
-            <w:r>
-              <w:rPr>
-                <w:i/>
-              </w:rPr>
-              <w:t xml:space="preserve">FOR</w:t>
-            </w:r>
-            <w:r>
-              <w:rPr>
-                <w:i/>
-              </w:rPr>
-              <w:t xml:space="preserve"> </w:t>
-            </w:r>
-            <w:r>
-              <w:rPr>
-                <w:i/>
-              </w:rPr>
-              <w:t xml:space="preserve">CIVIL</w:t>
-            </w:r>
-            <w:r>
-              <w:rPr>
-                <w:i/>
-              </w:rPr>
-              <w:t xml:space="preserve"> </w:t>
-            </w:r>
-            <w:r>
-              <w:rPr>
-                <w:i/>
-              </w:rPr>
-              <w:t xml:space="preserve">RIGHTS</w:t>
-            </w:r>
-            <w:r>
-              <w:br/>
-            </w:r>
-            <w:r>
-              <w:rPr>
-                <w:i/>
-              </w:rPr>
-              <w:t xml:space="preserve">25</w:t>
-            </w:r>
-            <w:r>
-              <w:rPr>
-                <w:i/>
-              </w:rPr>
-              <w:t xml:space="preserve"> </w:t>
-            </w:r>
-            <w:r>
-              <w:rPr>
-                <w:i/>
-              </w:rPr>
-              <w:t xml:space="preserve">E.</w:t>
-            </w:r>
-            <w:r>
-              <w:rPr>
-                <w:i/>
-              </w:rPr>
-              <w:t xml:space="preserve"> </w:t>
-            </w:r>
-            <w:r>
-              <w:rPr>
-                <w:i/>
-              </w:rPr>
-              <w:t xml:space="preserve">Washington</w:t>
-            </w:r>
-            <w:r>
-              <w:rPr>
-                <w:i/>
-              </w:rPr>
-              <w:t xml:space="preserve"> </w:t>
-            </w:r>
-            <w:r>
-              <w:rPr>
-                <w:i/>
-              </w:rPr>
-              <w:t xml:space="preserve">St.,</w:t>
-            </w:r>
-            <w:r>
-              <w:rPr>
-                <w:i/>
-              </w:rPr>
-              <w:t xml:space="preserve"> </w:t>
-            </w:r>
-            <w:r>
-              <w:rPr>
-                <w:i/>
-              </w:rPr>
-              <w:t xml:space="preserve">Suite</w:t>
-            </w:r>
-            <w:r>
-              <w:rPr>
-                <w:i/>
-              </w:rPr>
-              <w:t xml:space="preserve"> </w:t>
-            </w:r>
-            <w:r>
-              <w:rPr>
-                <w:i/>
-              </w:rPr>
-              <w:t xml:space="preserve">1300</w:t>
-            </w:r>
-            <w:r>
-              <w:br/>
-            </w:r>
-            <w:r>
-              <w:rPr>
-                <w:i/>
-              </w:rPr>
-              <w:t xml:space="preserve">Chicago,</w:t>
-            </w:r>
-            <w:r>
-              <w:rPr>
-                <w:i/>
-              </w:rPr>
-              <w:t xml:space="preserve"> </w:t>
-            </w:r>
-            <w:r>
-              <w:rPr>
-                <w:i/>
-              </w:rPr>
-              <w:t xml:space="preserve">IL</w:t>
-            </w:r>
-            <w:r>
-              <w:rPr>
-                <w:i/>
-              </w:rPr>
-              <w:t xml:space="preserve"> </w:t>
-            </w:r>
-            <w:r>
-              <w:rPr>
-                <w:i/>
-              </w:rPr>
-              <w:t xml:space="preserve">60602</w:t>
-            </w:r>
-            <w:r>
-              <w:br/>
-            </w:r>
-            <w:r>
-              <w:rPr>
-                <w:i/>
-              </w:rPr>
-              <w:t xml:space="preserve">Telephone:</w:t>
-            </w:r>
-            <w:r>
-              <w:rPr>
-                <w:i/>
-              </w:rPr>
-              <w:t xml:space="preserve"> </w:t>
-            </w:r>
-            <w:r>
-              <w:rPr>
-                <w:i/>
-              </w:rPr>
-              <w:t xml:space="preserve">(312)</w:t>
-            </w:r>
-            <w:r>
-              <w:rPr>
-                <w:i/>
-              </w:rPr>
-              <w:t xml:space="preserve"> </w:t>
-            </w:r>
-            <w:r>
-              <w:rPr>
-                <w:i/>
-              </w:rPr>
-              <w:t xml:space="preserve">630-9744</w:t>
-            </w:r>
-            <w:r>
-              <w:br/>
-            </w:r>
-            <w:r>
-              <w:rPr>
-                <w:i/>
-              </w:rPr>
-              <w:t xml:space="preserve">Fax:</w:t>
-            </w:r>
-            <w:r>
-              <w:rPr>
-                <w:i/>
-              </w:rPr>
-              <w:t xml:space="preserve"> </w:t>
-            </w:r>
-            <w:r>
-              <w:rPr>
-                <w:i/>
-              </w:rPr>
-              <w:t xml:space="preserve">(312)</w:t>
-            </w:r>
-            <w:r>
-              <w:rPr>
-                <w:i/>
-              </w:rPr>
-              <w:t xml:space="preserve"> </w:t>
-            </w:r>
-            <w:r>
-              <w:rPr>
-                <w:i/>
-              </w:rPr>
-              <w:t xml:space="preserve">630-1127</w:t>
-            </w:r>
-            <w:r>
-              <w:br/>
-            </w:r>
-            <w:r>
-              <w:rPr>
-                <w:i/>
-              </w:rPr>
-              <w:t xml:space="preserve">Attorneys</w:t>
-            </w:r>
-            <w:r>
-              <w:rPr>
-                <w:i/>
-              </w:rPr>
-              <w:t xml:space="preserve"> </w:t>
-            </w:r>
-            <w:r>
-              <w:rPr>
-                <w:i/>
-              </w:rPr>
-              <w:t xml:space="preserve">for</w:t>
-            </w:r>
-            <w:r>
-              <w:rPr>
-                <w:i/>
-              </w:rPr>
-              <w:t xml:space="preserve"> </w:t>
-            </w:r>
-            <w:r>
-              <w:rPr>
-                <w:i/>
-              </w:rPr>
-              <w:t xml:space="preserve">Plaintiffs-Appellants</w:t>
-            </w:r>
-            <w:r>
-              <w:rPr>
-                <w:i/>
-              </w:rPr>
-              <w:t xml:space="preserve"> </w:t>
-            </w:r>
-            <w:r>
-              <w:rPr>
-                <w:i/>
-              </w:rPr>
-              <w:t xml:space="preserve">Afterschool</w:t>
-            </w:r>
-            <w:r>
-              <w:rPr>
-                <w:i/>
-              </w:rPr>
-              <w:t xml:space="preserve"> </w:t>
-            </w:r>
-            <w:r>
-              <w:rPr>
-                <w:i/>
-              </w:rPr>
-              <w:t xml:space="preserve">for</w:t>
-            </w:r>
-            <w:r>
-              <w:rPr>
-                <w:i/>
-              </w:rPr>
-              <w:t xml:space="preserve"> </w:t>
-            </w:r>
-            <w:r>
-              <w:rPr>
-                <w:i/>
-              </w:rPr>
-              <w:t xml:space="preserve">Children</w:t>
-            </w:r>
-            <w:r>
-              <w:rPr>
-                <w:i/>
-              </w:rPr>
-              <w:t xml:space="preserve"> </w:t>
-            </w:r>
-            <w:r>
-              <w:rPr>
-                <w:i/>
-              </w:rPr>
-              <w:t xml:space="preserve">and</w:t>
-            </w:r>
-            <w:r>
-              <w:rPr>
-                <w:i/>
-              </w:rPr>
-              <w:t xml:space="preserve"> </w:t>
-            </w:r>
-            <w:r>
-              <w:rPr>
-                <w:i/>
-              </w:rPr>
-              <w:t xml:space="preserve">Teens</w:t>
-            </w:r>
-            <w:r>
-              <w:rPr>
-                <w:i/>
-              </w:rPr>
-              <w:t xml:space="preserve"> </w:t>
-            </w:r>
-            <w:r>
-              <w:rPr>
-                <w:i/>
-              </w:rPr>
-              <w:t xml:space="preserve">(ACT)</w:t>
-            </w:r>
-            <w:r>
-              <w:rPr>
-                <w:i/>
-              </w:rPr>
-              <w:t xml:space="preserve"> </w:t>
-            </w:r>
-            <w:r>
-              <w:rPr>
-                <w:i/>
-              </w:rPr>
-              <w:t xml:space="preserve">Now</w:t>
-            </w:r>
-            <w:r>
-              <w:rPr>
-                <w:i/>
-              </w:rPr>
-              <w:t xml:space="preserve"> </w:t>
-            </w:r>
-            <w:r>
-              <w:rPr>
-                <w:i/>
-              </w:rPr>
-              <w:t xml:space="preserve">and</w:t>
-            </w:r>
-            <w:r>
-              <w:rPr>
-                <w:i/>
-              </w:rPr>
-              <w:t xml:space="preserve"> </w:t>
-            </w:r>
-            <w:r>
-              <w:rPr>
-                <w:i/>
-              </w:rPr>
-              <w:t xml:space="preserve">Metropolitan</w:t>
-            </w:r>
-            <w:r>
-              <w:rPr>
-                <w:i/>
-              </w:rPr>
-              <w:t xml:space="preserve"> </w:t>
-            </w:r>
-            <w:r>
-              <w:rPr>
-                <w:i/>
-              </w:rPr>
-              <w:t xml:space="preserve">Family</w:t>
-            </w:r>
-            <w:r>
-              <w:rPr>
-                <w:i/>
-              </w:rPr>
-              <w:t xml:space="preserve"> </w:t>
-            </w:r>
-            <w:r>
-              <w:rPr>
-                <w:i/>
-              </w:rPr>
-              <w:t xml:space="preserve">Services</w:t>
+              <w:t xml:space="preserve">(No.</w:t>
+            </w:r>
+            <w:r>
+              <w:t xml:space="preserve"> </w:t>
+            </w:r>
+            <w:r>
+              <w:t xml:space="preserve">6242658)</w:t>
             </w:r>
           </w:p>
-        </w:tc>
-      </w:tr>
-      <w:tr>
-        <w:trPr>
-          <w:cantSplit/>
-        </w:trPr>
-        <w:tc>
-          <w:tcPr>
-            <w:tcW w:w="4680" w:type="dxa"/>
-          </w:tcPr>
           <w:p>
             <w:pPr>
               <w:pStyle w:val="CACounsel"/>
               <w:keepNext/>
             </w:pPr>
             <w:r>
-              <w:t xml:space="preserve">Scott</w:t>
-            </w:r>
-            <w:r>
-              <w:t xml:space="preserve"> </w:t>
-            </w:r>
-            <w:r>
-              <w:t xml:space="preserve">C.</w:t>
-            </w:r>
-            <w:r>
-              <w:t xml:space="preserve"> </w:t>
-            </w:r>
-            <w:r>
-              <w:t xml:space="preserve">Solberg</w:t>
-            </w:r>
-            <w:r>
-              <w:t xml:space="preserve"> </w:t>
-            </w:r>
-            <w:r>
-              <w:t xml:space="preserve">(No. 6204487)</w:t>
-            </w:r>
-            <w:r>
-              <w:br/>
-            </w:r>
-            <w:r>
-              <w:t xml:space="preserve">Elizabeth</w:t>
-            </w:r>
-            <w:r>
-              <w:t xml:space="preserve"> </w:t>
-            </w:r>
-            <w:r>
-              <w:t xml:space="preserve">M.</w:t>
-            </w:r>
-            <w:r>
-              <w:t xml:space="preserve"> </w:t>
-            </w:r>
-            <w:r>
-              <w:t xml:space="preserve">Hady</w:t>
-            </w:r>
-            <w:r>
-              <w:t xml:space="preserve"> </w:t>
-            </w:r>
-            <w:r>
-              <w:t xml:space="preserve">(No. 6316542)</w:t>
-            </w:r>
-            <w:r>
-              <w:br/>
-            </w:r>
+              <w:t xml:space="preserve">Michael</w:t>
+            </w:r>
+            <w:r>
+              <w:t xml:space="preserve"> </w:t>
+            </w:r>
+            <w:r>
+              <w:t xml:space="preserve">R.</w:t>
+            </w:r>
+            <w:r>
+              <w:t xml:space="preserve"> </w:t>
+            </w:r>
+            <w:r>
+              <w:t xml:space="preserve">Ortega</w:t>
+            </w:r>
+            <w:r>
+              <w:t xml:space="preserve"> </w:t>
+            </w:r>
+            <w:r>
+              <w:t xml:space="preserve">(No.</w:t>
+            </w:r>
+            <w:r>
+              <w:t xml:space="preserve"> </w:t>
+            </w:r>
+            <w:r>
+              <w:t xml:space="preserve">6339469)</w:t>
+            </w:r>
+          </w:p>
+          <w:p>
+            <w:pPr>
+              <w:pStyle w:val="CACounsel"/>
+              <w:keepNext/>
+            </w:pPr>
+            <w:r>
+              <w:t xml:space="preserve">CHICAGO</w:t>
+            </w:r>
+            <w:r>
+              <w:t xml:space="preserve"> </w:t>
+            </w:r>
+            <w:r>
+              <w:t xml:space="preserve">LAWYERS’</w:t>
+            </w:r>
+            <w:r>
+              <w:t xml:space="preserve"> </w:t>
+            </w:r>
+            <w:r>
+              <w:t xml:space="preserve">COMMITTEE</w:t>
+            </w:r>
+            <w:r>
+              <w:t xml:space="preserve"> </w:t>
+            </w:r>
+            <w:r>
+              <w:t xml:space="preserve">FOR</w:t>
+            </w:r>
+            <w:r>
+              <w:t xml:space="preserve"> </w:t>
+            </w:r>
+            <w:r>
+              <w:t xml:space="preserve">CIVIL</w:t>
+            </w:r>
+            <w:r>
+              <w:t xml:space="preserve"> </w:t>
+            </w:r>
+            <w:r>
+              <w:t xml:space="preserve">RIGHTS</w:t>
+            </w:r>
+          </w:p>
+          <w:p>
+            <w:pPr>
+              <w:pStyle w:val="CACounsel"/>
+              <w:keepNext/>
+            </w:pPr>
+            <w:r>
+              <w:t xml:space="preserve">25</w:t>
+            </w:r>
+            <w:r>
+              <w:t xml:space="preserve"> </w:t>
+            </w:r>
+            <w:r>
+              <w:t xml:space="preserve">E.</w:t>
+            </w:r>
+            <w:r>
+              <w:t xml:space="preserve"> </w:t>
+            </w:r>
+            <w:r>
+              <w:t xml:space="preserve">Washington</w:t>
+            </w:r>
+            <w:r>
+              <w:t xml:space="preserve"> </w:t>
+            </w:r>
+            <w:r>
+              <w:t xml:space="preserve">St.,</w:t>
+            </w:r>
+            <w:r>
+              <w:t xml:space="preserve"> </w:t>
+            </w:r>
+            <w:r>
+              <w:t xml:space="preserve">Suite</w:t>
+            </w:r>
+            <w:r>
+              <w:t xml:space="preserve"> </w:t>
+            </w:r>
+            <w:r>
+              <w:t xml:space="preserve">1300</w:t>
+            </w:r>
+          </w:p>
+          <w:p>
+            <w:pPr>
+              <w:pStyle w:val="CACounsel"/>
+              <w:keepNext/>
+            </w:pPr>
+            <w:r>
+              <w:t xml:space="preserve">Chicago,</w:t>
+            </w:r>
+            <w:r>
+              <w:t xml:space="preserve"> </w:t>
+            </w:r>
+            <w:r>
+              <w:t xml:space="preserve">IL</w:t>
+            </w:r>
+            <w:r>
+              <w:t xml:space="preserve"> </w:t>
+            </w:r>
+            <w:r>
+              <w:t xml:space="preserve">60602</w:t>
+            </w:r>
+          </w:p>
+          <w:p>
+            <w:pPr>
+              <w:pStyle w:val="CACounsel"/>
+              <w:keepNext/>
+            </w:pPr>
+            <w:r>
+              <w:t xml:space="preserve">Telephone:</w:t>
+            </w:r>
+            <w:r>
+              <w:t xml:space="preserve"> </w:t>
+            </w:r>
+            <w:r>
+              <w:t xml:space="preserve">(312)</w:t>
+            </w:r>
+            <w:r>
+              <w:t xml:space="preserve"> </w:t>
+            </w:r>
+            <w:r>
+              <w:t xml:space="preserve">630</w:t>
+            </w:r>
+            <w:r>
+              <w:noBreakHyphen/>
+            </w:r>
+            <w:r>
+              <w:t xml:space="preserve">9744</w:t>
+            </w:r>
+          </w:p>
+          <w:p>
+            <w:pPr>
+              <w:pStyle w:val="CACounsel"/>
+              <w:keepNext/>
+            </w:pPr>
+            <w:r>
+              <w:t xml:space="preserve">Fax:</w:t>
+            </w:r>
+            <w:r>
+              <w:t xml:space="preserve"> </w:t>
+            </w:r>
+            <w:r>
+              <w:t xml:space="preserve">(312)</w:t>
+            </w:r>
+            <w:r>
+              <w:t xml:space="preserve"> </w:t>
+            </w:r>
+            <w:r>
+              <w:t xml:space="preserve">630</w:t>
+            </w:r>
+            <w:r>
+              <w:noBreakHyphen/>
+            </w:r>
+            <w:r>
+              <w:t xml:space="preserve">1127</w:t>
+            </w:r>
+          </w:p>
+          <w:p>
+            <w:pPr>
+              <w:pStyle w:val="CACounsel"/>
+              <w:keepNext/>
+              <w:spacing w:before="168" w:after="0" w:line="340" w:lineRule="exact"/>
+            </w:pPr>
             <w:r>
               <w:rPr>
                 <w:i/>
               </w:rPr>
-              <w:t xml:space="preserve">EIMER</w:t>
+              <w:t xml:space="preserve">Attorneys</w:t>
             </w:r>
             <w:r>
               <w:rPr>
@@ -1234,7 +1120,7 @@
               <w:rPr>
                 <w:i/>
               </w:rPr>
-              <w:t xml:space="preserve">STAHL</w:t>
+              <w:t xml:space="preserve">for</w:t>
             </w:r>
             <w:r>
               <w:rPr>
@@ -1246,85 +1132,79 @@
               <w:rPr>
                 <w:i/>
               </w:rPr>
-              <w:t xml:space="preserve">LLP</w:t>
-            </w:r>
-            <w:r>
-              <w:br/>
+              <w:t xml:space="preserve">Plaintiffs-Appellants</w:t>
             </w:r>
             <w:r>
               <w:rPr>
                 <w:i/>
               </w:rPr>
-              <w:t xml:space="preserve">224</w:t>
+              <w:t xml:space="preserve"> </w:t>
             </w:r>
             <w:r>
               <w:rPr>
                 <w:i/>
               </w:rPr>
-              <w:t xml:space="preserve"> </w:t>
+              <w:t xml:space="preserve">Afterschool</w:t>
             </w:r>
             <w:r>
               <w:rPr>
                 <w:i/>
               </w:rPr>
-              <w:t xml:space="preserve">S.</w:t>
+              <w:t xml:space="preserve"> </w:t>
             </w:r>
             <w:r>
               <w:rPr>
                 <w:i/>
               </w:rPr>
-              <w:t xml:space="preserve"> </w:t>
+              <w:t xml:space="preserve">for</w:t>
             </w:r>
             <w:r>
               <w:rPr>
                 <w:i/>
               </w:rPr>
-              <w:t xml:space="preserve">Michigan</w:t>
+              <w:t xml:space="preserve"> </w:t>
             </w:r>
             <w:r>
               <w:rPr>
                 <w:i/>
               </w:rPr>
-              <w:t xml:space="preserve"> </w:t>
+              <w:t xml:space="preserve">Children</w:t>
             </w:r>
             <w:r>
               <w:rPr>
                 <w:i/>
               </w:rPr>
-              <w:t xml:space="preserve">Ave.,</w:t>
+              <w:t xml:space="preserve"> </w:t>
             </w:r>
             <w:r>
               <w:rPr>
                 <w:i/>
               </w:rPr>
-              <w:t xml:space="preserve"> </w:t>
+              <w:t xml:space="preserve">and</w:t>
             </w:r>
             <w:r>
               <w:rPr>
                 <w:i/>
               </w:rPr>
-              <w:t xml:space="preserve">Suite</w:t>
+              <w:t xml:space="preserve"> </w:t>
             </w:r>
             <w:r>
               <w:rPr>
                 <w:i/>
               </w:rPr>
-              <w:t xml:space="preserve"> </w:t>
+              <w:t xml:space="preserve">Teens</w:t>
             </w:r>
             <w:r>
               <w:rPr>
                 <w:i/>
               </w:rPr>
-              <w:t xml:space="preserve">1100</w:t>
-            </w:r>
-            <w:r>
-              <w:br/>
+              <w:t xml:space="preserve"> </w:t>
             </w:r>
             <w:r>
               <w:rPr>
                 <w:i/>
               </w:rPr>
-              <w:t xml:space="preserve">Chicago,</w:t>
+              <w:t xml:space="preserve">(ACT)</w:t>
             </w:r>
             <w:r>
               <w:rPr>
@@ -1336,7 +1216,7 @@
               <w:rPr>
                 <w:i/>
               </w:rPr>
-              <w:t xml:space="preserve">IL</w:t>
+              <w:t xml:space="preserve">Now</w:t>
             </w:r>
             <w:r>
               <w:rPr>
@@ -1348,81 +1228,45 @@
               <w:rPr>
                 <w:i/>
               </w:rPr>
-              <w:t xml:space="preserve">60604</w:t>
-            </w:r>
-            <w:r>
-              <w:br/>
+              <w:t xml:space="preserve">and</w:t>
             </w:r>
             <w:r>
               <w:rPr>
                 <w:i/>
               </w:rPr>
-              <w:t xml:space="preserve">Telephone:</w:t>
+              <w:t xml:space="preserve"> </w:t>
             </w:r>
             <w:r>
               <w:rPr>
                 <w:i/>
               </w:rPr>
-              <w:t xml:space="preserve"> </w:t>
+              <w:t xml:space="preserve">Metropolitan</w:t>
             </w:r>
             <w:r>
               <w:rPr>
                 <w:i/>
               </w:rPr>
-              <w:t xml:space="preserve">(312)</w:t>
+              <w:t xml:space="preserve"> </w:t>
             </w:r>
             <w:r>
               <w:rPr>
                 <w:i/>
               </w:rPr>
-              <w:t xml:space="preserve"> </w:t>
+              <w:t xml:space="preserve">Family</w:t>
             </w:r>
             <w:r>
               <w:rPr>
                 <w:i/>
               </w:rPr>
-              <w:t xml:space="preserve">660-7600</w:t>
-            </w:r>
-            <w:r>
-              <w:br/>
+              <w:t xml:space="preserve"> </w:t>
             </w:r>
             <w:r>
               <w:rPr>
                 <w:i/>
               </w:rPr>
-              <w:t xml:space="preserve">Fax:</w:t>
-            </w:r>
-            <w:r>
-              <w:rPr>
-                <w:i/>
-              </w:rPr>
-              <w:t xml:space="preserve"> </w:t>
-            </w:r>
-            <w:r>
-              <w:rPr>
-                <w:i/>
-              </w:rPr>
-              <w:t xml:space="preserve">(312)</w:t>
-            </w:r>
-            <w:r>
-              <w:rPr>
-                <w:i/>
-              </w:rPr>
-              <w:t xml:space="preserve"> </w:t>
-            </w:r>
-            <w:r>
-              <w:rPr>
-                <w:i/>
-              </w:rPr>
-              <w:t xml:space="preserve">692-1718</w:t>
+              <w:t xml:space="preserve">Services</w:t>
             </w:r>
           </w:p>
-        </w:tc>
-        <w:tc>
-          <w:tcPr>
-            <w:tcW w:w="4680" w:type="dxa"/>
-          </w:tcPr>
-          <w:p/>
         </w:tc>
       </w:tr>
     </w:tbl>
@@ -1446,6 +1290,7 @@
     <w:p>
       <w:pPr>
         <w:pStyle w:val="CASection"/>
+        <w:spacing w:before="0" w:after="264" w:line="340" w:lineRule="exact"/>
       </w:pPr>
       <w:r>
         <w:t xml:space="preserve">Table of Contents</w:t>
@@ -1453,16 +1298,272 @@
     </w:p>
     <w:p>
       <w:pPr>
-        <w:pStyle w:val="CAToaGroup"/>
-      </w:pPr>
+        <w:pStyle w:val="CATocPage"/>
+      </w:pPr>
+      <w:r>
+        <w:t xml:space="preserve">Page</w:t>
+      </w:r>
+    </w:p>
+    <w:p>
+      <w:pPr>
+        <w:pStyle w:val="CATocS0"/>
+      </w:pPr>
+      <w:r>
+        <w:t xml:space="preserve">I.</w:t>
+      </w:r>
       <w:r>
         <w:tab/>
       </w:r>
       <w:r>
-        <w:rPr>
-          <w:b/>
-        </w:rPr>
-        <w:t xml:space="preserve">Page</w:t>
+        <w:t xml:space="preserve">The</w:t>
+      </w:r>
+      <w:r>
+        <w:t xml:space="preserve"> </w:t>
+      </w:r>
+      <w:r>
+        <w:t xml:space="preserve">Factual</w:t>
+      </w:r>
+      <w:r>
+        <w:t xml:space="preserve"> </w:t>
+      </w:r>
+      <w:r>
+        <w:t xml:space="preserve">Premise</w:t>
+      </w:r>
+      <w:r>
+        <w:t xml:space="preserve"> </w:t>
+      </w:r>
+      <w:r>
+        <w:t xml:space="preserve">for</w:t>
+      </w:r>
+      <w:r>
+        <w:t xml:space="preserve"> </w:t>
+      </w:r>
+      <w:r>
+        <w:t xml:space="preserve">the</w:t>
+      </w:r>
+      <w:r>
+        <w:t xml:space="preserve"> </w:t>
+      </w:r>
+      <w:r>
+        <w:t xml:space="preserve">District</w:t>
+      </w:r>
+      <w:r>
+        <w:t xml:space="preserve"> </w:t>
+      </w:r>
+      <w:r>
+        <w:t xml:space="preserve">Court’s</w:t>
+      </w:r>
+      <w:r>
+        <w:t xml:space="preserve"> </w:t>
+      </w:r>
+      <w:r>
+        <w:t xml:space="preserve">Decision—that</w:t>
+      </w:r>
+      <w:r>
+        <w:t xml:space="preserve"> </w:t>
+      </w:r>
+      <w:r>
+        <w:t xml:space="preserve">the</w:t>
+      </w:r>
+      <w:r>
+        <w:t xml:space="preserve"> </w:t>
+      </w:r>
+      <w:r>
+        <w:t xml:space="preserve">Department</w:t>
+      </w:r>
+      <w:r>
+        <w:t xml:space="preserve"> </w:t>
+      </w:r>
+      <w:r>
+        <w:t xml:space="preserve">Refused</w:t>
+      </w:r>
+      <w:r>
+        <w:t xml:space="preserve"> </w:t>
+      </w:r>
+      <w:r>
+        <w:t xml:space="preserve">to</w:t>
+      </w:r>
+      <w:r>
+        <w:t xml:space="preserve"> </w:t>
+      </w:r>
+      <w:r>
+        <w:t xml:space="preserve">Continue</w:t>
+      </w:r>
+      <w:r>
+        <w:t xml:space="preserve"> </w:t>
+      </w:r>
+      <w:r>
+        <w:t xml:space="preserve">ACT</w:t>
+      </w:r>
+      <w:r>
+        <w:t xml:space="preserve"> </w:t>
+      </w:r>
+      <w:r>
+        <w:t xml:space="preserve">Now’s</w:t>
+      </w:r>
+      <w:r>
+        <w:t xml:space="preserve"> </w:t>
+      </w:r>
+      <w:r>
+        <w:t xml:space="preserve">Funding</w:t>
+      </w:r>
+      <w:r>
+        <w:t xml:space="preserve"> </w:t>
+      </w:r>
+      <w:r>
+        <w:t xml:space="preserve">Because</w:t>
+      </w:r>
+      <w:r>
+        <w:t xml:space="preserve"> </w:t>
+      </w:r>
+      <w:r>
+        <w:t xml:space="preserve">of</w:t>
+      </w:r>
+      <w:r>
+        <w:t xml:space="preserve"> </w:t>
+      </w:r>
+      <w:r>
+        <w:t xml:space="preserve">a</w:t>
+      </w:r>
+      <w:r>
+        <w:t xml:space="preserve"> </w:t>
+      </w:r>
+      <w:r>
+        <w:t xml:space="preserve">Risk</w:t>
+      </w:r>
+      <w:r>
+        <w:t xml:space="preserve"> </w:t>
+      </w:r>
+      <w:r>
+        <w:t xml:space="preserve">of</w:t>
+      </w:r>
+      <w:r>
+        <w:t xml:space="preserve"> </w:t>
+      </w:r>
+      <w:r>
+        <w:t xml:space="preserve">Future</w:t>
+      </w:r>
+      <w:r>
+        <w:t xml:space="preserve"> </w:t>
+      </w:r>
+      <w:r>
+        <w:t xml:space="preserve">DEI</w:t>
+      </w:r>
+      <w:r>
+        <w:t xml:space="preserve"> </w:t>
+      </w:r>
+      <w:r>
+        <w:t xml:space="preserve">Programming—Is</w:t>
+      </w:r>
+      <w:r>
+        <w:t xml:space="preserve"> </w:t>
+      </w:r>
+      <w:r>
+        <w:t xml:space="preserve">Refuted</w:t>
+      </w:r>
+      <w:r>
+        <w:t xml:space="preserve"> </w:t>
+      </w:r>
+      <w:r>
+        <w:t xml:space="preserve">by</w:t>
+      </w:r>
+      <w:r>
+        <w:t xml:space="preserve"> </w:t>
+      </w:r>
+      <w:r>
+        <w:t xml:space="preserve">the</w:t>
+      </w:r>
+      <w:r>
+        <w:t xml:space="preserve"> </w:t>
+      </w:r>
+      <w:r>
+        <w:t xml:space="preserve">Record.</w:t>
+      </w:r>
+      <w:r>
+        <w:t xml:space="preserve">   </w:t>
+      </w:r>
+      <w:r>
+        <w:tab/>
+      </w:r>
+      <w:r>
+        <w:t xml:space="preserve">1</w:t>
+      </w:r>
+    </w:p>
+    <w:p>
+      <w:pPr>
+        <w:pStyle w:val="CATocS0"/>
+      </w:pPr>
+      <w:r>
+        <w:t xml:space="preserve">II.</w:t>
+      </w:r>
+      <w:r>
+        <w:tab/>
+      </w:r>
+      <w:r>
+        <w:t xml:space="preserve">Plaintiffs</w:t>
+      </w:r>
+      <w:r>
+        <w:t xml:space="preserve"> </w:t>
+      </w:r>
+      <w:r>
+        <w:t xml:space="preserve">Are</w:t>
+      </w:r>
+      <w:r>
+        <w:t xml:space="preserve"> </w:t>
+      </w:r>
+      <w:r>
+        <w:t xml:space="preserve">Likely</w:t>
+      </w:r>
+      <w:r>
+        <w:t xml:space="preserve"> </w:t>
+      </w:r>
+      <w:r>
+        <w:t xml:space="preserve">to</w:t>
+      </w:r>
+      <w:r>
+        <w:t xml:space="preserve"> </w:t>
+      </w:r>
+      <w:r>
+        <w:t xml:space="preserve">Succeed</w:t>
+      </w:r>
+      <w:r>
+        <w:t xml:space="preserve"> </w:t>
+      </w:r>
+      <w:r>
+        <w:t xml:space="preserve">on</w:t>
+      </w:r>
+      <w:r>
+        <w:t xml:space="preserve"> </w:t>
+      </w:r>
+      <w:r>
+        <w:t xml:space="preserve">their</w:t>
+      </w:r>
+      <w:r>
+        <w:t xml:space="preserve"> </w:t>
+      </w:r>
+      <w:r>
+        <w:t xml:space="preserve">First</w:t>
+      </w:r>
+      <w:r>
+        <w:t xml:space="preserve"> </w:t>
+      </w:r>
+      <w:r>
+        <w:t xml:space="preserve">Amendment</w:t>
+      </w:r>
+      <w:r>
+        <w:t xml:space="preserve"> </w:t>
+      </w:r>
+      <w:r>
+        <w:t xml:space="preserve">Claims.</w:t>
+      </w:r>
+      <w:r>
+        <w:t xml:space="preserve">   </w:t>
+      </w:r>
+      <w:r>
+        <w:tab/>
+      </w:r>
+      <w:r>
+        <w:t xml:space="preserve">5</w:t>
       </w:r>
     </w:p>
     <w:p>
@@ -1470,7 +1571,7 @@
         <w:pStyle w:val="CATocS1"/>
       </w:pPr>
       <w:r>
-        <w:t xml:space="preserve">I.</w:t>
+        <w:t xml:space="preserve">A.</w:t>
       </w:r>
       <w:r>
         <w:tab/>
@@ -1482,19 +1583,31 @@
         <w:t xml:space="preserve"> </w:t>
       </w:r>
       <w:r>
-        <w:t xml:space="preserve">Factual</w:t>
-      </w:r>
-      <w:r>
-        <w:t xml:space="preserve"> </w:t>
-      </w:r>
-      <w:r>
-        <w:t xml:space="preserve">Premise</w:t>
-      </w:r>
-      <w:r>
-        <w:t xml:space="preserve"> </w:t>
-      </w:r>
-      <w:r>
-        <w:t xml:space="preserve">for</w:t>
+        <w:t xml:space="preserve">Selective-Subsidy</w:t>
+      </w:r>
+      <w:r>
+        <w:t xml:space="preserve"> </w:t>
+      </w:r>
+      <w:r>
+        <w:t xml:space="preserve">Cases</w:t>
+      </w:r>
+      <w:r>
+        <w:t xml:space="preserve"> </w:t>
+      </w:r>
+      <w:r>
+        <w:t xml:space="preserve">Do</w:t>
+      </w:r>
+      <w:r>
+        <w:t xml:space="preserve"> </w:t>
+      </w:r>
+      <w:r>
+        <w:t xml:space="preserve">Not</w:t>
+      </w:r>
+      <w:r>
+        <w:t xml:space="preserve"> </w:t>
+      </w:r>
+      <w:r>
+        <w:t xml:space="preserve">Condone</w:t>
       </w:r>
       <w:r>
         <w:t xml:space="preserve"> </w:t>
@@ -1506,19 +1619,19 @@
         <w:t xml:space="preserve"> </w:t>
       </w:r>
       <w:r>
-        <w:t xml:space="preserve">District</w:t>
-      </w:r>
-      <w:r>
-        <w:t xml:space="preserve"> </w:t>
-      </w:r>
-      <w:r>
-        <w:t xml:space="preserve">Court’s</w:t>
-      </w:r>
-      <w:r>
-        <w:t xml:space="preserve"> </w:t>
-      </w:r>
-      <w:r>
-        <w:t xml:space="preserve">Decision—that</w:t>
+        <w:t xml:space="preserve">Department’s</w:t>
+      </w:r>
+      <w:r>
+        <w:t xml:space="preserve"> </w:t>
+      </w:r>
+      <w:r>
+        <w:t xml:space="preserve">Actions</w:t>
+      </w:r>
+      <w:r>
+        <w:t xml:space="preserve"> </w:t>
+      </w:r>
+      <w:r>
+        <w:t xml:space="preserve">Because</w:t>
       </w:r>
       <w:r>
         <w:t xml:space="preserve"> </w:t>
@@ -1536,7 +1649,328 @@
         <w:t xml:space="preserve"> </w:t>
       </w:r>
       <w:r>
-        <w:t xml:space="preserve">Refused</w:t>
+        <w:t xml:space="preserve">Is</w:t>
+      </w:r>
+      <w:r>
+        <w:t xml:space="preserve"> </w:t>
+      </w:r>
+      <w:r>
+        <w:t xml:space="preserve">Enforcing</w:t>
+      </w:r>
+      <w:r>
+        <w:t xml:space="preserve"> </w:t>
+      </w:r>
+      <w:r>
+        <w:t xml:space="preserve">Its</w:t>
+      </w:r>
+      <w:r>
+        <w:t xml:space="preserve"> </w:t>
+      </w:r>
+      <w:r>
+        <w:t xml:space="preserve">Own</w:t>
+      </w:r>
+      <w:r>
+        <w:t xml:space="preserve"> </w:t>
+      </w:r>
+      <w:r>
+        <w:t xml:space="preserve">Policy,</w:t>
+      </w:r>
+      <w:r>
+        <w:t xml:space="preserve"> </w:t>
+      </w:r>
+      <w:r>
+        <w:t xml:space="preserve">Not</w:t>
+      </w:r>
+      <w:r>
+        <w:t xml:space="preserve"> </w:t>
+      </w:r>
+      <w:r>
+        <w:t xml:space="preserve">a</w:t>
+      </w:r>
+      <w:r>
+        <w:t xml:space="preserve"> </w:t>
+      </w:r>
+      <w:r>
+        <w:t xml:space="preserve">Funding</w:t>
+      </w:r>
+      <w:r>
+        <w:t xml:space="preserve"> </w:t>
+      </w:r>
+      <w:r>
+        <w:t xml:space="preserve">Condition</w:t>
+      </w:r>
+      <w:r>
+        <w:t xml:space="preserve"> </w:t>
+      </w:r>
+      <w:r>
+        <w:t xml:space="preserve">Congress</w:t>
+      </w:r>
+      <w:r>
+        <w:t xml:space="preserve"> </w:t>
+      </w:r>
+      <w:r>
+        <w:t xml:space="preserve">Imposed.</w:t>
+      </w:r>
+      <w:r>
+        <w:t xml:space="preserve">   </w:t>
+      </w:r>
+      <w:r>
+        <w:tab/>
+      </w:r>
+      <w:r>
+        <w:t xml:space="preserve">6</w:t>
+      </w:r>
+    </w:p>
+    <w:p>
+      <w:pPr>
+        <w:pStyle w:val="CATocS1"/>
+      </w:pPr>
+      <w:r>
+        <w:t xml:space="preserve">B.</w:t>
+      </w:r>
+      <w:r>
+        <w:tab/>
+      </w:r>
+      <w:r>
+        <w:t xml:space="preserve">Even</w:t>
+      </w:r>
+      <w:r>
+        <w:t xml:space="preserve"> </w:t>
+      </w:r>
+      <w:r>
+        <w:t xml:space="preserve">if</w:t>
+      </w:r>
+      <w:r>
+        <w:t xml:space="preserve"> </w:t>
+      </w:r>
+      <w:r>
+        <w:t xml:space="preserve">the</w:t>
+      </w:r>
+      <w:r>
+        <w:t xml:space="preserve"> </w:t>
+      </w:r>
+      <w:r>
+        <w:t xml:space="preserve">Department</w:t>
+      </w:r>
+      <w:r>
+        <w:t xml:space="preserve"> </w:t>
+      </w:r>
+      <w:r>
+        <w:t xml:space="preserve">Was</w:t>
+      </w:r>
+      <w:r>
+        <w:t xml:space="preserve"> </w:t>
+      </w:r>
+      <w:r>
+        <w:t xml:space="preserve">Enforcing</w:t>
+      </w:r>
+      <w:r>
+        <w:t xml:space="preserve"> </w:t>
+      </w:r>
+      <w:r>
+        <w:t xml:space="preserve">a</w:t>
+      </w:r>
+      <w:r>
+        <w:t xml:space="preserve"> </w:t>
+      </w:r>
+      <w:r>
+        <w:t xml:space="preserve">Funding</w:t>
+      </w:r>
+      <w:r>
+        <w:t xml:space="preserve"> </w:t>
+      </w:r>
+      <w:r>
+        <w:t xml:space="preserve">Condition</w:t>
+      </w:r>
+      <w:r>
+        <w:t xml:space="preserve"> </w:t>
+      </w:r>
+      <w:r>
+        <w:t xml:space="preserve">Imposed</w:t>
+      </w:r>
+      <w:r>
+        <w:t xml:space="preserve"> </w:t>
+      </w:r>
+      <w:r>
+        <w:t xml:space="preserve">by</w:t>
+      </w:r>
+      <w:r>
+        <w:t xml:space="preserve"> </w:t>
+      </w:r>
+      <w:r>
+        <w:t xml:space="preserve">Congress,</w:t>
+      </w:r>
+      <w:r>
+        <w:t xml:space="preserve"> </w:t>
+      </w:r>
+      <w:r>
+        <w:t xml:space="preserve">Such</w:t>
+      </w:r>
+      <w:r>
+        <w:t xml:space="preserve"> </w:t>
+      </w:r>
+      <w:r>
+        <w:t xml:space="preserve">a</w:t>
+      </w:r>
+      <w:r>
+        <w:t xml:space="preserve"> </w:t>
+      </w:r>
+      <w:r>
+        <w:t xml:space="preserve">Funding</w:t>
+      </w:r>
+      <w:r>
+        <w:t xml:space="preserve"> </w:t>
+      </w:r>
+      <w:r>
+        <w:t xml:space="preserve">Condition</w:t>
+      </w:r>
+      <w:r>
+        <w:t xml:space="preserve"> </w:t>
+      </w:r>
+      <w:r>
+        <w:t xml:space="preserve">Is</w:t>
+      </w:r>
+      <w:r>
+        <w:t xml:space="preserve"> </w:t>
+      </w:r>
+      <w:r>
+        <w:t xml:space="preserve">Viewpoint</w:t>
+      </w:r>
+      <w:r>
+        <w:t xml:space="preserve"> </w:t>
+      </w:r>
+      <w:r>
+        <w:t xml:space="preserve">Discrimination</w:t>
+      </w:r>
+      <w:r>
+        <w:t xml:space="preserve"> </w:t>
+      </w:r>
+      <w:r>
+        <w:t xml:space="preserve">Prohibited</w:t>
+      </w:r>
+      <w:r>
+        <w:t xml:space="preserve"> </w:t>
+      </w:r>
+      <w:r>
+        <w:t xml:space="preserve">Under</w:t>
+      </w:r>
+      <w:r>
+        <w:t xml:space="preserve"> </w:t>
+      </w:r>
+      <w:r>
+        <w:t xml:space="preserve">the</w:t>
+      </w:r>
+      <w:r>
+        <w:t xml:space="preserve"> </w:t>
+      </w:r>
+      <w:r>
+        <w:t xml:space="preserve">Selective-Subsidy</w:t>
+      </w:r>
+      <w:r>
+        <w:t xml:space="preserve"> </w:t>
+      </w:r>
+      <w:r>
+        <w:t xml:space="preserve">Cases.</w:t>
+      </w:r>
+      <w:r>
+        <w:t xml:space="preserve">   </w:t>
+      </w:r>
+      <w:r>
+        <w:tab/>
+      </w:r>
+      <w:r>
+        <w:t xml:space="preserve">7</w:t>
+      </w:r>
+    </w:p>
+    <w:p>
+      <w:pPr>
+        <w:pStyle w:val="CATocS1"/>
+      </w:pPr>
+      <w:r>
+        <w:t xml:space="preserve">C.</w:t>
+      </w:r>
+      <w:r>
+        <w:tab/>
+      </w:r>
+      <w:r>
+        <w:t xml:space="preserve">Plaintiffs</w:t>
+      </w:r>
+      <w:r>
+        <w:t xml:space="preserve"> </w:t>
+      </w:r>
+      <w:r>
+        <w:t xml:space="preserve">Did</w:t>
+      </w:r>
+      <w:r>
+        <w:t xml:space="preserve"> </w:t>
+      </w:r>
+      <w:r>
+        <w:t xml:space="preserve">Not</w:t>
+      </w:r>
+      <w:r>
+        <w:t xml:space="preserve"> </w:t>
+      </w:r>
+      <w:r>
+        <w:t xml:space="preserve">Waive</w:t>
+      </w:r>
+      <w:r>
+        <w:t xml:space="preserve"> </w:t>
+      </w:r>
+      <w:r>
+        <w:t xml:space="preserve">Their</w:t>
+      </w:r>
+      <w:r>
+        <w:t xml:space="preserve"> </w:t>
+      </w:r>
+      <w:r>
+        <w:t xml:space="preserve">Argument.</w:t>
+      </w:r>
+      <w:r>
+        <w:t xml:space="preserve">   </w:t>
+      </w:r>
+      <w:r>
+        <w:tab/>
+      </w:r>
+      <w:r>
+        <w:t xml:space="preserve">7</w:t>
+      </w:r>
+    </w:p>
+    <w:p>
+      <w:pPr>
+        <w:pStyle w:val="CATocS0"/>
+      </w:pPr>
+      <w:r>
+        <w:t xml:space="preserve">III.</w:t>
+      </w:r>
+      <w:r>
+        <w:tab/>
+      </w:r>
+      <w:r>
+        <w:t xml:space="preserve">The</w:t>
+      </w:r>
+      <w:r>
+        <w:t xml:space="preserve"> </w:t>
+      </w:r>
+      <w:r>
+        <w:t xml:space="preserve">Court</w:t>
+      </w:r>
+      <w:r>
+        <w:t xml:space="preserve"> </w:t>
+      </w:r>
+      <w:r>
+        <w:t xml:space="preserve">Erred</w:t>
+      </w:r>
+      <w:r>
+        <w:t xml:space="preserve"> </w:t>
+      </w:r>
+      <w:r>
+        <w:t xml:space="preserve">in</w:t>
+      </w:r>
+      <w:r>
+        <w:t xml:space="preserve"> </w:t>
+      </w:r>
+      <w:r>
+        <w:t xml:space="preserve">Failing</w:t>
       </w:r>
       <w:r>
         <w:t xml:space="preserve"> </w:t>
@@ -1548,31 +1982,19 @@
         <w:t xml:space="preserve"> </w:t>
       </w:r>
       <w:r>
-        <w:t xml:space="preserve">Continue</w:t>
-      </w:r>
-      <w:r>
-        <w:t xml:space="preserve"> </w:t>
-      </w:r>
-      <w:r>
-        <w:t xml:space="preserve">ACT</w:t>
-      </w:r>
-      <w:r>
-        <w:t xml:space="preserve"> </w:t>
-      </w:r>
-      <w:r>
-        <w:t xml:space="preserve">Now’s</w:t>
-      </w:r>
-      <w:r>
-        <w:t xml:space="preserve"> </w:t>
-      </w:r>
-      <w:r>
-        <w:t xml:space="preserve">Funding</w:t>
-      </w:r>
-      <w:r>
-        <w:t xml:space="preserve"> </w:t>
-      </w:r>
-      <w:r>
-        <w:t xml:space="preserve">Because</w:t>
+        <w:t xml:space="preserve">Make</w:t>
+      </w:r>
+      <w:r>
+        <w:t xml:space="preserve"> </w:t>
+      </w:r>
+      <w:r>
+        <w:t xml:space="preserve">any</w:t>
+      </w:r>
+      <w:r>
+        <w:t xml:space="preserve"> </w:t>
+      </w:r>
+      <w:r>
+        <w:t xml:space="preserve">Findings</w:t>
       </w:r>
       <w:r>
         <w:t xml:space="preserve"> </w:t>
@@ -1584,613 +2006,52 @@
         <w:t xml:space="preserve"> </w:t>
       </w:r>
       <w:r>
-        <w:t xml:space="preserve">a</w:t>
-      </w:r>
-      <w:r>
-        <w:t xml:space="preserve"> </w:t>
-      </w:r>
-      <w:r>
-        <w:t xml:space="preserve">Risk</w:t>
-      </w:r>
-      <w:r>
-        <w:t xml:space="preserve"> </w:t>
-      </w:r>
-      <w:r>
-        <w:t xml:space="preserve">of</w:t>
-      </w:r>
-      <w:r>
-        <w:t xml:space="preserve"> </w:t>
-      </w:r>
-      <w:r>
-        <w:t xml:space="preserve">Future</w:t>
-      </w:r>
-      <w:r>
-        <w:t xml:space="preserve"> </w:t>
-      </w:r>
-      <w:r>
-        <w:t xml:space="preserve">DEI</w:t>
-      </w:r>
-      <w:r>
-        <w:t xml:space="preserve"> </w:t>
-      </w:r>
-      <w:r>
-        <w:t xml:space="preserve">Programming—Is</w:t>
-      </w:r>
-      <w:r>
-        <w:t xml:space="preserve"> </w:t>
-      </w:r>
-      <w:r>
-        <w:t xml:space="preserve">Refuted</w:t>
-      </w:r>
-      <w:r>
-        <w:t xml:space="preserve"> </w:t>
-      </w:r>
-      <w:r>
-        <w:t xml:space="preserve">by</w:t>
-      </w:r>
-      <w:r>
-        <w:t xml:space="preserve"> </w:t>
-      </w:r>
-      <w:r>
-        <w:t xml:space="preserve">the</w:t>
-      </w:r>
-      <w:r>
-        <w:t xml:space="preserve"> </w:t>
-      </w:r>
-      <w:r>
-        <w:t xml:space="preserve">Record.</w:t>
+        <w:t xml:space="preserve">Irreparable</w:t>
+      </w:r>
+      <w:r>
+        <w:t xml:space="preserve"> </w:t>
+      </w:r>
+      <w:r>
+        <w:t xml:space="preserve">Harm.</w:t>
+      </w:r>
+      <w:r>
+        <w:t xml:space="preserve">   </w:t>
       </w:r>
       <w:r>
         <w:tab/>
       </w:r>
       <w:r>
-        <w:t xml:space="preserve">1</w:t>
-      </w:r>
-    </w:p>
-    <w:p>
-      <w:pPr>
-        <w:pStyle w:val="CATocS1"/>
-      </w:pPr>
-      <w:r>
-        <w:t xml:space="preserve">II.</w:t>
+        <w:t xml:space="preserve">7</w:t>
+      </w:r>
+    </w:p>
+    <w:p>
+      <w:pPr>
+        <w:pStyle w:val="CATocS0"/>
+      </w:pPr>
+      <w:r>
+        <w:t xml:space="preserve">IV.</w:t>
       </w:r>
       <w:r>
         <w:tab/>
       </w:r>
       <w:r>
-        <w:t xml:space="preserve">Plaintiffs</w:t>
-      </w:r>
-      <w:r>
-        <w:t xml:space="preserve"> </w:t>
-      </w:r>
-      <w:r>
-        <w:t xml:space="preserve">Are</w:t>
-      </w:r>
-      <w:r>
-        <w:t xml:space="preserve"> </w:t>
-      </w:r>
-      <w:r>
-        <w:t xml:space="preserve">Likely</w:t>
-      </w:r>
-      <w:r>
-        <w:t xml:space="preserve"> </w:t>
-      </w:r>
-      <w:r>
-        <w:t xml:space="preserve">to</w:t>
-      </w:r>
-      <w:r>
-        <w:t xml:space="preserve"> </w:t>
-      </w:r>
-      <w:r>
-        <w:t xml:space="preserve">Succeed</w:t>
-      </w:r>
-      <w:r>
-        <w:t xml:space="preserve"> </w:t>
-      </w:r>
-      <w:r>
-        <w:t xml:space="preserve">on</w:t>
-      </w:r>
-      <w:r>
-        <w:t xml:space="preserve"> </w:t>
-      </w:r>
-      <w:r>
-        <w:t xml:space="preserve">their</w:t>
-      </w:r>
-      <w:r>
-        <w:t xml:space="preserve"> </w:t>
-      </w:r>
-      <w:r>
-        <w:t xml:space="preserve">First</w:t>
-      </w:r>
-      <w:r>
-        <w:t xml:space="preserve"> </w:t>
-      </w:r>
-      <w:r>
-        <w:t xml:space="preserve">Amendment</w:t>
-      </w:r>
-      <w:r>
-        <w:t xml:space="preserve"> </w:t>
-      </w:r>
-      <w:r>
-        <w:t xml:space="preserve">Claims.</w:t>
+        <w:t xml:space="preserve">Conclusion</w:t>
+      </w:r>
+      <w:r>
+        <w:t xml:space="preserve">   </w:t>
       </w:r>
       <w:r>
         <w:tab/>
       </w:r>
       <w:r>
-        <w:t xml:space="preserve">5</w:t>
-      </w:r>
-    </w:p>
-    <w:p>
-      <w:pPr>
-        <w:pStyle w:val="CATocS2"/>
-      </w:pPr>
-      <w:r>
-        <w:t xml:space="preserve">A.</w:t>
-      </w:r>
-      <w:r>
-        <w:tab/>
-      </w:r>
-      <w:r>
-        <w:t xml:space="preserve">The</w:t>
-      </w:r>
-      <w:r>
-        <w:t xml:space="preserve"> </w:t>
-      </w:r>
-      <w:r>
-        <w:t xml:space="preserve">Selective-Subsidy</w:t>
-      </w:r>
-      <w:r>
-        <w:t xml:space="preserve"> </w:t>
-      </w:r>
-      <w:r>
-        <w:t xml:space="preserve">Cases</w:t>
-      </w:r>
-      <w:r>
-        <w:t xml:space="preserve"> </w:t>
-      </w:r>
-      <w:r>
-        <w:t xml:space="preserve">Do</w:t>
-      </w:r>
-      <w:r>
-        <w:t xml:space="preserve"> </w:t>
-      </w:r>
-      <w:r>
-        <w:t xml:space="preserve">Not</w:t>
-      </w:r>
-      <w:r>
-        <w:t xml:space="preserve"> </w:t>
-      </w:r>
-      <w:r>
-        <w:t xml:space="preserve">Condone</w:t>
-      </w:r>
-      <w:r>
-        <w:t xml:space="preserve"> </w:t>
-      </w:r>
-      <w:r>
-        <w:t xml:space="preserve">the</w:t>
-      </w:r>
-      <w:r>
-        <w:t xml:space="preserve"> </w:t>
-      </w:r>
-      <w:r>
-        <w:t xml:space="preserve">Department’s</w:t>
-      </w:r>
-      <w:r>
-        <w:t xml:space="preserve"> </w:t>
-      </w:r>
-      <w:r>
-        <w:t xml:space="preserve">Actions</w:t>
-      </w:r>
-      <w:r>
-        <w:t xml:space="preserve"> </w:t>
-      </w:r>
-      <w:r>
-        <w:t xml:space="preserve">Because</w:t>
-      </w:r>
-      <w:r>
-        <w:t xml:space="preserve"> </w:t>
-      </w:r>
-      <w:r>
-        <w:t xml:space="preserve">the</w:t>
-      </w:r>
-      <w:r>
-        <w:t xml:space="preserve"> </w:t>
-      </w:r>
-      <w:r>
-        <w:t xml:space="preserve">Department</w:t>
-      </w:r>
-      <w:r>
-        <w:t xml:space="preserve"> </w:t>
-      </w:r>
-      <w:r>
-        <w:t xml:space="preserve">Is</w:t>
-      </w:r>
-      <w:r>
-        <w:t xml:space="preserve"> </w:t>
-      </w:r>
-      <w:r>
-        <w:t xml:space="preserve">Enforcing</w:t>
-      </w:r>
-      <w:r>
-        <w:t xml:space="preserve"> </w:t>
-      </w:r>
-      <w:r>
-        <w:t xml:space="preserve">Its</w:t>
-      </w:r>
-      <w:r>
-        <w:t xml:space="preserve"> </w:t>
-      </w:r>
-      <w:r>
-        <w:t xml:space="preserve">Own</w:t>
-      </w:r>
-      <w:r>
-        <w:t xml:space="preserve"> </w:t>
-      </w:r>
-      <w:r>
-        <w:t xml:space="preserve">Policy,</w:t>
-      </w:r>
-      <w:r>
-        <w:t xml:space="preserve"> </w:t>
-      </w:r>
-      <w:r>
-        <w:t xml:space="preserve">Not</w:t>
-      </w:r>
-      <w:r>
-        <w:t xml:space="preserve"> </w:t>
-      </w:r>
-      <w:r>
-        <w:t xml:space="preserve">a</w:t>
-      </w:r>
-      <w:r>
-        <w:t xml:space="preserve"> </w:t>
-      </w:r>
-      <w:r>
-        <w:t xml:space="preserve">Funding</w:t>
-      </w:r>
-      <w:r>
-        <w:t xml:space="preserve"> </w:t>
-      </w:r>
-      <w:r>
-        <w:t xml:space="preserve">Condition</w:t>
-      </w:r>
-      <w:r>
-        <w:t xml:space="preserve"> </w:t>
-      </w:r>
-      <w:r>
-        <w:t xml:space="preserve">Congress</w:t>
-      </w:r>
-      <w:r>
-        <w:t xml:space="preserve"> </w:t>
-      </w:r>
-      <w:r>
-        <w:t xml:space="preserve">Imposed.</w:t>
-      </w:r>
-      <w:r>
-        <w:tab/>
-      </w:r>
-      <w:r>
-        <w:t xml:space="preserve">6</w:t>
-      </w:r>
-    </w:p>
-    <w:p>
-      <w:pPr>
-        <w:pStyle w:val="CATocS2"/>
-      </w:pPr>
-      <w:r>
-        <w:t xml:space="preserve">B.</w:t>
-      </w:r>
-      <w:r>
-        <w:tab/>
-      </w:r>
-      <w:r>
-        <w:t xml:space="preserve">Even</w:t>
-      </w:r>
-      <w:r>
-        <w:t xml:space="preserve"> </w:t>
-      </w:r>
-      <w:r>
-        <w:t xml:space="preserve">if</w:t>
-      </w:r>
-      <w:r>
-        <w:t xml:space="preserve"> </w:t>
-      </w:r>
-      <w:r>
-        <w:t xml:space="preserve">the</w:t>
-      </w:r>
-      <w:r>
-        <w:t xml:space="preserve"> </w:t>
-      </w:r>
-      <w:r>
-        <w:t xml:space="preserve">Department</w:t>
-      </w:r>
-      <w:r>
-        <w:t xml:space="preserve"> </w:t>
-      </w:r>
-      <w:r>
-        <w:t xml:space="preserve">Was</w:t>
-      </w:r>
-      <w:r>
-        <w:t xml:space="preserve"> </w:t>
-      </w:r>
-      <w:r>
-        <w:t xml:space="preserve">Enforcing</w:t>
-      </w:r>
-      <w:r>
-        <w:t xml:space="preserve"> </w:t>
-      </w:r>
-      <w:r>
-        <w:t xml:space="preserve">a</w:t>
-      </w:r>
-      <w:r>
-        <w:t xml:space="preserve"> </w:t>
-      </w:r>
-      <w:r>
-        <w:t xml:space="preserve">Funding</w:t>
-      </w:r>
-      <w:r>
-        <w:t xml:space="preserve"> </w:t>
-      </w:r>
-      <w:r>
-        <w:t xml:space="preserve">Condition</w:t>
-      </w:r>
-      <w:r>
-        <w:t xml:space="preserve"> </w:t>
-      </w:r>
-      <w:r>
-        <w:t xml:space="preserve">Imposed</w:t>
-      </w:r>
-      <w:r>
-        <w:t xml:space="preserve"> </w:t>
-      </w:r>
-      <w:r>
-        <w:t xml:space="preserve">by</w:t>
-      </w:r>
-      <w:r>
-        <w:t xml:space="preserve"> </w:t>
-      </w:r>
-      <w:r>
-        <w:t xml:space="preserve">Congress,</w:t>
-      </w:r>
-      <w:r>
-        <w:t xml:space="preserve"> </w:t>
-      </w:r>
-      <w:r>
-        <w:t xml:space="preserve">Such</w:t>
-      </w:r>
-      <w:r>
-        <w:t xml:space="preserve"> </w:t>
-      </w:r>
-      <w:r>
-        <w:t xml:space="preserve">a</w:t>
-      </w:r>
-      <w:r>
-        <w:t xml:space="preserve"> </w:t>
-      </w:r>
-      <w:r>
-        <w:t xml:space="preserve">Funding</w:t>
-      </w:r>
-      <w:r>
-        <w:t xml:space="preserve"> </w:t>
-      </w:r>
-      <w:r>
-        <w:t xml:space="preserve">Condition</w:t>
-      </w:r>
-      <w:r>
-        <w:t xml:space="preserve"> </w:t>
-      </w:r>
-      <w:r>
-        <w:t xml:space="preserve">Is</w:t>
-      </w:r>
-      <w:r>
-        <w:t xml:space="preserve"> </w:t>
-      </w:r>
-      <w:r>
-        <w:t xml:space="preserve">Viewpoint</w:t>
-      </w:r>
-      <w:r>
-        <w:t xml:space="preserve"> </w:t>
-      </w:r>
-      <w:r>
-        <w:t xml:space="preserve">Discrimination</w:t>
-      </w:r>
-      <w:r>
-        <w:t xml:space="preserve"> </w:t>
-      </w:r>
-      <w:r>
-        <w:t xml:space="preserve">Prohibited</w:t>
-      </w:r>
-      <w:r>
-        <w:t xml:space="preserve"> </w:t>
-      </w:r>
-      <w:r>
-        <w:t xml:space="preserve">Under</w:t>
-      </w:r>
-      <w:r>
-        <w:t xml:space="preserve"> </w:t>
-      </w:r>
-      <w:r>
-        <w:t xml:space="preserve">the</w:t>
-      </w:r>
-      <w:r>
-        <w:t xml:space="preserve"> </w:t>
-      </w:r>
-      <w:r>
-        <w:t xml:space="preserve">Selective-Subsidy</w:t>
-      </w:r>
-      <w:r>
-        <w:t xml:space="preserve"> </w:t>
-      </w:r>
-      <w:r>
-        <w:t xml:space="preserve">Cases.</w:t>
-      </w:r>
-      <w:r>
-        <w:tab/>
-      </w:r>
-      <w:r>
-        <w:t xml:space="preserve">7</w:t>
-      </w:r>
-    </w:p>
-    <w:p>
-      <w:pPr>
-        <w:pStyle w:val="CATocS2"/>
-      </w:pPr>
-      <w:r>
-        <w:t xml:space="preserve">C.</w:t>
-      </w:r>
-      <w:r>
-        <w:tab/>
-      </w:r>
-      <w:r>
-        <w:t xml:space="preserve">Plaintiffs</w:t>
-      </w:r>
-      <w:r>
-        <w:t xml:space="preserve"> </w:t>
-      </w:r>
-      <w:r>
-        <w:t xml:space="preserve">Did</w:t>
-      </w:r>
-      <w:r>
-        <w:t xml:space="preserve"> </w:t>
-      </w:r>
-      <w:r>
-        <w:t xml:space="preserve">Not</w:t>
-      </w:r>
-      <w:r>
-        <w:t xml:space="preserve"> </w:t>
-      </w:r>
-      <w:r>
-        <w:t xml:space="preserve">Waive</w:t>
-      </w:r>
-      <w:r>
-        <w:t xml:space="preserve"> </w:t>
-      </w:r>
-      <w:r>
-        <w:t xml:space="preserve">Their</w:t>
-      </w:r>
-      <w:r>
-        <w:t xml:space="preserve"> </w:t>
-      </w:r>
-      <w:r>
-        <w:t xml:space="preserve">Argument.</w:t>
-      </w:r>
-      <w:r>
-        <w:tab/>
-      </w:r>
-      <w:r>
-        <w:t xml:space="preserve">7</w:t>
-      </w:r>
-    </w:p>
-    <w:p>
-      <w:pPr>
-        <w:pStyle w:val="CATocS1"/>
-      </w:pPr>
-      <w:r>
-        <w:t xml:space="preserve">III.</w:t>
-      </w:r>
-      <w:r>
-        <w:tab/>
-      </w:r>
-      <w:r>
-        <w:t xml:space="preserve">The</w:t>
-      </w:r>
-      <w:r>
-        <w:t xml:space="preserve"> </w:t>
-      </w:r>
-      <w:r>
-        <w:t xml:space="preserve">Court</w:t>
-      </w:r>
-      <w:r>
-        <w:t xml:space="preserve"> </w:t>
-      </w:r>
-      <w:r>
-        <w:t xml:space="preserve">Erred</w:t>
-      </w:r>
-      <w:r>
-        <w:t xml:space="preserve"> </w:t>
-      </w:r>
-      <w:r>
-        <w:t xml:space="preserve">in</w:t>
-      </w:r>
-      <w:r>
-        <w:t xml:space="preserve"> </w:t>
-      </w:r>
-      <w:r>
-        <w:t xml:space="preserve">Failing</w:t>
-      </w:r>
-      <w:r>
-        <w:t xml:space="preserve"> </w:t>
-      </w:r>
-      <w:r>
-        <w:t xml:space="preserve">to</w:t>
-      </w:r>
-      <w:r>
-        <w:t xml:space="preserve"> </w:t>
-      </w:r>
-      <w:r>
-        <w:t xml:space="preserve">Make</w:t>
-      </w:r>
-      <w:r>
-        <w:t xml:space="preserve"> </w:t>
-      </w:r>
-      <w:r>
-        <w:t xml:space="preserve">any</w:t>
-      </w:r>
-      <w:r>
-        <w:t xml:space="preserve"> </w:t>
-      </w:r>
-      <w:r>
-        <w:t xml:space="preserve">Findings</w:t>
-      </w:r>
-      <w:r>
-        <w:t xml:space="preserve"> </w:t>
-      </w:r>
-      <w:r>
-        <w:t xml:space="preserve">of</w:t>
-      </w:r>
-      <w:r>
-        <w:t xml:space="preserve"> </w:t>
-      </w:r>
-      <w:r>
-        <w:t xml:space="preserve">Irreparable</w:t>
-      </w:r>
-      <w:r>
-        <w:t xml:space="preserve"> </w:t>
-      </w:r>
-      <w:r>
-        <w:t xml:space="preserve">Harm.</w:t>
-      </w:r>
-      <w:r>
-        <w:tab/>
-      </w:r>
-      <w:r>
-        <w:t xml:space="preserve">7</w:t>
-      </w:r>
-    </w:p>
-    <w:p>
-      <w:pPr>
-        <w:pStyle w:val="CATocS1"/>
-      </w:pPr>
-      <w:r>
-        <w:t xml:space="preserve">IV.</w:t>
-      </w:r>
-      <w:r>
-        <w:tab/>
-      </w:r>
-      <w:r>
-        <w:t xml:space="preserve">Conclusion</w:t>
-      </w:r>
-      <w:r>
-        <w:tab/>
-      </w:r>
-      <w:r>
-        <w:t xml:space="preserve">7</w:t>
+        <w:t xml:space="preserve">8</w:t>
       </w:r>
     </w:p>
     <w:p>
       <w:pPr>
         <w:pStyle w:val="CASection"/>
         <w:pageBreakBefore/>
+        <w:spacing w:before="0" w:after="264" w:line="340" w:lineRule="exact"/>
       </w:pPr>
       <w:r>
         <w:t xml:space="preserve">Table of Authorities</w:t>
@@ -2199,6 +2060,7 @@
     <w:p>
       <w:pPr>
         <w:pStyle w:val="CAToaGroup"/>
+        <w:spacing w:before="240" w:after="48" w:line="340" w:lineRule="exact"/>
       </w:pPr>
       <w:r>
         <w:t xml:space="preserve">Cases:</w:t>
@@ -2209,6 +2071,7 @@
       <w:r>
         <w:rPr>
           <w:b/>
+          <w:u w:val="single"/>
         </w:rPr>
         <w:t xml:space="preserve">Page(s)</w:t>
       </w:r>
@@ -2371,6 +2234,9 @@
         <w:t xml:space="preserve">(2013)</w:t>
       </w:r>
       <w:r>
+        <w:t xml:space="preserve">   </w:t>
+      </w:r>
+      <w:r>
         <w:tab/>
       </w:r>
       <w:r>
@@ -2475,6 +2341,9 @@
         <w:t xml:space="preserve">2008)</w:t>
       </w:r>
       <w:r>
+        <w:t xml:space="preserve">   </w:t>
+      </w:r>
+      <w:r>
         <w:tab/>
       </w:r>
       <w:r>
@@ -2582,7 +2451,19 @@
         <w:br/>
       </w:r>
       <w:r>
-        <w:t xml:space="preserve">No. 25-CV-10548,</w:t>
+        <w:t xml:space="preserve">No.</w:t>
+      </w:r>
+      <w:r>
+        <w:t xml:space="preserve"> </w:t>
+      </w:r>
+      <w:r>
+        <w:t xml:space="preserve">25-CV</w:t>
+      </w:r>
+      <w:r>
+        <w:noBreakHyphen/>
+      </w:r>
+      <w:r>
+        <w:t xml:space="preserve">10548,</w:t>
       </w:r>
       <w:r>
         <w:t xml:space="preserve"> </w:t>
@@ -2612,7 +2493,13 @@
         <w:t xml:space="preserve"> </w:t>
       </w:r>
       <w:r>
-        <w:t xml:space="preserve">No. 176</w:t>
+        <w:t xml:space="preserve">No.</w:t>
+      </w:r>
+      <w:r>
+        <w:t xml:space="preserve"> </w:t>
+      </w:r>
+      <w:r>
+        <w:t xml:space="preserve">176</w:t>
       </w:r>
       <w:r>
         <w:t xml:space="preserve"> </w:t>
@@ -2630,7 +2517,13 @@
         <w:t xml:space="preserve"> </w:t>
       </w:r>
       <w:r>
-        <w:t xml:space="preserve">Sept. 17,</w:t>
+        <w:t xml:space="preserve">Sept.</w:t>
+      </w:r>
+      <w:r>
+        <w:t xml:space="preserve"> </w:t>
+      </w:r>
+      <w:r>
+        <w:t xml:space="preserve">17,</w:t>
       </w:r>
       <w:r>
         <w:t xml:space="preserve"> </w:t>
@@ -2639,6 +2532,9 @@
         <w:t xml:space="preserve">2026)</w:t>
       </w:r>
       <w:r>
+        <w:t xml:space="preserve">   </w:t>
+      </w:r>
+      <w:r>
         <w:tab/>
       </w:r>
       <w:r>
@@ -2743,10 +2639,13 @@
         <w:t xml:space="preserve">2021)</w:t>
       </w:r>
       <w:r>
+        <w:t xml:space="preserve">   </w:t>
+      </w:r>
+      <w:r>
         <w:tab/>
       </w:r>
       <w:r>
-        <w:t xml:space="preserve">5</w:t>
+        <w:t xml:space="preserve">6</w:t>
       </w:r>
     </w:p>
     <w:p>
@@ -2811,10 +2710,13 @@
         <w:t xml:space="preserve">(2019)</w:t>
       </w:r>
       <w:r>
+        <w:t xml:space="preserve">   </w:t>
+      </w:r>
+      <w:r>
         <w:tab/>
       </w:r>
       <w:r>
-        <w:t xml:space="preserve">5</w:t>
+        <w:t xml:space="preserve">6</w:t>
       </w:r>
     </w:p>
     <w:p>
@@ -2877,6 +2779,9 @@
       </w:r>
       <w:r>
         <w:t xml:space="preserve">(1991)</w:t>
+      </w:r>
+      <w:r>
+        <w:t xml:space="preserve">   </w:t>
       </w:r>
       <w:r>
         <w:tab/>
@@ -3116,7 +3021,13 @@
         <w:t xml:space="preserve"> </w:t>
       </w:r>
       <w:r>
-        <w:t xml:space="preserve">9–10 (citing Dkt. 3-7 at 2, 5–6).) It then asserted, without further explanation, that these snippets reflected “proposed project activities that conflict with the Department’s policy.”</w:t>
+        <w:t xml:space="preserve">9–10 (citing Dkt. 3</w:t>
+      </w:r>
+      <w:r>
+        <w:noBreakHyphen/>
+      </w:r>
+      <w:r>
+        <w:t xml:space="preserve">7 at 2, 5–6).) It then asserted, without further explanation, that these snippets reflected “proposed project activities that conflict with the Department’s policy.”</w:t>
       </w:r>
       <w:r>
         <w:rPr>
@@ -3163,7 +3074,13 @@
         <w:t xml:space="preserve"> </w:t>
       </w:r>
       <w:r>
-        <w:t xml:space="preserve">20–21 (citing Dkt. 62 at 2; Dkt. 3-4 at 40, 53, 63, 144).)</w:t>
+        <w:t xml:space="preserve">20–21 (citing Dkt. 62 at 2; Dkt. 3</w:t>
+      </w:r>
+      <w:r>
+        <w:noBreakHyphen/>
+      </w:r>
+      <w:r>
+        <w:t xml:space="preserve">4 at 40, 53, 63, 144).)</w:t>
       </w:r>
     </w:p>
     <w:p>
@@ -3270,10 +3187,16 @@
           <w:i/>
           <w:iCs/>
         </w:rPr>
-        <w:t xml:space="preserve">Brighton Park Neighborhood Council, et al. v. McMahon, et al.</w:t>
-      </w:r>
-      <w:r>
-        <w:t xml:space="preserve">, No. 1:25-cv-04523-SLS, Am. Compl., ECF No. 27, at ¶¶ 11–17, 61–63 (D.D.C. Feb. 27, 2026). In its memorandum opposing summary judgment, the Department admitted what the record here establishes: it targeted grantee organizations because they expressed support for DEI and not because they used, or proposed to use, grant funds to provide DEI programming. The Department told the court that it “fails to see what other alternatives, besides discontinuing grants awarded to entities committed to the support of diversity, equity, and inclusion (‘DEI’) initiatives deemed unlawful by the new presidential administration, were available to it.”</w:t>
+        <w:t xml:space="preserve">Brighton Park Neighborhood Council, et al. v. McMahon, et al.</w:t>
+      </w:r>
+      <w:r>
+        <w:t xml:space="preserve">, No. 1:25-cv</w:t>
+      </w:r>
+      <w:r>
+        <w:noBreakHyphen/>
+      </w:r>
+      <w:r>
+        <w:t xml:space="preserve">04523-SLS, Am. Compl., ECF No. 27, at ¶¶ 11–17, 61–63 (D.D.C. Feb. 27, 2026). In its memorandum opposing summary judgment, the Department admitted what the record here establishes: it targeted grantee organizations because they expressed support for DEI and not because they used, or proposed to use, grant funds to provide DEI programming. The Department told the court that it “fails to see what other alternatives, besides discontinuing grants awarded to entities committed to the support of diversity, equity, and inclusion (‘DEI’) initiatives deemed unlawful by the new presidential administration, were available to it.”</w:t>
       </w:r>
       <w:r>
         <w:t xml:space="preserve"> </w:t>
@@ -3286,7 +3209,7 @@
         <w:t xml:space="preserve">Id.</w:t>
       </w:r>
       <w:r>
-        <w:t xml:space="preserve">, Def’s Mem. ISO Def.’s Partial Motion to Dismiss and Cross-Motion for Summ. J., ECF No. 46 (D.D.C. Sept. 2, 2026) (emphasis added). In other words, the Department chose to discontinue grants based not on what grantees had done or proposed to do but because those organizations were “committed to the support of [DEI].”</w:t>
+        <w:t xml:space="preserve">, Def’s Mem. ISO Def.’s Partial Motion to Dismiss and Cross-Motion for Summ. J., ECF No. 46 (D.D.C. Sept. 2, 2026) (emphasis added). In other words, the Department chose to discontinue grants based not on what grantees had done or proposed to do but because those organizations were “committed to the support of [DEI].”</w:t>
       </w:r>
     </w:p>
     <w:p>
@@ -4069,9 +3992,10 @@
       <w:pPr>
         <w:pStyle w:val="CASignature"/>
         <w:keepNext/>
-      </w:pPr>
-      <w:r>
-        <w:t xml:space="preserve">/s/ Scott C. Solberg</w:t>
+        <w:spacing w:before="288" w:after="0" w:line="340" w:lineRule="exact"/>
+      </w:pPr>
+      <w:r>
+        <w:t xml:space="preserve">/​s/​ Scott C. Solberg</w:t>
       </w:r>
       <w:r>
         <w:br/>
@@ -4079,178 +4003,125 @@
       <w:r>
         <w:t xml:space="preserve">SCOTT C. SOLBERG</w:t>
       </w:r>
-      <w:r>
-        <w:br/>
-      </w:r>
-      <w:r>
-        <w:rPr>
-          <w:i/>
-        </w:rPr>
+    </w:p>
+    <w:p>
+      <w:pPr>
+        <w:pStyle w:val="CASignature"/>
+        <w:keepNext/>
+        <w:ind w:left="4800" w:firstLine="0"/>
+      </w:pPr>
+      <w:r>
         <w:t xml:space="preserve">EIMER</w:t>
       </w:r>
       <w:r>
-        <w:rPr>
-          <w:i/>
-        </w:rPr>
-        <w:t xml:space="preserve"> </w:t>
-      </w:r>
-      <w:r>
-        <w:rPr>
-          <w:i/>
-        </w:rPr>
+        <w:t xml:space="preserve"> </w:t>
+      </w:r>
+      <w:r>
         <w:t xml:space="preserve">STAHL</w:t>
       </w:r>
       <w:r>
-        <w:rPr>
-          <w:i/>
-        </w:rPr>
-        <w:t xml:space="preserve"> </w:t>
-      </w:r>
-      <w:r>
-        <w:rPr>
-          <w:i/>
-        </w:rPr>
+        <w:t xml:space="preserve"> </w:t>
+      </w:r>
+      <w:r>
         <w:t xml:space="preserve">LLP</w:t>
       </w:r>
-      <w:r>
-        <w:br/>
-      </w:r>
-      <w:r>
-        <w:rPr>
-          <w:i/>
-        </w:rPr>
+    </w:p>
+    <w:p>
+      <w:pPr>
+        <w:pStyle w:val="CASignature"/>
+        <w:keepNext/>
+        <w:ind w:left="4800" w:firstLine="0"/>
+      </w:pPr>
+      <w:r>
         <w:t xml:space="preserve">224</w:t>
       </w:r>
       <w:r>
-        <w:rPr>
-          <w:i/>
-        </w:rPr>
-        <w:t xml:space="preserve"> </w:t>
-      </w:r>
-      <w:r>
-        <w:rPr>
-          <w:i/>
-        </w:rPr>
+        <w:t xml:space="preserve"> </w:t>
+      </w:r>
+      <w:r>
         <w:t xml:space="preserve">S.</w:t>
       </w:r>
       <w:r>
-        <w:rPr>
-          <w:i/>
-        </w:rPr>
-        <w:t xml:space="preserve"> </w:t>
-      </w:r>
-      <w:r>
-        <w:rPr>
-          <w:i/>
-        </w:rPr>
+        <w:t xml:space="preserve"> </w:t>
+      </w:r>
+      <w:r>
         <w:t xml:space="preserve">Michigan</w:t>
       </w:r>
       <w:r>
-        <w:rPr>
-          <w:i/>
-        </w:rPr>
-        <w:t xml:space="preserve"> </w:t>
-      </w:r>
-      <w:r>
-        <w:rPr>
-          <w:i/>
-        </w:rPr>
+        <w:t xml:space="preserve"> </w:t>
+      </w:r>
+      <w:r>
         <w:t xml:space="preserve">Ave.,</w:t>
       </w:r>
       <w:r>
-        <w:rPr>
-          <w:i/>
-        </w:rPr>
-        <w:t xml:space="preserve"> </w:t>
-      </w:r>
-      <w:r>
-        <w:rPr>
-          <w:i/>
-        </w:rPr>
+        <w:t xml:space="preserve"> </w:t>
+      </w:r>
+      <w:r>
         <w:t xml:space="preserve">Suite</w:t>
       </w:r>
       <w:r>
-        <w:rPr>
-          <w:i/>
-        </w:rPr>
-        <w:t xml:space="preserve"> </w:t>
-      </w:r>
-      <w:r>
-        <w:rPr>
-          <w:i/>
-        </w:rPr>
+        <w:t xml:space="preserve"> </w:t>
+      </w:r>
+      <w:r>
         <w:t xml:space="preserve">1100</w:t>
       </w:r>
-      <w:r>
-        <w:br/>
-      </w:r>
-      <w:r>
-        <w:rPr>
-          <w:i/>
-        </w:rPr>
+    </w:p>
+    <w:p>
+      <w:pPr>
+        <w:pStyle w:val="CASignature"/>
+        <w:keepNext/>
+        <w:ind w:left="4800" w:firstLine="0"/>
+      </w:pPr>
+      <w:r>
         <w:t xml:space="preserve">Chicago,</w:t>
       </w:r>
       <w:r>
-        <w:rPr>
-          <w:i/>
-        </w:rPr>
-        <w:t xml:space="preserve"> </w:t>
-      </w:r>
-      <w:r>
-        <w:rPr>
-          <w:i/>
-        </w:rPr>
+        <w:t xml:space="preserve"> </w:t>
+      </w:r>
+      <w:r>
         <w:t xml:space="preserve">IL</w:t>
       </w:r>
       <w:r>
-        <w:rPr>
-          <w:i/>
-        </w:rPr>
-        <w:t xml:space="preserve"> </w:t>
-      </w:r>
-      <w:r>
-        <w:rPr>
-          <w:i/>
-        </w:rPr>
+        <w:t xml:space="preserve"> </w:t>
+      </w:r>
+      <w:r>
         <w:t xml:space="preserve">60604</w:t>
       </w:r>
-      <w:r>
-        <w:br/>
-      </w:r>
-      <w:r>
-        <w:rPr>
-          <w:i/>
-        </w:rPr>
+    </w:p>
+    <w:p>
+      <w:pPr>
+        <w:pStyle w:val="CASignature"/>
+        <w:keepNext/>
+        <w:ind w:left="4800" w:firstLine="0"/>
+      </w:pPr>
+      <w:r>
         <w:t xml:space="preserve">Telephone:</w:t>
       </w:r>
       <w:r>
-        <w:rPr>
-          <w:i/>
-        </w:rPr>
-        <w:t xml:space="preserve"> </w:t>
-      </w:r>
-      <w:r>
-        <w:rPr>
-          <w:i/>
-        </w:rPr>
+        <w:t xml:space="preserve"> </w:t>
+      </w:r>
+      <w:r>
         <w:t xml:space="preserve">(312)</w:t>
       </w:r>
       <w:r>
-        <w:rPr>
-          <w:i/>
-        </w:rPr>
-        <w:t xml:space="preserve"> </w:t>
-      </w:r>
-      <w:r>
-        <w:rPr>
-          <w:i/>
-        </w:rPr>
-        <w:t xml:space="preserve">660-7600</w:t>
+        <w:t xml:space="preserve"> </w:t>
+      </w:r>
+      <w:r>
+        <w:t xml:space="preserve">660</w:t>
+      </w:r>
+      <w:r>
+        <w:noBreakHyphen/>
+      </w:r>
+      <w:r>
+        <w:t xml:space="preserve">7600</w:t>
       </w:r>
     </w:p>
     <w:p>
       <w:pPr>
         <w:pStyle w:val="CASignature"/>
+        <w:keepNext w:val="0"/>
+        <w:spacing w:before="192" w:after="0" w:line="340" w:lineRule="exact"/>
+        <w:ind w:left="0" w:firstLine="0"/>
       </w:pPr>
       <w:r>
         <w:t xml:space="preserve">Dated: </w:t>
@@ -4275,6 +4146,7 @@
       <w:pPr>
         <w:pStyle w:val="CASection"/>
         <w:pageBreakBefore/>
+        <w:spacing w:before="0" w:after="264" w:line="340" w:lineRule="exact"/>
       </w:pPr>
       <w:r>
         <w:t xml:space="preserve">Certificate of Compliance</w:t>
@@ -4285,7 +4157,7 @@
         <w:pStyle w:val="CACertificate"/>
       </w:pPr>
       <w:r>
-        <w:t xml:space="preserve">I certify that this brief complies with the type-volume limit of Fed. R. App. P. 32(a)(7)(B), as modified by Cir. R. 32(c). Excluding the parts of the brief exempted by Fed. R. App. P. 32(f), this brief contains 2,160 words.</w:t>
+        <w:t xml:space="preserve">I certify that this brief complies with the type-volume limit of Fed. R. App. P. 32(a)⁠(7)⁠(B), as modified by Cir. R. 32(c). Excluding the parts of the brief exempted by Fed. R. App. P. 32(f), this brief contains 2,160 words.</w:t>
       </w:r>
     </w:p>
     <w:p>
@@ -4293,95 +4165,62 @@
         <w:pStyle w:val="CACertificate"/>
       </w:pPr>
       <w:r>
-        <w:t xml:space="preserve">I further certify that this brief complies with the typeface requirements of Fed. R. App. P. 32(a)(5) and the type-style requirements of Fed. R. App. P. 32(a)(6), as modified by Cir. R. 32(b). This brief has been prepared in a proportionally spaced typeface using Microsoft Word in 12-point Times New Roman for the body text and 11-point Times New Roman for the footnotes.</w:t>
-      </w:r>
-    </w:p>
-    <w:p>
-      <w:pPr>
-        <w:pStyle w:val="CAGap"/>
-      </w:pPr>
-    </w:p>
-    <w:tbl>
-      <w:tblPr>
-        <w:tblW w:w="9360" w:type="dxa"/>
-        <w:tblBorders>
-          <w:top w:val="nil"/>
-          <w:left w:val="nil"/>
-          <w:bottom w:val="nil"/>
-          <w:right w:val="nil"/>
-          <w:insideH w:val="nil"/>
-          <w:insideV w:val="nil"/>
-        </w:tblBorders>
-        <w:tblLayout w:type="fixed"/>
-        <w:tblCellMar>
-          <w:left w:w="0" w:type="dxa"/>
-          <w:right w:w="115" w:type="dxa"/>
-        </w:tblCellMar>
-      </w:tblPr>
-      <w:tblGrid>
-        <w:gridCol w:w="4680"/>
-        <w:gridCol w:w="4680"/>
-      </w:tblGrid>
-      <w:tr>
-        <w:trPr>
-          <w:cantSplit/>
-        </w:trPr>
-        <w:tc>
-          <w:tcPr>
-            <w:tcW w:w="4680" w:type="dxa"/>
-          </w:tcPr>
-          <w:p>
-            <w:pPr>
-              <w:pStyle w:val="CACounsel"/>
-            </w:pPr>
-            <w:r>
-              <w:t xml:space="preserve">/s/ Scott C. Solberg</w:t>
-            </w:r>
-            <w:r>
-              <w:br/>
-            </w:r>
-            <w:r>
-              <w:t xml:space="preserve">Signature</w:t>
-            </w:r>
-          </w:p>
-        </w:tc>
-        <w:tc>
-          <w:tcPr>
-            <w:tcW w:w="4680" w:type="dxa"/>
-          </w:tcPr>
-          <w:p>
-            <w:pPr>
-              <w:pStyle w:val="CACounsel"/>
-            </w:pPr>
-            <w:r>
-              <w:t xml:space="preserve">September</w:t>
-            </w:r>
-            <w:r>
-              <w:t xml:space="preserve"> </w:t>
-            </w:r>
-            <w:r>
-              <w:t xml:space="preserve">24,</w:t>
-            </w:r>
-            <w:r>
-              <w:t xml:space="preserve"> </w:t>
-            </w:r>
-            <w:r>
-              <w:t xml:space="preserve">2026</w:t>
-            </w:r>
-            <w:r>
-              <w:br/>
-            </w:r>
-            <w:r>
-              <w:t xml:space="preserve">Date</w:t>
-            </w:r>
-          </w:p>
-        </w:tc>
-      </w:tr>
-    </w:tbl>
+        <w:t xml:space="preserve">I further certify that this brief complies with the typeface requirements of Fed. R. App. P. 32(a)⁠(5) and the type-style requirements of Fed. R. App. P. 32(a)⁠(6), as modified by Cir. R. 32(b). This brief has been prepared in a proportionally spaced typeface, Times New Roman, in 12-point type for the body text and 11-point type for the footnotes.</w:t>
+      </w:r>
+    </w:p>
+    <w:p>
+      <w:pPr>
+        <w:pStyle w:val="CACounsel"/>
+        <w:keepNext/>
+        <w:tabs>
+          <w:tab w:val="left" w:pos="4800"/>
+        </w:tabs>
+        <w:spacing w:before="384" w:after="0" w:line="340" w:lineRule="exact"/>
+      </w:pPr>
+      <w:r>
+        <w:t xml:space="preserve">/​s/​ Scott C. Solberg</w:t>
+      </w:r>
+      <w:r>
+        <w:tab/>
+      </w:r>
+      <w:r>
+        <w:t xml:space="preserve">September</w:t>
+      </w:r>
+      <w:r>
+        <w:t xml:space="preserve"> </w:t>
+      </w:r>
+      <w:r>
+        <w:t xml:space="preserve">24,</w:t>
+      </w:r>
+      <w:r>
+        <w:t xml:space="preserve"> </w:t>
+      </w:r>
+      <w:r>
+        <w:t xml:space="preserve">2026</w:t>
+      </w:r>
+    </w:p>
+    <w:p>
+      <w:pPr>
+        <w:pStyle w:val="CACounsel"/>
+        <w:tabs>
+          <w:tab w:val="left" w:pos="4800"/>
+        </w:tabs>
+      </w:pPr>
+      <w:r>
+        <w:t xml:space="preserve">Signature</w:t>
+      </w:r>
+      <w:r>
+        <w:tab/>
+      </w:r>
+      <w:r>
+        <w:t xml:space="preserve">Date</w:t>
+      </w:r>
+    </w:p>
     <w:p>
       <w:pPr>
         <w:pStyle w:val="CASection"/>
         <w:pageBreakBefore/>
+        <w:spacing w:before="0" w:after="264" w:line="340" w:lineRule="exact"/>
       </w:pPr>
       <w:r>
         <w:t xml:space="preserve">Certificate of Service</w:t>
@@ -4410,7 +4249,7 @@
         <w:t xml:space="preserve">2026</w:t>
       </w:r>
       <w:r>
-        <w:t xml:space="preserve">, I electronically filed the foregoing with the Clerk of the Court for the United States Court of Appeals for the Seventh Circuit by using the CM/ECF system, which will send notice of such filing to all registered CM/ECF users.</w:t>
+        <w:t xml:space="preserve">, I electronically filed the foregoing with the Clerk of the Court for the United States Court of Appeals for the Seventh Circuit by using the CM/​ECF system, which will send notice of such filing to all registered CM/​ECF users.</w:t>
       </w:r>
     </w:p>
     <w:p>
@@ -4418,7 +4257,7 @@
         <w:pStyle w:val="CACertificate"/>
       </w:pPr>
       <w:r>
-        <w:t xml:space="preserve">Pursuant to Circuit Rule 31(b), upon notice of this Court's acceptance of the electronic brief for filing, I certify that I will cause </w:t>
+        <w:t xml:space="preserve">Pursuant to Circuit Rule 31(b), upon notice of this Court’s acceptance of the electronic brief for filing, I certify that I will cause </w:t>
       </w:r>
       <w:r>
         <w:t xml:space="preserve">10</w:t>
@@ -4429,86 +4268,52 @@
     </w:p>
     <w:p>
       <w:pPr>
-        <w:pStyle w:val="CAGap"/>
-      </w:pPr>
-    </w:p>
-    <w:tbl>
-      <w:tblPr>
-        <w:tblW w:w="9360" w:type="dxa"/>
-        <w:tblBorders>
-          <w:top w:val="nil"/>
-          <w:left w:val="nil"/>
-          <w:bottom w:val="nil"/>
-          <w:right w:val="nil"/>
-          <w:insideH w:val="nil"/>
-          <w:insideV w:val="nil"/>
-        </w:tblBorders>
-        <w:tblLayout w:type="fixed"/>
-        <w:tblCellMar>
-          <w:left w:w="0" w:type="dxa"/>
-          <w:right w:w="115" w:type="dxa"/>
-        </w:tblCellMar>
-      </w:tblPr>
-      <w:tblGrid>
-        <w:gridCol w:w="4680"/>
-        <w:gridCol w:w="4680"/>
-      </w:tblGrid>
-      <w:tr>
-        <w:trPr>
-          <w:cantSplit/>
-        </w:trPr>
-        <w:tc>
-          <w:tcPr>
-            <w:tcW w:w="4680" w:type="dxa"/>
-          </w:tcPr>
-          <w:p>
-            <w:pPr>
-              <w:pStyle w:val="CACounsel"/>
-            </w:pPr>
-            <w:r>
-              <w:t xml:space="preserve">/s/ Scott C. Solberg</w:t>
-            </w:r>
-            <w:r>
-              <w:br/>
-            </w:r>
-            <w:r>
-              <w:t xml:space="preserve">Signature</w:t>
-            </w:r>
-          </w:p>
-        </w:tc>
-        <w:tc>
-          <w:tcPr>
-            <w:tcW w:w="4680" w:type="dxa"/>
-          </w:tcPr>
-          <w:p>
-            <w:pPr>
-              <w:pStyle w:val="CACounsel"/>
-            </w:pPr>
-            <w:r>
-              <w:t xml:space="preserve">September</w:t>
-            </w:r>
-            <w:r>
-              <w:t xml:space="preserve"> </w:t>
-            </w:r>
-            <w:r>
-              <w:t xml:space="preserve">24,</w:t>
-            </w:r>
-            <w:r>
-              <w:t xml:space="preserve"> </w:t>
-            </w:r>
-            <w:r>
-              <w:t xml:space="preserve">2026</w:t>
-            </w:r>
-            <w:r>
-              <w:br/>
-            </w:r>
-            <w:r>
-              <w:t xml:space="preserve">Date</w:t>
-            </w:r>
-          </w:p>
-        </w:tc>
-      </w:tr>
-    </w:tbl>
+        <w:pStyle w:val="CACounsel"/>
+        <w:keepNext/>
+        <w:tabs>
+          <w:tab w:val="left" w:pos="4800"/>
+        </w:tabs>
+        <w:spacing w:before="384" w:after="0" w:line="340" w:lineRule="exact"/>
+      </w:pPr>
+      <w:r>
+        <w:t xml:space="preserve">/​s/​ Scott C. Solberg</w:t>
+      </w:r>
+      <w:r>
+        <w:tab/>
+      </w:r>
+      <w:r>
+        <w:t xml:space="preserve">September</w:t>
+      </w:r>
+      <w:r>
+        <w:t xml:space="preserve"> </w:t>
+      </w:r>
+      <w:r>
+        <w:t xml:space="preserve">24,</w:t>
+      </w:r>
+      <w:r>
+        <w:t xml:space="preserve"> </w:t>
+      </w:r>
+      <w:r>
+        <w:t xml:space="preserve">2026</w:t>
+      </w:r>
+    </w:p>
+    <w:p>
+      <w:pPr>
+        <w:pStyle w:val="CACounsel"/>
+        <w:tabs>
+          <w:tab w:val="left" w:pos="4800"/>
+        </w:tabs>
+      </w:pPr>
+      <w:r>
+        <w:t xml:space="preserve">Signature</w:t>
+      </w:r>
+      <w:r>
+        <w:tab/>
+      </w:r>
+      <w:r>
+        <w:t xml:space="preserve">Date</w:t>
+      </w:r>
+    </w:p>
     <w:sectPr>
       <w:footerReference w:type="default" r:id="rIdFtrPage"/>
       <w:type w:val="nextPage"/>
@@ -4555,7 +4360,13 @@
         <w:t xml:space="preserve"> </w:t>
       </w:r>
       <w:r>
-        <w:t xml:space="preserve">This is consistent with the Department’s February 2025 Directive prioritizing viewpoint-driven review of “organizations that support diversity, equity, and inclusion . . .” (Dkt. 49-22 at 2.) Last week, a district court granted summary judgment to plaintiffs challenging that Directive, vacating it and declaring it substantively unlawful under the APA.</w:t>
+        <w:t xml:space="preserve">This is consistent with the Department’s February 2025 Directive prioritizing viewpoint-driven review of “organizations that support diversity, equity, and inclusion . . .” (Dkt. 49</w:t>
+      </w:r>
+      <w:r>
+        <w:noBreakHyphen/>
+      </w:r>
+      <w:r>
+        <w:t xml:space="preserve">22 at 2.) Last week, a district court granted summary judgment to plaintiffs challenging that Directive, vacating it and declaring it substantively unlawful under the APA.</w:t>
       </w:r>
       <w:r>
         <w:t xml:space="preserve"> </w:t>
@@ -4565,10 +4376,16 @@
           <w:i/>
           <w:iCs/>
         </w:rPr>
-        <w:t xml:space="preserve">California, et al. v. Dep’t of Ed., et al.</w:t>
-      </w:r>
-      <w:r>
-        <w:t xml:space="preserve">, No. 25-CV-10548, Mem. and Order, ECF No. 176 (D. Mass. Sept. 17, 2026).</w:t>
+        <w:t xml:space="preserve">California, et al. v. Dep’t of Ed., et al.</w:t>
+      </w:r>
+      <w:r>
+        <w:t xml:space="preserve">, No. 25-CV</w:t>
+      </w:r>
+      <w:r>
+        <w:noBreakHyphen/>
+      </w:r>
+      <w:r>
+        <w:t xml:space="preserve">10548, Mem. and Order, ECF No. 176 (D. Mass. Sept. 17, 2026).</w:t>
       </w:r>
     </w:p>
   </w:footnote>
@@ -4629,7 +4446,7 @@
           <w:i/>
           <w:iCs/>
         </w:rPr>
-        <w:t xml:space="preserve">FKFJ, Inc. v. Village of Worth</w:t>
+        <w:t xml:space="preserve">FKFJ, Inc. v. Village of Worth</w:t>
       </w:r>
       <w:r>
         <w:t xml:space="preserve">, 11 F.4th 574 (7th Cir. 2021) do not appear in its opinion. That is an error of law that requires reversal.</w:t>
@@ -4870,62 +4687,51 @@
 </file>
 
 <file path=word/styles.xml><?xml version="1.0" encoding="utf-8"?>
-<w:styles xmlns:r="http://schemas.openxmlformats.org/officeDocument/2006/relationships" xmlns:w="http://schemas.openxmlformats.org/wordprocessingml/2006/main">
+<w:styles xmlns:w="http://schemas.openxmlformats.org/wordprocessingml/2006/main" xmlns:r="http://schemas.openxmlformats.org/officeDocument/2006/relationships">
   <w:docDefaults>
     <w:rPrDefault>
       <w:rPr>
         <w:rFonts w:ascii="Times New Roman" w:hAnsi="Times New Roman" w:eastAsia="Times New Roman" w:cs="Times New Roman"/>
         <w:sz w:val="24"/>
         <w:szCs w:val="24"/>
-        <w:lang w:val="en-US" w:eastAsia="en-US" w:bidi="ar-SA"/>
+        <w:lang w:val="en-US" w:eastAsia="zh-CN" w:bidi="ar-SA"/>
       </w:rPr>
     </w:rPrDefault>
     <w:pPrDefault>
       <w:pPr>
         <w:widowControl/>
-        <w:spacing w:after="0" w:line="240" w:lineRule="auto"/>
+        <w:spacing w:after="0"/>
       </w:pPr>
     </w:pPrDefault>
   </w:docDefaults>
   <w:latentStyles w:defLockedState="0" w:defUIPriority="0" w:defSemiHidden="0" w:defUnhideWhenUsed="0" w:defQFormat="0" w:count="276"/>
-  <w:style w:type="paragraph" w:styleId="Normal">
+  <w:style w:type="paragraph" w:default="1" w:styleId="Normal">
     <w:name w:val="Normal"/>
     <w:qFormat/>
-    <w:pPr>
-      <w:widowControl/>
-      <w:spacing w:before="0" w:after="0" w:line="240" w:lineRule="auto"/>
-      <w:ind w:firstLine="0"/>
-    </w:pPr>
-    <w:rPr/>
   </w:style>
   <w:style w:type="paragraph" w:styleId="BodyText">
     <w:name w:val="Body Text"/>
     <w:basedOn w:val="Normal"/>
-    <w:qFormat/>
-    <w:pPr>
-      <w:widowControl/>
-      <w:spacing w:before="0" w:after="0" w:line="553" w:lineRule="exact"/>
+    <w:link w:val="BodyTextChar"/>
+    <w:qFormat/>
+    <w:pPr>
+      <w:spacing w:before="0" w:after="0" w:line="554" w:lineRule="exact"/>
       <w:ind w:firstLine="720"/>
-      <w:jc w:val="left"/>
-    </w:pPr>
-    <w:rPr/>
-  </w:style>
-  <w:style w:type="paragraph" w:styleId="FirstParagraph">
+    </w:pPr>
+  </w:style>
+  <w:style w:type="paragraph" w:customStyle="1" w:styleId="FirstParagraph">
     <w:name w:val="First Paragraph"/>
     <w:basedOn w:val="BodyText"/>
-    <w:qFormat/>
-    <w:pPr/>
-    <w:rPr/>
-  </w:style>
-  <w:style w:type="paragraph" w:styleId="Compact">
+    <w:next w:val="BodyText"/>
+    <w:qFormat/>
+  </w:style>
+  <w:style w:type="paragraph" w:customStyle="1" w:styleId="Compact">
     <w:name w:val="Compact"/>
-    <w:basedOn w:val="Normal"/>
-    <w:qFormat/>
-    <w:pPr>
-      <w:spacing w:before="0" w:after="0" w:line="240" w:lineRule="auto"/>
-      <w:ind w:firstLine="0"/>
-    </w:pPr>
-    <w:rPr/>
+    <w:basedOn w:val="BodyText"/>
+    <w:qFormat/>
+    <w:pPr>
+      <w:spacing w:before="36" w:after="36"/>
+    </w:pPr>
   </w:style>
   <w:style w:type="paragraph" w:styleId="Title">
     <w:name w:val="Title"/>
@@ -5063,78 +4869,133 @@
   <w:style w:type="paragraph" w:styleId="Heading1">
     <w:name w:val="heading 1"/>
     <w:basedOn w:val="Normal"/>
-    <w:qFormat/>
+    <w:next w:val="BodyText"/>
+    <w:link w:val="Heading1Char"/>
+    <w:uiPriority w:val="9"/>
+    <w:qFormat/>
+    <w:rsid w:val="00A10FD9"/>
     <w:pPr>
       <w:keepNext/>
       <w:keepLines/>
-      <w:spacing w:before="300" w:after="200" w:line="240" w:lineRule="auto"/>
+      <w:spacing w:before="240" w:after="120" w:line="340" w:lineRule="exact"/>
       <w:ind w:firstLine="0"/>
       <w:jc w:val="center"/>
       <w:outlineLvl w:val="0"/>
     </w:pPr>
     <w:rPr>
+      <w:rFonts w:ascii="Times New Roman" w:hAnsi="Times New Roman" w:eastAsia="Times New Roman" w:cs="Times New Roman"/>
       <w:b/>
+      <w:bCs/>
       <w:caps/>
+      <w:color w:val="000000"/>
+      <w:sz w:val="24"/>
+      <w:szCs w:val="24"/>
     </w:rPr>
   </w:style>
   <w:style w:type="paragraph" w:styleId="Heading2">
     <w:name w:val="heading 2"/>
     <w:basedOn w:val="Normal"/>
-    <w:qFormat/>
+    <w:next w:val="BodyText"/>
+    <w:link w:val="Heading2Char"/>
+    <w:uiPriority w:val="9"/>
+    <w:semiHidden/>
+    <w:unhideWhenUsed/>
+    <w:qFormat/>
+    <w:rsid w:val="00A10FD9"/>
     <w:pPr>
       <w:keepNext/>
       <w:keepLines/>
-      <w:spacing w:before="240" w:after="200" w:line="240" w:lineRule="auto"/>
+      <w:spacing w:before="240" w:after="120" w:line="340" w:lineRule="exact"/>
       <w:ind w:firstLine="0"/>
       <w:outlineLvl w:val="1"/>
     </w:pPr>
     <w:rPr>
+      <w:rFonts w:ascii="Times New Roman" w:hAnsi="Times New Roman" w:eastAsia="Times New Roman" w:cs="Times New Roman"/>
       <w:b/>
+      <w:bCs/>
+      <w:color w:val="000000"/>
+      <w:sz w:val="24"/>
+      <w:szCs w:val="24"/>
     </w:rPr>
   </w:style>
   <w:style w:type="paragraph" w:styleId="Heading3">
     <w:name w:val="heading 3"/>
     <w:basedOn w:val="Normal"/>
-    <w:qFormat/>
+    <w:next w:val="BodyText"/>
+    <w:link w:val="Heading3Char"/>
+    <w:uiPriority w:val="9"/>
+    <w:semiHidden/>
+    <w:unhideWhenUsed/>
+    <w:qFormat/>
+    <w:rsid w:val="00A10FD9"/>
     <w:pPr>
       <w:keepNext/>
       <w:keepLines/>
-      <w:spacing w:before="240" w:after="200" w:line="240" w:lineRule="auto"/>
+      <w:spacing w:before="240" w:after="120" w:line="340" w:lineRule="exact"/>
       <w:ind w:firstLine="0"/>
       <w:outlineLvl w:val="2"/>
     </w:pPr>
     <w:rPr>
+      <w:rFonts w:ascii="Times New Roman" w:hAnsi="Times New Roman" w:eastAsia="Times New Roman" w:cs="Times New Roman"/>
       <w:b/>
+      <w:bCs/>
+      <w:color w:val="000000"/>
+      <w:sz w:val="24"/>
+      <w:szCs w:val="24"/>
     </w:rPr>
   </w:style>
   <w:style w:type="paragraph" w:styleId="Heading4">
     <w:name w:val="heading 4"/>
     <w:basedOn w:val="Normal"/>
-    <w:qFormat/>
+    <w:next w:val="BodyText"/>
+    <w:link w:val="Heading4Char"/>
+    <w:uiPriority w:val="9"/>
+    <w:semiHidden/>
+    <w:unhideWhenUsed/>
+    <w:qFormat/>
+    <w:rsid w:val="00A10FD9"/>
     <w:pPr>
       <w:keepNext/>
       <w:keepLines/>
-      <w:spacing w:before="240" w:after="200" w:line="240" w:lineRule="auto"/>
+      <w:spacing w:before="240" w:after="120" w:line="340" w:lineRule="exact"/>
       <w:ind w:firstLine="0"/>
       <w:outlineLvl w:val="3"/>
     </w:pPr>
     <w:rPr>
+      <w:rFonts w:ascii="Times New Roman" w:hAnsi="Times New Roman" w:eastAsia="Times New Roman" w:cs="Times New Roman"/>
       <w:b/>
+      <w:bCs/>
+      <w:i/>
+      <w:color w:val="000000"/>
+      <w:sz w:val="24"/>
+      <w:szCs w:val="24"/>
     </w:rPr>
   </w:style>
   <w:style w:type="paragraph" w:styleId="Heading5">
     <w:name w:val="heading 5"/>
     <w:basedOn w:val="Normal"/>
-    <w:qFormat/>
+    <w:next w:val="BodyText"/>
+    <w:link w:val="Heading5Char"/>
+    <w:uiPriority w:val="9"/>
+    <w:semiHidden/>
+    <w:unhideWhenUsed/>
+    <w:qFormat/>
+    <w:rsid w:val="00A10FD9"/>
     <w:pPr>
       <w:keepNext/>
       <w:keepLines/>
-      <w:spacing w:before="240" w:after="200" w:line="240" w:lineRule="auto"/>
+      <w:spacing w:before="240" w:after="120" w:line="340" w:lineRule="exact"/>
       <w:ind w:firstLine="0"/>
       <w:outlineLvl w:val="4"/>
     </w:pPr>
     <w:rPr>
+      <w:rFonts w:ascii="Times New Roman" w:hAnsi="Times New Roman" w:eastAsia="Times New Roman" w:cs="Times New Roman"/>
       <w:b/>
+      <w:bCs/>
+      <w:i/>
+      <w:color w:val="000000"/>
+      <w:sz w:val="24"/>
+      <w:szCs w:val="24"/>
     </w:rPr>
   </w:style>
   <w:style w:type="paragraph" w:styleId="Heading6">
@@ -5344,23 +5205,37 @@
       <w:color w:val="272727" w:themeColor="text1" w:themeTint="D8"/>
     </w:rPr>
   </w:style>
+  <w:style w:type="paragraph" w:customStyle="1" w:styleId="ListItem">
+    <w:name w:val="List Item"/>
+    <w:basedOn w:val="BodyText"/>
+    <w:qFormat/>
+    <w:pPr>
+      <w:spacing w:before="0" w:after="0" w:line="554" w:lineRule="exact"/>
+      <w:ind w:left="720" w:hanging="720"/>
+    </w:pPr>
+  </w:style>
   <w:style w:type="paragraph" w:styleId="BlockText">
     <w:name w:val="Block Text"/>
+    <w:basedOn w:val="BodyText"/>
+    <w:next w:val="BodyText"/>
+    <w:uiPriority w:val="9"/>
+    <w:unhideWhenUsed/>
+    <w:qFormat/>
+    <w:pPr>
+      <w:spacing w:before="240" w:after="240" w:line="340" w:lineRule="exact"/>
+      <w:ind w:firstLine="0" w:left="720" w:right="720"/>
+    </w:pPr>
+  </w:style>
+  <w:style w:type="paragraph" w:styleId="FootnoteText">
+    <w:name w:val="Footnote Text"/>
     <w:basedOn w:val="Normal"/>
-    <w:qFormat/>
-    <w:pPr>
-      <w:spacing w:before="240" w:after="240" w:line="240" w:lineRule="auto"/>
-      <w:ind w:left="720" w:right="720" w:firstLine="0"/>
-    </w:pPr>
-    <w:rPr/>
-  </w:style>
-  <w:style w:type="paragraph" w:styleId="FootnoteText">
-    <w:name w:val="footnote text"/>
-    <w:basedOn w:val="Normal"/>
-    <w:qFormat/>
-    <w:pPr>
-      <w:spacing w:before="0" w:after="120" w:line="240" w:lineRule="auto"/>
-      <w:ind w:firstLine="0"/>
+    <w:next w:val="FootnoteText"/>
+    <w:uiPriority w:val="9"/>
+    <w:unhideWhenUsed/>
+    <w:qFormat/>
+    <w:pPr>
+      <w:keepLines/>
+      <w:spacing w:before="0" w:after="120" w:line="310" w:lineRule="exact"/>
     </w:pPr>
     <w:rPr>
       <w:sz w:val="22"/>
@@ -5375,8 +5250,8 @@
     <w:unhideWhenUsed/>
     <w:qFormat/>
     <w:pPr>
-      <w:spacing w:before="100" w:after="100"/>
-      <w:ind w:firstLine="0" w:left="480" w:right="480"/>
+      <w:spacing w:before="240" w:after="240"/>
+      <w:ind w:firstLine="0" w:left="720" w:right="720"/>
     </w:pPr>
   </w:style>
   <w:style w:type="character" w:default="1" w:styleId="DefaultParagraphFont">
@@ -5511,6 +5386,7 @@
     <w:qFormat/>
     <w:pPr>
       <w:keepNext/>
+      <w:keepLines/>
     </w:pPr>
     <w:rPr/>
   </w:style>
@@ -5521,7 +5397,7 @@
     <w:pPr>
       <w:keepNext/>
       <w:keepLines/>
-      <w:spacing w:before="300" w:after="200" w:line="240" w:lineRule="auto"/>
+      <w:spacing w:before="360" w:after="264" w:line="340" w:lineRule="exact"/>
       <w:ind w:firstLine="0"/>
       <w:jc w:val="center"/>
       <w:outlineLvl w:val="0"/>
@@ -5538,14 +5414,13 @@
     <w:pPr>
       <w:keepNext/>
       <w:keepLines/>
-      <w:spacing w:before="240" w:after="200" w:line="240" w:lineRule="auto"/>
+      <w:spacing w:before="288" w:after="240" w:line="340" w:lineRule="exact"/>
       <w:ind w:firstLine="0"/>
       <w:jc w:val="center"/>
       <w:outlineLvl w:val="1"/>
     </w:pPr>
     <w:rPr>
       <w:b/>
-      <w:smallCaps/>
     </w:rPr>
   </w:style>
   <w:style w:type="paragraph" w:customStyle="1" w:styleId="CAHeadL2S0">
@@ -5558,7 +5433,7 @@
       <w:tabs>
         <w:tab w:val="left" w:pos="720"/>
       </w:tabs>
-      <w:spacing w:before="240" w:after="200" w:line="240" w:lineRule="auto"/>
+      <w:spacing w:before="264" w:after="216" w:line="340" w:lineRule="exact"/>
       <w:ind w:left="720" w:hanging="720"/>
       <w:jc w:val="left"/>
       <w:outlineLvl w:val="1"/>
@@ -5577,7 +5452,7 @@
       <w:tabs>
         <w:tab w:val="left" w:pos="1440"/>
       </w:tabs>
-      <w:spacing w:before="240" w:after="200" w:line="240" w:lineRule="auto"/>
+      <w:spacing w:before="264" w:after="216" w:line="340" w:lineRule="exact"/>
       <w:ind w:left="1440" w:hanging="720"/>
       <w:jc w:val="left"/>
       <w:outlineLvl w:val="1"/>
@@ -5596,7 +5471,7 @@
       <w:tabs>
         <w:tab w:val="left" w:pos="2160"/>
       </w:tabs>
-      <w:spacing w:before="240" w:after="200" w:line="240" w:lineRule="auto"/>
+      <w:spacing w:before="264" w:after="216" w:line="340" w:lineRule="exact"/>
       <w:ind w:left="2160" w:hanging="720"/>
       <w:jc w:val="left"/>
       <w:outlineLvl w:val="1"/>
@@ -5615,7 +5490,7 @@
       <w:tabs>
         <w:tab w:val="left" w:pos="2880"/>
       </w:tabs>
-      <w:spacing w:before="240" w:after="200" w:line="240" w:lineRule="auto"/>
+      <w:spacing w:before="264" w:after="216" w:line="340" w:lineRule="exact"/>
       <w:ind w:left="2880" w:hanging="720"/>
       <w:jc w:val="left"/>
       <w:outlineLvl w:val="1"/>
@@ -5634,7 +5509,7 @@
       <w:tabs>
         <w:tab w:val="left" w:pos="3600"/>
       </w:tabs>
-      <w:spacing w:before="240" w:after="200" w:line="240" w:lineRule="auto"/>
+      <w:spacing w:before="264" w:after="216" w:line="340" w:lineRule="exact"/>
       <w:ind w:left="3600" w:hanging="720"/>
       <w:jc w:val="left"/>
       <w:outlineLvl w:val="1"/>
@@ -5653,7 +5528,7 @@
       <w:tabs>
         <w:tab w:val="left" w:pos="720"/>
       </w:tabs>
-      <w:spacing w:before="240" w:after="200" w:line="240" w:lineRule="auto"/>
+      <w:spacing w:before="264" w:after="216" w:line="340" w:lineRule="exact"/>
       <w:ind w:left="720" w:hanging="720"/>
       <w:jc w:val="left"/>
       <w:outlineLvl w:val="2"/>
@@ -5672,7 +5547,7 @@
       <w:tabs>
         <w:tab w:val="left" w:pos="1440"/>
       </w:tabs>
-      <w:spacing w:before="240" w:after="200" w:line="240" w:lineRule="auto"/>
+      <w:spacing w:before="264" w:after="216" w:line="340" w:lineRule="exact"/>
       <w:ind w:left="1440" w:hanging="720"/>
       <w:jc w:val="left"/>
       <w:outlineLvl w:val="2"/>
@@ -5691,7 +5566,7 @@
       <w:tabs>
         <w:tab w:val="left" w:pos="2160"/>
       </w:tabs>
-      <w:spacing w:before="240" w:after="200" w:line="240" w:lineRule="auto"/>
+      <w:spacing w:before="264" w:after="216" w:line="340" w:lineRule="exact"/>
       <w:ind w:left="2160" w:hanging="720"/>
       <w:jc w:val="left"/>
       <w:outlineLvl w:val="2"/>
@@ -5710,7 +5585,7 @@
       <w:tabs>
         <w:tab w:val="left" w:pos="2880"/>
       </w:tabs>
-      <w:spacing w:before="240" w:after="200" w:line="240" w:lineRule="auto"/>
+      <w:spacing w:before="264" w:after="216" w:line="340" w:lineRule="exact"/>
       <w:ind w:left="2880" w:hanging="720"/>
       <w:jc w:val="left"/>
       <w:outlineLvl w:val="2"/>
@@ -5729,7 +5604,7 @@
       <w:tabs>
         <w:tab w:val="left" w:pos="3600"/>
       </w:tabs>
-      <w:spacing w:before="240" w:after="200" w:line="240" w:lineRule="auto"/>
+      <w:spacing w:before="264" w:after="216" w:line="340" w:lineRule="exact"/>
       <w:ind w:left="3600" w:hanging="720"/>
       <w:jc w:val="left"/>
       <w:outlineLvl w:val="2"/>
@@ -5748,7 +5623,7 @@
       <w:tabs>
         <w:tab w:val="left" w:pos="720"/>
       </w:tabs>
-      <w:spacing w:before="240" w:after="200" w:line="240" w:lineRule="auto"/>
+      <w:spacing w:before="264" w:after="216" w:line="340" w:lineRule="exact"/>
       <w:ind w:left="720" w:hanging="720"/>
       <w:jc w:val="left"/>
       <w:outlineLvl w:val="3"/>
@@ -5768,7 +5643,7 @@
       <w:tabs>
         <w:tab w:val="left" w:pos="1440"/>
       </w:tabs>
-      <w:spacing w:before="240" w:after="200" w:line="240" w:lineRule="auto"/>
+      <w:spacing w:before="264" w:after="216" w:line="340" w:lineRule="exact"/>
       <w:ind w:left="1440" w:hanging="720"/>
       <w:jc w:val="left"/>
       <w:outlineLvl w:val="3"/>
@@ -5788,7 +5663,7 @@
       <w:tabs>
         <w:tab w:val="left" w:pos="2160"/>
       </w:tabs>
-      <w:spacing w:before="240" w:after="200" w:line="240" w:lineRule="auto"/>
+      <w:spacing w:before="264" w:after="216" w:line="340" w:lineRule="exact"/>
       <w:ind w:left="2160" w:hanging="720"/>
       <w:jc w:val="left"/>
       <w:outlineLvl w:val="3"/>
@@ -5808,7 +5683,7 @@
       <w:tabs>
         <w:tab w:val="left" w:pos="2880"/>
       </w:tabs>
-      <w:spacing w:before="240" w:after="200" w:line="240" w:lineRule="auto"/>
+      <w:spacing w:before="264" w:after="216" w:line="340" w:lineRule="exact"/>
       <w:ind w:left="2880" w:hanging="720"/>
       <w:jc w:val="left"/>
       <w:outlineLvl w:val="3"/>
@@ -5828,7 +5703,7 @@
       <w:tabs>
         <w:tab w:val="left" w:pos="3600"/>
       </w:tabs>
-      <w:spacing w:before="240" w:after="200" w:line="240" w:lineRule="auto"/>
+      <w:spacing w:before="264" w:after="216" w:line="340" w:lineRule="exact"/>
       <w:ind w:left="3600" w:hanging="720"/>
       <w:jc w:val="left"/>
       <w:outlineLvl w:val="3"/>
@@ -5848,7 +5723,7 @@
       <w:tabs>
         <w:tab w:val="left" w:pos="720"/>
       </w:tabs>
-      <w:spacing w:before="240" w:after="200" w:line="240" w:lineRule="auto"/>
+      <w:spacing w:before="264" w:after="216" w:line="340" w:lineRule="exact"/>
       <w:ind w:left="720" w:hanging="720"/>
       <w:jc w:val="left"/>
       <w:outlineLvl w:val="4"/>
@@ -5868,7 +5743,7 @@
       <w:tabs>
         <w:tab w:val="left" w:pos="1440"/>
       </w:tabs>
-      <w:spacing w:before="240" w:after="200" w:line="240" w:lineRule="auto"/>
+      <w:spacing w:before="264" w:after="216" w:line="340" w:lineRule="exact"/>
       <w:ind w:left="1440" w:hanging="720"/>
       <w:jc w:val="left"/>
       <w:outlineLvl w:val="4"/>
@@ -5888,7 +5763,7 @@
       <w:tabs>
         <w:tab w:val="left" w:pos="2160"/>
       </w:tabs>
-      <w:spacing w:before="240" w:after="200" w:line="240" w:lineRule="auto"/>
+      <w:spacing w:before="264" w:after="216" w:line="340" w:lineRule="exact"/>
       <w:ind w:left="2160" w:hanging="720"/>
       <w:jc w:val="left"/>
       <w:outlineLvl w:val="4"/>
@@ -5908,7 +5783,7 @@
       <w:tabs>
         <w:tab w:val="left" w:pos="2880"/>
       </w:tabs>
-      <w:spacing w:before="240" w:after="200" w:line="240" w:lineRule="auto"/>
+      <w:spacing w:before="264" w:after="216" w:line="340" w:lineRule="exact"/>
       <w:ind w:left="2880" w:hanging="720"/>
       <w:jc w:val="left"/>
       <w:outlineLvl w:val="4"/>
@@ -5928,7 +5803,7 @@
       <w:tabs>
         <w:tab w:val="left" w:pos="3600"/>
       </w:tabs>
-      <w:spacing w:before="240" w:after="200" w:line="240" w:lineRule="auto"/>
+      <w:spacing w:before="264" w:after="216" w:line="340" w:lineRule="exact"/>
       <w:ind w:left="3600" w:hanging="720"/>
       <w:jc w:val="left"/>
       <w:outlineLvl w:val="4"/>
@@ -5943,7 +5818,7 @@
     <w:basedOn w:val="Normal"/>
     <w:qFormat/>
     <w:pPr>
-      <w:spacing w:before="0" w:after="0" w:line="240" w:lineRule="auto"/>
+      <w:spacing w:before="0" w:after="0" w:line="340" w:lineRule="exact"/>
       <w:ind w:firstLine="0"/>
       <w:jc w:val="center"/>
     </w:pPr>
@@ -5955,7 +5830,7 @@
     <w:qFormat/>
     <w:pPr>
       <w:keepNext/>
-      <w:spacing w:before="60" w:after="60" w:line="240" w:lineRule="auto"/>
+      <w:spacing w:before="60" w:after="60" w:line="340" w:lineRule="exact"/>
     </w:pPr>
     <w:rPr>
       <w:b/>
@@ -5966,7 +5841,7 @@
     <w:basedOn w:val="Normal"/>
     <w:qFormat/>
     <w:pPr>
-      <w:spacing w:before="0" w:after="80" w:line="240" w:lineRule="auto"/>
+      <w:spacing w:before="0" w:after="0" w:line="140" w:lineRule="exact"/>
     </w:pPr>
     <w:rPr/>
   </w:style>
@@ -5979,7 +5854,7 @@
       <w:pBdr>
         <w:bottom w:val="single" w:sz="6" w:space="1" w:color="000000"/>
       </w:pBdr>
-      <w:spacing w:before="0" w:after="100" w:line="240" w:lineRule="auto"/>
+      <w:spacing w:before="0" w:after="100" w:line="120" w:lineRule="exact"/>
       <w:ind w:left="3240" w:right="3240" w:firstLine="0"/>
       <w:jc w:val="center"/>
     </w:pPr>
@@ -5994,7 +5869,7 @@
       <w:pBdr>
         <w:top w:val="double" w:sz="6" w:space="1" w:color="000000"/>
       </w:pBdr>
-      <w:spacing w:before="0" w:after="240" w:line="240" w:lineRule="auto"/>
+      <w:spacing w:before="0" w:after="120" w:line="120" w:lineRule="exact"/>
       <w:ind w:firstLine="0"/>
     </w:pPr>
     <w:rPr/>
@@ -6005,7 +5880,7 @@
     <w:qFormat/>
     <w:pPr>
       <w:keepLines/>
-      <w:spacing w:before="0" w:after="0" w:line="240" w:lineRule="auto"/>
+      <w:spacing w:before="0" w:after="0" w:line="340" w:lineRule="exact"/>
       <w:ind w:left="4680" w:firstLine="0"/>
       <w:jc w:val="left"/>
     </w:pPr>
@@ -6016,7 +5891,7 @@
     <w:basedOn w:val="Normal"/>
     <w:qFormat/>
     <w:pPr>
-      <w:spacing w:before="0" w:after="0" w:line="240" w:lineRule="auto"/>
+      <w:spacing w:before="0" w:after="0" w:line="340" w:lineRule="exact"/>
       <w:ind w:firstLine="0"/>
       <w:jc w:val="left"/>
     </w:pPr>
@@ -6029,7 +5904,7 @@
     <w:pPr>
       <w:keepNext/>
       <w:keepLines/>
-      <w:spacing w:before="0" w:after="0" w:line="240" w:lineRule="auto"/>
+      <w:spacing w:before="0" w:after="0" w:line="340" w:lineRule="exact"/>
       <w:ind w:left="4680" w:firstLine="0"/>
       <w:jc w:val="left"/>
     </w:pPr>
@@ -6040,7 +5915,7 @@
     <w:basedOn w:val="CASignature"/>
     <w:qFormat/>
     <w:pPr>
-      <w:spacing w:before="360" w:after="0" w:line="240" w:lineRule="auto"/>
+      <w:spacing w:before="336" w:after="0" w:line="340" w:lineRule="exact"/>
     </w:pPr>
     <w:rPr/>
   </w:style>
@@ -6049,7 +5924,7 @@
     <w:basedOn w:val="Normal"/>
     <w:qFormat/>
     <w:pPr>
-      <w:spacing w:before="0" w:after="240" w:line="240" w:lineRule="auto"/>
+      <w:spacing w:before="240" w:after="240" w:line="340" w:lineRule="exact"/>
       <w:ind w:firstLine="0"/>
       <w:jc w:val="left"/>
     </w:pPr>
@@ -6060,12 +5935,12 @@
     <w:basedOn w:val="Normal"/>
     <w:qFormat/>
     <w:pPr>
-      <w:keepNext/>
+      <w:keepLines/>
       <w:tabs>
         <w:tab w:val="right" w:leader="dot" w:pos="9360"/>
       </w:tabs>
-      <w:spacing w:before="240" w:after="0" w:line="240" w:lineRule="auto"/>
-      <w:ind w:firstLine="0"/>
+      <w:spacing w:before="144" w:after="0" w:line="340" w:lineRule="exact"/>
+      <w:ind w:left="720" w:right="720" w:hanging="720"/>
     </w:pPr>
     <w:rPr/>
   </w:style>
@@ -6079,8 +5954,8 @@
         <w:tab w:val="left" w:leader="none" w:pos="720"/>
         <w:tab w:val="right" w:leader="dot" w:pos="9360"/>
       </w:tabs>
-      <w:spacing w:before="120" w:after="0" w:line="240" w:lineRule="auto"/>
-      <w:ind w:left="720" w:hanging="720"/>
+      <w:spacing w:before="84" w:after="0" w:line="340" w:lineRule="exact"/>
+      <w:ind w:left="720" w:right="720" w:hanging="720"/>
     </w:pPr>
     <w:rPr/>
   </w:style>
@@ -6094,8 +5969,8 @@
         <w:tab w:val="left" w:leader="none" w:pos="1440"/>
         <w:tab w:val="right" w:leader="dot" w:pos="9360"/>
       </w:tabs>
-      <w:spacing w:before="120" w:after="0" w:line="240" w:lineRule="auto"/>
-      <w:ind w:left="1440" w:hanging="720"/>
+      <w:spacing w:before="84" w:after="0" w:line="340" w:lineRule="exact"/>
+      <w:ind w:left="1440" w:right="720" w:hanging="720"/>
     </w:pPr>
     <w:rPr/>
   </w:style>
@@ -6109,8 +5984,8 @@
         <w:tab w:val="left" w:leader="none" w:pos="2160"/>
         <w:tab w:val="right" w:leader="dot" w:pos="9360"/>
       </w:tabs>
-      <w:spacing w:before="120" w:after="0" w:line="240" w:lineRule="auto"/>
-      <w:ind w:left="2160" w:hanging="720"/>
+      <w:spacing w:before="84" w:after="0" w:line="340" w:lineRule="exact"/>
+      <w:ind w:left="2160" w:right="720" w:hanging="720"/>
     </w:pPr>
     <w:rPr/>
   </w:style>
@@ -6124,8 +5999,8 @@
         <w:tab w:val="left" w:leader="none" w:pos="2880"/>
         <w:tab w:val="right" w:leader="dot" w:pos="9360"/>
       </w:tabs>
-      <w:spacing w:before="120" w:after="0" w:line="240" w:lineRule="auto"/>
-      <w:ind w:left="2880" w:hanging="720"/>
+      <w:spacing w:before="84" w:after="0" w:line="340" w:lineRule="exact"/>
+      <w:ind w:left="2880" w:right="720" w:hanging="720"/>
     </w:pPr>
     <w:rPr/>
   </w:style>
@@ -6139,10 +6014,25 @@
         <w:tab w:val="left" w:leader="none" w:pos="3600"/>
         <w:tab w:val="right" w:leader="dot" w:pos="9360"/>
       </w:tabs>
-      <w:spacing w:before="120" w:after="0" w:line="240" w:lineRule="auto"/>
-      <w:ind w:left="3600" w:hanging="720"/>
+      <w:spacing w:before="84" w:after="0" w:line="340" w:lineRule="exact"/>
+      <w:ind w:left="3600" w:right="720" w:hanging="720"/>
     </w:pPr>
     <w:rPr/>
+  </w:style>
+  <w:style w:type="paragraph" w:customStyle="1" w:styleId="CATocPage">
+    <w:name w:val="CA TOC Page"/>
+    <w:basedOn w:val="Normal"/>
+    <w:qFormat/>
+    <w:pPr>
+      <w:keepNext/>
+      <w:spacing w:before="72" w:after="0" w:line="340" w:lineRule="exact"/>
+      <w:ind w:firstLine="0"/>
+      <w:jc w:val="right"/>
+    </w:pPr>
+    <w:rPr>
+      <w:b/>
+      <w:u w:val="single"/>
+    </w:rPr>
   </w:style>
   <w:style w:type="paragraph" w:customStyle="1" w:styleId="CAToaGroup">
     <w:name w:val="CA TOA Group"/>
@@ -6153,7 +6043,7 @@
       <w:tabs>
         <w:tab w:val="right" w:pos="9360"/>
       </w:tabs>
-      <w:spacing w:before="160" w:after="60" w:line="240" w:lineRule="auto"/>
+      <w:spacing w:before="336" w:after="48" w:line="340" w:lineRule="exact"/>
       <w:ind w:firstLine="0"/>
     </w:pPr>
     <w:rPr>
@@ -6169,8 +6059,8 @@
       <w:tabs>
         <w:tab w:val="right" w:leader="dot" w:pos="9360"/>
       </w:tabs>
-      <w:spacing w:before="60" w:after="0" w:line="240" w:lineRule="auto"/>
-      <w:ind w:left="504" w:right="720" w:hanging="504"/>
+      <w:spacing w:before="168" w:after="0" w:line="340" w:lineRule="exact"/>
+      <w:ind w:left="504" w:right="1120" w:hanging="504"/>
     </w:pPr>
     <w:rPr/>
   </w:style>

--- a/courts/seventh-circuit/court-of-appeals/reply-brief/usage/OUTPUT-reply-brief.docx
+++ b/courts/seventh-circuit/court-of-appeals/reply-brief/usage/OUTPUT-reply-brief.docx
@@ -10,7 +10,7 @@
         <w:t xml:space="preserve">26</w:t>
       </w:r>
       <w:r>
-        <w:noBreakHyphen/>
+        <w:t xml:space="preserve">-⁠</w:t>
       </w:r>
       <w:r>
         <w:t xml:space="preserve">2473</w:t>
@@ -281,7 +281,7 @@
         <w:t xml:space="preserve">1:25-cv</w:t>
       </w:r>
       <w:r>
-        <w:noBreakHyphen/>
+        <w:t xml:space="preserve">-⁠</w:t>
       </w:r>
       <w:r>
         <w:t xml:space="preserve">15704</w:t>
@@ -663,7 +663,7 @@
               <w:t xml:space="preserve">888</w:t>
             </w:r>
             <w:r>
-              <w:noBreakHyphen/>
+              <w:t xml:space="preserve">-⁠</w:t>
             </w:r>
             <w:r>
               <w:t xml:space="preserve">2084</w:t>
@@ -838,7 +838,7 @@
               <w:t xml:space="preserve">660</w:t>
             </w:r>
             <w:r>
-              <w:noBreakHyphen/>
+              <w:t xml:space="preserve">-⁠</w:t>
             </w:r>
             <w:r>
               <w:t xml:space="preserve">7600</w:t>
@@ -865,7 +865,7 @@
               <w:t xml:space="preserve">692</w:t>
             </w:r>
             <w:r>
-              <w:noBreakHyphen/>
+              <w:t xml:space="preserve">-⁠</w:t>
             </w:r>
             <w:r>
               <w:t xml:space="preserve">1718</w:t>
@@ -1065,7 +1065,7 @@
               <w:t xml:space="preserve">630</w:t>
             </w:r>
             <w:r>
-              <w:noBreakHyphen/>
+              <w:t xml:space="preserve">-⁠</w:t>
             </w:r>
             <w:r>
               <w:t xml:space="preserve">9744</w:t>
@@ -1092,7 +1092,7 @@
               <w:t xml:space="preserve">630</w:t>
             </w:r>
             <w:r>
-              <w:noBreakHyphen/>
+              <w:t xml:space="preserve">-⁠</w:t>
             </w:r>
             <w:r>
               <w:t xml:space="preserve">1127</w:t>
@@ -2460,7 +2460,7 @@
         <w:t xml:space="preserve">25-CV</w:t>
       </w:r>
       <w:r>
-        <w:noBreakHyphen/>
+        <w:t xml:space="preserve">-⁠</w:t>
       </w:r>
       <w:r>
         <w:t xml:space="preserve">10548,</w:t>
@@ -3021,13 +3021,7 @@
         <w:t xml:space="preserve"> </w:t>
       </w:r>
       <w:r>
-        <w:t xml:space="preserve">9–10 (citing Dkt. 3</w:t>
-      </w:r>
-      <w:r>
-        <w:noBreakHyphen/>
-      </w:r>
-      <w:r>
-        <w:t xml:space="preserve">7 at 2, 5–6).) It then asserted, without further explanation, that these snippets reflected “proposed project activities that conflict with the Department’s policy.”</w:t>
+        <w:t xml:space="preserve">9–10 (citing Dkt. 3-⁠7 at 2, 5–6).) It then asserted, without further explanation, that these snippets reflected “proposed project activities that conflict with the Department’s policy.”</w:t>
       </w:r>
       <w:r>
         <w:rPr>
@@ -3074,13 +3068,7 @@
         <w:t xml:space="preserve"> </w:t>
       </w:r>
       <w:r>
-        <w:t xml:space="preserve">20–21 (citing Dkt. 62 at 2; Dkt. 3</w:t>
-      </w:r>
-      <w:r>
-        <w:noBreakHyphen/>
-      </w:r>
-      <w:r>
-        <w:t xml:space="preserve">4 at 40, 53, 63, 144).)</w:t>
+        <w:t xml:space="preserve">20–21 (citing Dkt. 62 at 2; Dkt. 3-⁠4 at 40, 53, 63, 144).)</w:t>
       </w:r>
     </w:p>
     <w:p>
@@ -3190,13 +3178,7 @@
         <w:t xml:space="preserve">Brighton Park Neighborhood Council, et al. v. McMahon, et al.</w:t>
       </w:r>
       <w:r>
-        <w:t xml:space="preserve">, No. 1:25-cv</w:t>
-      </w:r>
-      <w:r>
-        <w:noBreakHyphen/>
-      </w:r>
-      <w:r>
-        <w:t xml:space="preserve">04523-SLS, Am. Compl., ECF No. 27, at ¶¶ 11–17, 61–63 (D.D.C. Feb. 27, 2026). In its memorandum opposing summary judgment, the Department admitted what the record here establishes: it targeted grantee organizations because they expressed support for DEI and not because they used, or proposed to use, grant funds to provide DEI programming. The Department told the court that it “fails to see what other alternatives, besides discontinuing grants awarded to entities committed to the support of diversity, equity, and inclusion (‘DEI’) initiatives deemed unlawful by the new presidential administration, were available to it.”</w:t>
+        <w:t xml:space="preserve">, No. 1:25-cv-⁠04523-SLS, Am. Compl., ECF No. 27, at ¶¶ 11–17, 61–63 (D.D.C. Feb. 27, 2026). In its memorandum opposing summary judgment, the Department admitted what the record here establishes: it targeted grantee organizations because they expressed support for DEI and not because they used, or proposed to use, grant funds to provide DEI programming. The Department told the court that it “fails to see what other alternatives, besides discontinuing grants awarded to entities committed to the support of diversity, equity, and inclusion (‘DEI’) initiatives deemed unlawful by the new presidential administration, were available to it.”</w:t>
       </w:r>
       <w:r>
         <w:t xml:space="preserve"> </w:t>
@@ -4110,7 +4092,7 @@
         <w:t xml:space="preserve">660</w:t>
       </w:r>
       <w:r>
-        <w:noBreakHyphen/>
+        <w:t xml:space="preserve">-⁠</w:t>
       </w:r>
       <w:r>
         <w:t xml:space="preserve">7600</w:t>
@@ -4360,13 +4342,7 @@
         <w:t xml:space="preserve"> </w:t>
       </w:r>
       <w:r>
-        <w:t xml:space="preserve">This is consistent with the Department’s February 2025 Directive prioritizing viewpoint-driven review of “organizations that support diversity, equity, and inclusion . . .” (Dkt. 49</w:t>
-      </w:r>
-      <w:r>
-        <w:noBreakHyphen/>
-      </w:r>
-      <w:r>
-        <w:t xml:space="preserve">22 at 2.) Last week, a district court granted summary judgment to plaintiffs challenging that Directive, vacating it and declaring it substantively unlawful under the APA.</w:t>
+        <w:t xml:space="preserve">This is consistent with the Department’s February 2025 Directive prioritizing viewpoint-driven review of “organizations that support diversity, equity, and inclusion . . .” (Dkt. 49-⁠22 at 2.) Last week, a district court granted summary judgment to plaintiffs challenging that Directive, vacating it and declaring it substantively unlawful under the APA.</w:t>
       </w:r>
       <w:r>
         <w:t xml:space="preserve"> </w:t>
@@ -4379,13 +4355,7 @@
         <w:t xml:space="preserve">California, et al. v. Dep’t of Ed., et al.</w:t>
       </w:r>
       <w:r>
-        <w:t xml:space="preserve">, No. 25-CV</w:t>
-      </w:r>
-      <w:r>
-        <w:noBreakHyphen/>
-      </w:r>
-      <w:r>
-        <w:t xml:space="preserve">10548, Mem. and Order, ECF No. 176 (D. Mass. Sept. 17, 2026).</w:t>
+        <w:t xml:space="preserve">, No. 25-CV-⁠10548, Mem. and Order, ECF No. 176 (D. Mass. Sept. 17, 2026).</w:t>
       </w:r>
     </w:p>
   </w:footnote>
